--- a/docs/qwen/千问办公专家套件方案书-多专家协同研发工作流.docx
+++ b/docs/qwen/千问办公专家套件方案书-多专家协同研发工作流.docx
@@ -32,7 +32,7 @@
           <w:rFonts w:ascii="Microsoft YaHei" w:hAnsi="Microsoft YaHei"/>
           <w:sz w:val="24"/>
         </w:rPr>
-        <w:t>申报主体：YuanYii</w:t>
+        <w:t>申报主体：任可</w:t>
       </w:r>
     </w:p>
     <w:p>

--- a/docs/qwen/千问办公专家套件方案书-多专家协同研发工作流.docx
+++ b/docs/qwen/千问办公专家套件方案书-多专家协同研发工作流.docx
@@ -5,34 +5,65 @@
     <w:p>
       <w:pPr>
         <w:pStyle w:val="dingding-heading1"/>
+        <w:spacing w:before="240" w:after="160" w:line="300" w:lineRule="auto"/>
+        <w:jc w:val="center"/>
       </w:pPr>
-      <w:r>
-        <w:rPr>
-          <w:sz w:val="48"/>
-          <w:b w:val="1"/>
-        </w:rPr>
-        <w:t xml:space="preserve">千问办公专家套件方案书模版</w:t>
-      </w:r>
-    </w:p>
-    <w:p>
-      <w:pPr/>
       <w:r>
         <w:rPr>
           <w:rFonts w:ascii="Microsoft YaHei" w:hAnsi="Microsoft YaHei"/>
           <w:b/>
-          <w:sz w:val="24"/>
+          <w:color w:val="0284C7"/>
+          <w:sz w:val="36"/>
         </w:rPr>
-        <w:t>专家名称：多专家协同研发工作流 (multi-agent-flow)</w:t>
+        <w:t>千问办公专家套件方案书</w:t>
       </w:r>
     </w:p>
     <w:p>
-      <w:pPr/>
+      <w:pPr>
+        <w:spacing w:before="80" w:after="40" w:line="300" w:lineRule="auto"/>
+        <w:jc w:val="left"/>
+      </w:pPr>
       <w:r>
         <w:rPr>
           <w:rFonts w:ascii="Microsoft YaHei" w:hAnsi="Microsoft YaHei"/>
-          <w:sz w:val="24"/>
+          <w:b/>
+          <w:color w:val="1E293B"/>
+          <w:sz w:val="22"/>
         </w:rPr>
-        <w:t>申报主体：任可</w:t>
+        <w:t>专家名称：</w:t>
+      </w:r>
+      <w:r>
+        <w:rPr>
+          <w:rFonts w:ascii="Microsoft YaHei" w:hAnsi="Microsoft YaHei"/>
+          <w:b w:val="0"/>
+          <w:color w:val="1E293B"/>
+          <w:sz w:val="22"/>
+        </w:rPr>
+        <w:t>多专家协同研发工作流 (multi-agent-flow)</w:t>
+      </w:r>
+    </w:p>
+    <w:p>
+      <w:pPr>
+        <w:spacing w:before="40" w:after="200" w:line="300" w:lineRule="auto"/>
+        <w:jc w:val="left"/>
+      </w:pPr>
+      <w:r>
+        <w:rPr>
+          <w:rFonts w:ascii="Microsoft YaHei" w:hAnsi="Microsoft YaHei"/>
+          <w:b/>
+          <w:color w:val="1E293B"/>
+          <w:sz w:val="22"/>
+        </w:rPr>
+        <w:t>申报主体：</w:t>
+      </w:r>
+      <w:r>
+        <w:rPr>
+          <w:rFonts w:ascii="Microsoft YaHei" w:hAnsi="Microsoft YaHei"/>
+          <w:b w:val="0"/>
+          <w:color w:val="1E293B"/>
+          <w:sz w:val="22"/>
+        </w:rPr>
+        <w:t>任可</w:t>
       </w:r>
     </w:p>
     <w:p>
@@ -46,36 +77,66 @@
       <w:bookmarkStart w:id="msldvlm6ogdcmootmi" w:name="msldvlm6ogdcmootmi"/>
       <w:pPr>
         <w:pStyle w:val="dingding-heading1"/>
-        <w:spacing w:line="223.99999999999997"/>
+        <w:spacing w:line="300" w:before="280" w:after="120" w:lineRule="auto"/>
+        <w:jc w:val="left"/>
+      </w:pPr>
+      <w:bookmarkEnd w:id="msldvlm6ogdcmootmi"/>
+      <w:r>
+        <w:rPr>
+          <w:rFonts w:ascii="Microsoft YaHei" w:hAnsi="Microsoft YaHei"/>
+          <w:b/>
+          <w:color w:val="0284C7"/>
+          <w:sz w:val="26"/>
+        </w:rPr>
+        <w:t>一、专家定位描述</w:t>
+      </w:r>
+    </w:p>
+    <w:p>
+      <w:pPr>
+        <w:spacing w:before="80" w:after="80" w:line="300" w:lineRule="auto"/>
+        <w:jc w:val="left"/>
       </w:pPr>
       <w:r>
         <w:rPr>
-          <w:sz w:val="42"/>
-          <w:b w:val="1"/>
+          <w:rFonts w:ascii="Microsoft YaHei" w:hAnsi="Microsoft YaHei"/>
+          <w:b/>
+          <w:color w:val="0284C7"/>
+          <w:sz w:val="21"/>
         </w:rPr>
-        <w:t xml:space="preserve">一、专家定位描述</w:t>
+        <w:t xml:space="preserve">【一句话定位】 </w:t>
       </w:r>
-      <w:bookmarkEnd w:id="msldvlm6ogdcmootmi"/>
-    </w:p>
-    <w:p>
-      <w:pPr/>
       <w:r>
         <w:rPr>
           <w:rFonts w:ascii="Microsoft YaHei" w:hAnsi="Microsoft YaHei"/>
+          <w:b w:val="0"/>
+          <w:color w:val="1E293B"/>
           <w:sz w:val="21"/>
         </w:rPr>
-        <w:t>一句话定位：面向敏捷研发团队与独立开发者的 8 位 AI 专家协同工作流套件，提供契约驱动的 5 层防错状态机、在制品并发控制与人类专属验收质量门禁。</w:t>
+        <w:t>面向敏捷研发团队与独立开发者的 8 位 AI 专家协同工作流套件，提供契约驱动的 5 层防错状态机、在制品并发控制与人类专属验收质量门禁。</w:t>
       </w:r>
     </w:p>
     <w:p>
-      <w:pPr/>
+      <w:pPr>
+        <w:spacing w:before="80" w:after="80" w:line="300" w:lineRule="auto"/>
+        <w:jc w:val="left"/>
+      </w:pPr>
       <w:r>
         <w:rPr>
           <w:rFonts w:ascii="Microsoft YaHei" w:hAnsi="Microsoft YaHei"/>
+          <w:b/>
+          <w:color w:val="0284C7"/>
           <w:sz w:val="21"/>
         </w:rPr>
-        <w:t>差异化壁垒：</w:t>
+        <w:t>【差异化壁垒】</w:t>
         <w:br/>
+      </w:r>
+      <w:r>
+        <w:rPr>
+          <w:rFonts w:ascii="Microsoft YaHei" w:hAnsi="Microsoft YaHei"/>
+          <w:b w:val="0"/>
+          <w:color w:val="1E293B"/>
+          <w:sz w:val="21"/>
+        </w:rPr>
         <w:t>1. 8 角色细粒度分工闭环：拆解为 PM 严经理、架构师钱架构、开发李开发、前端马前端、审查周审查、测试章测试、运维吕改特、文档李文通，避免单 Agent 自写自测自夸；</w:t>
         <w:br/>
         <w:t>2. 5 层防错状态机硬门禁：强类型 JSON 契约、在制品并发上限（WIP Limit）、防冲卡时序校验、缺陷原卡打回不拆单、Git Pre-commit 物理硬拦截；</w:t>
@@ -93,30 +154,36 @@
       <w:bookmarkStart w:id="msldvygw80mqpfviftr" w:name="msldvygw80mqpfviftr"/>
       <w:pPr>
         <w:pStyle w:val="dingding-heading1"/>
-        <w:spacing w:line="223.99999999999997"/>
+        <w:spacing w:line="300" w:before="280" w:after="120" w:lineRule="auto"/>
+        <w:jc w:val="left"/>
       </w:pPr>
-      <w:r>
-        <w:rPr>
-          <w:sz w:val="42"/>
-          <w:b w:val="1"/>
-        </w:rPr>
-        <w:t xml:space="preserve">二、Persona 画像</w:t>
-      </w:r>
       <w:bookmarkEnd w:id="msldvygw80mqpfviftr"/>
-    </w:p>
-    <w:p>
-      <w:pPr>
-        <w:pStyle w:val="dingding-heading2"/>
-        <w:spacing w:line="223.99999999999997"/>
-      </w:pPr>
       <w:r>
         <w:rPr>
           <w:rFonts w:ascii="Microsoft YaHei" w:hAnsi="Microsoft YaHei"/>
-          <w:sz w:val="21"/>
+          <w:b/>
+          <w:color w:val="0284C7"/>
+          <w:sz w:val="26"/>
+        </w:rPr>
+        <w:t>二、Persona 画像</w:t>
+      </w:r>
+    </w:p>
+    <w:p>
+      <w:bookmarkStart w:id="msldwbo5c0bdr1e3r6" w:name="msldwbo5c0bdr1e3r6"/>
+      <w:pPr>
+        <w:pStyle w:val="dingding-heading2"/>
+        <w:spacing w:line="300" w:before="200" w:after="80" w:lineRule="auto"/>
+        <w:jc w:val="left"/>
+      </w:pPr>
+      <w:bookmarkEnd w:id="msldwbo5c0bdr1e3r6"/>
+      <w:r>
+        <w:rPr>
+          <w:rFonts w:ascii="Microsoft YaHei" w:hAnsi="Microsoft YaHei"/>
+          <w:b/>
+          <w:color w:val="1E293B"/>
+          <w:sz w:val="23"/>
         </w:rPr>
         <w:t>2.1 目标用户一句话描述</w:t>
-        <w:br/>
-        <w:t>使用千问办公/AI IDE 进行日常软件需求拆解、架构设计、编码测试与敏捷交付的技术主管、敏捷项目经理、全栈工程师及独立开发者。</w:t>
       </w:r>
     </w:p>
     <w:p>
@@ -131,16 +198,19 @@
       <w:bookmarkStart w:id="msldwk0tt10fw76ydg" w:name="msldwk0tt10fw76ydg"/>
       <w:pPr>
         <w:pStyle w:val="dingding-heading2"/>
-        <w:spacing w:line="223.99999999999997"/>
+        <w:spacing w:line="300" w:before="200" w:after="80" w:lineRule="auto"/>
+        <w:jc w:val="left"/>
       </w:pPr>
+      <w:bookmarkEnd w:id="msldwk0tt10fw76ydg"/>
       <w:r>
         <w:rPr>
-          <w:sz w:val="36"/>
-          <w:b w:val="1"/>
+          <w:rFonts w:ascii="Microsoft YaHei" w:hAnsi="Microsoft YaHei"/>
+          <w:b/>
+          <w:color w:val="1E293B"/>
+          <w:sz w:val="23"/>
         </w:rPr>
-        <w:t xml:space="preserve">2.2 画像要素</w:t>
+        <w:t>2.2 画像要素</w:t>
       </w:r>
-      <w:bookmarkEnd w:id="msldwk0tt10fw76ydg"/>
     </w:p>
     <w:tbl>
       <w:tblPr>
@@ -159,22 +229,42 @@
         <w:tc>
           <w:tcPr>
             <w:tcW w:w="3305" w:type="dxa"/>
-          </w:tcPr>
-          <w:p>
-            <w:pPr/>
-            <w:r>
-              <w:t xml:space="preserve">要素</w:t>
+            <w:shd w:fill="F1F5F9"/>
+          </w:tcPr>
+          <w:p>
+            <w:pPr>
+              <w:spacing w:before="60" w:after="60" w:line="276" w:lineRule="auto"/>
+              <w:jc w:val="center"/>
+            </w:pPr>
+            <w:r>
+              <w:rPr>
+                <w:rFonts w:ascii="Microsoft YaHei" w:hAnsi="Microsoft YaHei"/>
+                <w:b/>
+                <w:color w:val="1E293B"/>
+                <w:sz w:val="19"/>
+              </w:rPr>
+              <w:t>要素</w:t>
             </w:r>
           </w:p>
         </w:tc>
         <w:tc>
           <w:tcPr>
             <w:tcW w:w="18354" w:type="dxa"/>
-          </w:tcPr>
-          <w:p>
-            <w:pPr/>
-            <w:r>
-              <w:t xml:space="preserve">描述</w:t>
+            <w:shd w:fill="F1F5F9"/>
+          </w:tcPr>
+          <w:p>
+            <w:pPr>
+              <w:spacing w:before="60" w:after="60" w:line="276" w:lineRule="auto"/>
+              <w:jc w:val="center"/>
+            </w:pPr>
+            <w:r>
+              <w:rPr>
+                <w:rFonts w:ascii="Microsoft YaHei" w:hAnsi="Microsoft YaHei"/>
+                <w:b/>
+                <w:color w:val="1E293B"/>
+                <w:sz w:val="19"/>
+              </w:rPr>
+              <w:t>详细描述</w:t>
             </w:r>
           </w:p>
         </w:tc>
@@ -186,18 +276,19 @@
         <w:tc>
           <w:tcPr>
             <w:tcW w:w="3305" w:type="dxa"/>
-          </w:tcPr>
-          <w:p>
-            <w:pPr>
-              <w:spacing w:before="80" w:after="80" w:line="276" w:lineRule="auto"/>
-            </w:pPr>
-            <w:r/>
-            <w:r>
-              <w:rPr>
-                <w:rFonts w:ascii="Microsoft YaHei" w:hAnsi="Microsoft YaHei"/>
-                <w:b/>
-                <w:color w:val="1E293B"/>
-                <w:sz w:val="20"/>
+            <w:shd w:fill="F8FAFC"/>
+          </w:tcPr>
+          <w:p>
+            <w:pPr>
+              <w:spacing w:before="60" w:after="60" w:line="276" w:lineRule="auto"/>
+              <w:jc w:val="left"/>
+            </w:pPr>
+            <w:r>
+              <w:rPr>
+                <w:rFonts w:ascii="Microsoft YaHei" w:hAnsi="Microsoft YaHei"/>
+                <w:b/>
+                <w:color w:val="1E293B"/>
+                <w:sz w:val="18"/>
               </w:rPr>
               <w:t>岗位</w:t>
             </w:r>
@@ -209,15 +300,15 @@
           </w:tcPr>
           <w:p>
             <w:pPr>
-              <w:spacing w:before="80" w:after="80" w:line="276" w:lineRule="auto"/>
-            </w:pPr>
-            <w:r/>
-            <w:r>
-              <w:rPr>
-                <w:rFonts w:ascii="Microsoft YaHei" w:hAnsi="Microsoft YaHei"/>
-                <w:b w:val="0"/>
-                <w:color w:val="1E293B"/>
-                <w:sz w:val="20"/>
+              <w:spacing w:before="60" w:after="60" w:line="276" w:lineRule="auto"/>
+              <w:jc w:val="left"/>
+            </w:pPr>
+            <w:r>
+              <w:rPr>
+                <w:rFonts w:ascii="Microsoft YaHei" w:hAnsi="Microsoft YaHei"/>
+                <w:b w:val="0"/>
+                <w:color w:val="1E293B"/>
+                <w:sz w:val="18"/>
               </w:rPr>
               <w:t>技术主管 (Tech Lead) / 研发项目经理 (PM) / 全栈工程师 (Full-Stack Dev) / 独立开发者 (Indie Hacker)</w:t>
             </w:r>
@@ -231,18 +322,19 @@
         <w:tc>
           <w:tcPr>
             <w:tcW w:w="3305" w:type="dxa"/>
-          </w:tcPr>
-          <w:p>
-            <w:pPr>
-              <w:spacing w:before="80" w:after="80" w:line="276" w:lineRule="auto"/>
-            </w:pPr>
-            <w:r/>
-            <w:r>
-              <w:rPr>
-                <w:rFonts w:ascii="Microsoft YaHei" w:hAnsi="Microsoft YaHei"/>
-                <w:b/>
-                <w:color w:val="1E293B"/>
-                <w:sz w:val="20"/>
+            <w:shd w:fill="F8FAFC"/>
+          </w:tcPr>
+          <w:p>
+            <w:pPr>
+              <w:spacing w:before="60" w:after="60" w:line="276" w:lineRule="auto"/>
+              <w:jc w:val="left"/>
+            </w:pPr>
+            <w:r>
+              <w:rPr>
+                <w:rFonts w:ascii="Microsoft YaHei" w:hAnsi="Microsoft YaHei"/>
+                <w:b/>
+                <w:color w:val="1E293B"/>
+                <w:sz w:val="18"/>
               </w:rPr>
               <w:t>组织规模</w:t>
             </w:r>
@@ -254,15 +346,15 @@
           </w:tcPr>
           <w:p>
             <w:pPr>
-              <w:spacing w:before="80" w:after="80" w:line="276" w:lineRule="auto"/>
-            </w:pPr>
-            <w:r/>
-            <w:r>
-              <w:rPr>
-                <w:rFonts w:ascii="Microsoft YaHei" w:hAnsi="Microsoft YaHei"/>
-                <w:b w:val="0"/>
-                <w:color w:val="1E293B"/>
-                <w:sz w:val="20"/>
+              <w:spacing w:before="60" w:after="60" w:line="276" w:lineRule="auto"/>
+              <w:jc w:val="left"/>
+            </w:pPr>
+            <w:r>
+              <w:rPr>
+                <w:rFonts w:ascii="Microsoft YaHei" w:hAnsi="Microsoft YaHei"/>
+                <w:b w:val="0"/>
+                <w:color w:val="1E293B"/>
+                <w:sz w:val="18"/>
               </w:rPr>
               <w:t>1~50 人的敏捷研发团队、数字化转型敏捷小组或独立开发工作室</w:t>
             </w:r>
@@ -276,18 +368,19 @@
         <w:tc>
           <w:tcPr>
             <w:tcW w:w="3305" w:type="dxa"/>
-          </w:tcPr>
-          <w:p>
-            <w:pPr>
-              <w:spacing w:before="80" w:after="80" w:line="276" w:lineRule="auto"/>
-            </w:pPr>
-            <w:r/>
-            <w:r>
-              <w:rPr>
-                <w:rFonts w:ascii="Microsoft YaHei" w:hAnsi="Microsoft YaHei"/>
-                <w:b/>
-                <w:color w:val="1E293B"/>
-                <w:sz w:val="20"/>
+            <w:shd w:fill="F8FAFC"/>
+          </w:tcPr>
+          <w:p>
+            <w:pPr>
+              <w:spacing w:before="60" w:after="60" w:line="276" w:lineRule="auto"/>
+              <w:jc w:val="left"/>
+            </w:pPr>
+            <w:r>
+              <w:rPr>
+                <w:rFonts w:ascii="Microsoft YaHei" w:hAnsi="Microsoft YaHei"/>
+                <w:b/>
+                <w:color w:val="1E293B"/>
+                <w:sz w:val="18"/>
               </w:rPr>
               <w:t>日常主要工作</w:t>
             </w:r>
@@ -299,15 +392,15 @@
           </w:tcPr>
           <w:p>
             <w:pPr>
-              <w:spacing w:before="80" w:after="80" w:line="276" w:lineRule="auto"/>
-            </w:pPr>
-            <w:r/>
-            <w:r>
-              <w:rPr>
-                <w:rFonts w:ascii="Microsoft YaHei" w:hAnsi="Microsoft YaHei"/>
-                <w:b w:val="0"/>
-                <w:color w:val="1E293B"/>
-                <w:sz w:val="20"/>
+              <w:spacing w:before="60" w:after="60" w:line="276" w:lineRule="auto"/>
+              <w:jc w:val="left"/>
+            </w:pPr>
+            <w:r>
+              <w:rPr>
+                <w:rFonts w:ascii="Microsoft YaHei" w:hAnsi="Microsoft YaHei"/>
+                <w:b w:val="0"/>
+                <w:color w:val="1E293B"/>
+                <w:sz w:val="18"/>
               </w:rPr>
               <w:t>需求 WBS 拆解、架构设计与 ADR 决策、前后端业务编码、代码审查、自动化测试、缺陷修复、发布运维与工程文档沉淀</w:t>
             </w:r>
@@ -321,18 +414,19 @@
         <w:tc>
           <w:tcPr>
             <w:tcW w:w="3305" w:type="dxa"/>
-          </w:tcPr>
-          <w:p>
-            <w:pPr>
-              <w:spacing w:before="80" w:after="80" w:line="276" w:lineRule="auto"/>
-            </w:pPr>
-            <w:r/>
-            <w:r>
-              <w:rPr>
-                <w:rFonts w:ascii="Microsoft YaHei" w:hAnsi="Microsoft YaHei"/>
-                <w:b/>
-                <w:color w:val="1E293B"/>
-                <w:sz w:val="20"/>
+            <w:shd w:fill="F8FAFC"/>
+          </w:tcPr>
+          <w:p>
+            <w:pPr>
+              <w:spacing w:before="60" w:after="60" w:line="276" w:lineRule="auto"/>
+              <w:jc w:val="left"/>
+            </w:pPr>
+            <w:r>
+              <w:rPr>
+                <w:rFonts w:ascii="Microsoft YaHei" w:hAnsi="Microsoft YaHei"/>
+                <w:b/>
+                <w:color w:val="1E293B"/>
+                <w:sz w:val="18"/>
               </w:rPr>
               <w:t>常用工具</w:t>
             </w:r>
@@ -344,15 +438,15 @@
           </w:tcPr>
           <w:p>
             <w:pPr>
-              <w:spacing w:before="80" w:after="80" w:line="276" w:lineRule="auto"/>
-            </w:pPr>
-            <w:r/>
-            <w:r>
-              <w:rPr>
-                <w:rFonts w:ascii="Microsoft YaHei" w:hAnsi="Microsoft YaHei"/>
-                <w:b w:val="0"/>
-                <w:color w:val="1E293B"/>
-                <w:sz w:val="20"/>
+              <w:spacing w:before="60" w:after="60" w:line="276" w:lineRule="auto"/>
+              <w:jc w:val="left"/>
+            </w:pPr>
+            <w:r>
+              <w:rPr>
+                <w:rFonts w:ascii="Microsoft YaHei" w:hAnsi="Microsoft YaHei"/>
+                <w:b w:val="0"/>
+                <w:color w:val="1E293B"/>
+                <w:sz w:val="18"/>
               </w:rPr>
               <w:t>千问办公、Qoder、VS Code、Git/GitHub、Docker、Postman、pytest/vitest</w:t>
             </w:r>
@@ -366,18 +460,19 @@
         <w:tc>
           <w:tcPr>
             <w:tcW w:w="3305" w:type="dxa"/>
-          </w:tcPr>
-          <w:p>
-            <w:pPr>
-              <w:spacing w:before="80" w:after="80" w:line="276" w:lineRule="auto"/>
-            </w:pPr>
-            <w:r/>
-            <w:r>
-              <w:rPr>
-                <w:rFonts w:ascii="Microsoft YaHei" w:hAnsi="Microsoft YaHei"/>
-                <w:b/>
-                <w:color w:val="1E293B"/>
-                <w:sz w:val="20"/>
+            <w:shd w:fill="F8FAFC"/>
+          </w:tcPr>
+          <w:p>
+            <w:pPr>
+              <w:spacing w:before="60" w:after="60" w:line="276" w:lineRule="auto"/>
+              <w:jc w:val="left"/>
+            </w:pPr>
+            <w:r>
+              <w:rPr>
+                <w:rFonts w:ascii="Microsoft YaHei" w:hAnsi="Microsoft YaHei"/>
+                <w:b/>
+                <w:color w:val="1E293B"/>
+                <w:sz w:val="18"/>
               </w:rPr>
               <w:t>核心 KPI</w:t>
             </w:r>
@@ -389,15 +484,15 @@
           </w:tcPr>
           <w:p>
             <w:pPr>
-              <w:spacing w:before="80" w:after="80" w:line="276" w:lineRule="auto"/>
-            </w:pPr>
-            <w:r/>
-            <w:r>
-              <w:rPr>
-                <w:rFonts w:ascii="Microsoft YaHei" w:hAnsi="Microsoft YaHei"/>
-                <w:b w:val="0"/>
-                <w:color w:val="1E293B"/>
-                <w:sz w:val="20"/>
+              <w:spacing w:before="60" w:after="60" w:line="276" w:lineRule="auto"/>
+              <w:jc w:val="left"/>
+            </w:pPr>
+            <w:r>
+              <w:rPr>
+                <w:rFonts w:ascii="Microsoft YaHei" w:hAnsi="Microsoft YaHei"/>
+                <w:b w:val="0"/>
+                <w:color w:val="1E293B"/>
+                <w:sz w:val="18"/>
               </w:rPr>
               <w:t>研发迭代交付周期 (Lead Time)、缺陷逃逸率 (Defect Rate)、代码审查覆盖率 (CR Rate)、工程文档完备率</w:t>
             </w:r>
@@ -411,18 +506,19 @@
         <w:tc>
           <w:tcPr>
             <w:tcW w:w="3305" w:type="dxa"/>
-          </w:tcPr>
-          <w:p>
-            <w:pPr>
-              <w:spacing w:before="80" w:after="80" w:line="276" w:lineRule="auto"/>
-            </w:pPr>
-            <w:r/>
-            <w:r>
-              <w:rPr>
-                <w:rFonts w:ascii="Microsoft YaHei" w:hAnsi="Microsoft YaHei"/>
-                <w:b/>
-                <w:color w:val="1E293B"/>
-                <w:sz w:val="20"/>
+            <w:shd w:fill="F8FAFC"/>
+          </w:tcPr>
+          <w:p>
+            <w:pPr>
+              <w:spacing w:before="60" w:after="60" w:line="276" w:lineRule="auto"/>
+              <w:jc w:val="left"/>
+            </w:pPr>
+            <w:r>
+              <w:rPr>
+                <w:rFonts w:ascii="Microsoft YaHei" w:hAnsi="Microsoft YaHei"/>
+                <w:b/>
+                <w:color w:val="1E293B"/>
+                <w:sz w:val="18"/>
               </w:rPr>
               <w:t>成功指标</w:t>
             </w:r>
@@ -434,15 +530,15 @@
           </w:tcPr>
           <w:p>
             <w:pPr>
-              <w:spacing w:before="80" w:after="80" w:line="276" w:lineRule="auto"/>
-            </w:pPr>
-            <w:r/>
-            <w:r>
-              <w:rPr>
-                <w:rFonts w:ascii="Microsoft YaHei" w:hAnsi="Microsoft YaHei"/>
-                <w:b w:val="0"/>
-                <w:color w:val="1E293B"/>
-                <w:sz w:val="20"/>
+              <w:spacing w:before="60" w:after="60" w:line="276" w:lineRule="auto"/>
+              <w:jc w:val="left"/>
+            </w:pPr>
+            <w:r>
+              <w:rPr>
+                <w:rFonts w:ascii="Microsoft YaHei" w:hAnsi="Microsoft YaHei"/>
+                <w:b w:val="0"/>
+                <w:color w:val="1E293B"/>
+                <w:sz w:val="18"/>
               </w:rPr>
               <w:t>AI 交付代码 0 悬挂、缺陷返工率降低 60% 以上、研发全流程各阶段状态与产物透明可溯</w:t>
             </w:r>
@@ -451,22 +547,21 @@
       </w:tr>
     </w:tbl>
     <w:p>
+      <w:bookmarkStart w:id="mslfj9zidv64qnqvsf" w:name="mslfj9zidv64qnqvsf"/>
       <w:pPr>
         <w:pStyle w:val="dingding-heading2"/>
-        <w:spacing w:line="223.99999999999997"/>
+        <w:spacing w:line="300" w:before="200" w:after="80" w:lineRule="auto"/>
+        <w:jc w:val="left"/>
       </w:pPr>
+      <w:bookmarkEnd w:id="mslfj9zidv64qnqvsf"/>
       <w:r>
         <w:rPr>
           <w:rFonts w:ascii="Microsoft YaHei" w:hAnsi="Microsoft YaHei"/>
-          <w:sz w:val="21"/>
+          <w:b/>
+          <w:color w:val="1E293B"/>
+          <w:sz w:val="23"/>
         </w:rPr>
         <w:t>2.3 核心痛点</w:t>
-        <w:br/>
-        <w:t>1. 单 Agent 角色混淆与盲目自夸：单个 AI 既当裁判又当选手，容易产生伪完工与缺陷逃逸；</w:t>
-        <w:br/>
-        <w:t>2. 多任务并发导致上下文爆炸与脏写冲突：缺乏在制品（WIP）并发上限控制，多任务同时修改引发代码污染；</w:t>
-        <w:br/>
-        <w:t>3. 过程失控与交付黑盒：缺少阶段门禁校验，AI 擅自跳过审查或测试直接提交，甚至擅自关闭任务。</w:t>
       </w:r>
     </w:p>
     <w:p>
@@ -481,16 +576,19 @@
       <w:bookmarkStart w:id="mslfox9d68i25a4ag3g" w:name="mslfox9d68i25a4ag3g"/>
       <w:pPr>
         <w:pStyle w:val="dingding-heading1"/>
-        <w:spacing w:line="223.99999999999997"/>
+        <w:spacing w:line="300" w:before="280" w:after="120" w:lineRule="auto"/>
+        <w:jc w:val="left"/>
       </w:pPr>
+      <w:bookmarkEnd w:id="mslfox9d68i25a4ag3g"/>
       <w:r>
         <w:rPr>
-          <w:sz w:val="42"/>
-          <w:b w:val="1"/>
+          <w:rFonts w:ascii="Microsoft YaHei" w:hAnsi="Microsoft YaHei"/>
+          <w:b/>
+          <w:color w:val="0284C7"/>
+          <w:sz w:val="26"/>
         </w:rPr>
-        <w:t xml:space="preserve">三、场景清单</w:t>
+        <w:t>三、场景清单</w:t>
       </w:r>
-      <w:bookmarkEnd w:id="mslfox9d68i25a4ag3g"/>
     </w:p>
     <w:tbl>
       <w:tblPr>
@@ -507,78 +605,129 @@
         <w:gridCol w:w="3573"/>
       </w:tblGrid>
       <w:tr>
-        <w:trPr>
-          <w:trHeight w:val="0"/>
-        </w:trPr>
-        <w:tc>
-          <w:tcPr>
-            <w:tcW w:w="3617" w:type="dxa"/>
-          </w:tcPr>
-          <w:p>
-            <w:pPr/>
-            <w:r>
-              <w:t xml:space="preserve">场景</w:t>
-            </w:r>
-          </w:p>
-        </w:tc>
-        <w:tc>
-          <w:tcPr>
-            <w:tcW w:w="3617" w:type="dxa"/>
-          </w:tcPr>
-          <w:p>
-            <w:pPr/>
-            <w:r>
-              <w:t xml:space="preserve">频次</w:t>
-            </w:r>
-          </w:p>
-        </w:tc>
-        <w:tc>
-          <w:tcPr>
-            <w:tcW w:w="3617" w:type="dxa"/>
-          </w:tcPr>
-          <w:p>
-            <w:pPr/>
-            <w:r>
-              <w:t xml:space="preserve">当前痛点</w:t>
-            </w:r>
-          </w:p>
-        </w:tc>
-        <w:tc>
-          <w:tcPr>
-            <w:tcW w:w="3617" w:type="dxa"/>
-          </w:tcPr>
-          <w:p>
-            <w:pPr/>
-            <w:r>
-              <w:t xml:space="preserve">输入</w:t>
-            </w:r>
-          </w:p>
-        </w:tc>
-        <w:tc>
-          <w:tcPr>
-            <w:tcW w:w="3617" w:type="dxa"/>
-          </w:tcPr>
-          <w:p>
-            <w:pPr/>
-            <w:r>
-              <w:t xml:space="preserve">期望输出</w:t>
-            </w:r>
-          </w:p>
-        </w:tc>
-        <w:tc>
-          <w:tcPr>
-            <w:tcW w:w="3573" w:type="dxa"/>
-          </w:tcPr>
-          <w:p>
-            <w:pPr/>
-            <w:r>
-              <w:t xml:space="preserve">是否有写操作</w:t>
-            </w:r>
-          </w:p>
-          <w:p>
-            <w:pPr/>
-            <w:r>
-              <w:t xml:space="preserve">/敏感数据</w:t>
+        <w:tc>
+          <w:tcPr>
+            <w:tcW w:type="dxa" w:w="3617"/>
+            <w:shd w:fill="F1F5F9"/>
+          </w:tcPr>
+          <w:p>
+            <w:pPr>
+              <w:spacing w:before="60" w:after="60" w:line="276" w:lineRule="auto"/>
+              <w:jc w:val="center"/>
+            </w:pPr>
+            <w:r>
+              <w:rPr>
+                <w:rFonts w:ascii="Microsoft YaHei" w:hAnsi="Microsoft YaHei"/>
+                <w:b/>
+                <w:color w:val="1E293B"/>
+                <w:sz w:val="19"/>
+              </w:rPr>
+              <w:t>场景名称</w:t>
+            </w:r>
+          </w:p>
+        </w:tc>
+        <w:tc>
+          <w:tcPr>
+            <w:tcW w:type="dxa" w:w="3617"/>
+            <w:shd w:fill="F1F5F9"/>
+          </w:tcPr>
+          <w:p>
+            <w:pPr>
+              <w:spacing w:before="60" w:after="60" w:line="276" w:lineRule="auto"/>
+              <w:jc w:val="center"/>
+            </w:pPr>
+            <w:r>
+              <w:rPr>
+                <w:rFonts w:ascii="Microsoft YaHei" w:hAnsi="Microsoft YaHei"/>
+                <w:b/>
+                <w:color w:val="1E293B"/>
+                <w:sz w:val="19"/>
+              </w:rPr>
+              <w:t>触发频次</w:t>
+            </w:r>
+          </w:p>
+        </w:tc>
+        <w:tc>
+          <w:tcPr>
+            <w:tcW w:type="dxa" w:w="3617"/>
+            <w:shd w:fill="F1F5F9"/>
+          </w:tcPr>
+          <w:p>
+            <w:pPr>
+              <w:spacing w:before="60" w:after="60" w:line="276" w:lineRule="auto"/>
+              <w:jc w:val="center"/>
+            </w:pPr>
+            <w:r>
+              <w:rPr>
+                <w:rFonts w:ascii="Microsoft YaHei" w:hAnsi="Microsoft YaHei"/>
+                <w:b/>
+                <w:color w:val="1E293B"/>
+                <w:sz w:val="19"/>
+              </w:rPr>
+              <w:t>当前核心痛点</w:t>
+            </w:r>
+          </w:p>
+        </w:tc>
+        <w:tc>
+          <w:tcPr>
+            <w:tcW w:type="dxa" w:w="3617"/>
+            <w:shd w:fill="F1F5F9"/>
+          </w:tcPr>
+          <w:p>
+            <w:pPr>
+              <w:spacing w:before="60" w:after="60" w:line="276" w:lineRule="auto"/>
+              <w:jc w:val="center"/>
+            </w:pPr>
+            <w:r>
+              <w:rPr>
+                <w:rFonts w:ascii="Microsoft YaHei" w:hAnsi="Microsoft YaHei"/>
+                <w:b/>
+                <w:color w:val="1E293B"/>
+                <w:sz w:val="19"/>
+              </w:rPr>
+              <w:t>输入数据</w:t>
+            </w:r>
+          </w:p>
+        </w:tc>
+        <w:tc>
+          <w:tcPr>
+            <w:tcW w:type="dxa" w:w="3617"/>
+            <w:shd w:fill="F1F5F9"/>
+          </w:tcPr>
+          <w:p>
+            <w:pPr>
+              <w:spacing w:before="60" w:after="60" w:line="276" w:lineRule="auto"/>
+              <w:jc w:val="center"/>
+            </w:pPr>
+            <w:r>
+              <w:rPr>
+                <w:rFonts w:ascii="Microsoft YaHei" w:hAnsi="Microsoft YaHei"/>
+                <w:b/>
+                <w:color w:val="1E293B"/>
+                <w:sz w:val="19"/>
+              </w:rPr>
+              <w:t>期望输出产物</w:t>
+            </w:r>
+          </w:p>
+        </w:tc>
+        <w:tc>
+          <w:tcPr>
+            <w:tcW w:type="dxa" w:w="3573"/>
+            <w:shd w:fill="F1F5F9"/>
+          </w:tcPr>
+          <w:p>
+            <w:pPr>
+              <w:spacing w:before="60" w:after="60" w:line="276" w:lineRule="auto"/>
+              <w:jc w:val="center"/>
+            </w:pPr>
+            <w:r>
+              <w:rPr>
+                <w:rFonts w:ascii="Microsoft YaHei" w:hAnsi="Microsoft YaHei"/>
+                <w:b/>
+                <w:color w:val="1E293B"/>
+                <w:sz w:val="19"/>
+              </w:rPr>
+              <w:t>是否有写操作/敏感数据</w:t>
             </w:r>
           </w:p>
         </w:tc>
@@ -587,18 +736,19 @@
         <w:tc>
           <w:tcPr>
             <w:tcW w:type="dxa" w:w="3617"/>
-          </w:tcPr>
-          <w:p>
-            <w:pPr>
-              <w:spacing w:before="80" w:after="80" w:line="276" w:lineRule="auto"/>
-            </w:pPr>
-            <w:r/>
-            <w:r>
-              <w:rPr>
-                <w:rFonts w:ascii="Microsoft YaHei" w:hAnsi="Microsoft YaHei"/>
-                <w:b/>
-                <w:color w:val="1E293B"/>
-                <w:sz w:val="20"/>
+            <w:shd w:fill="F8FAFC"/>
+          </w:tcPr>
+          <w:p>
+            <w:pPr>
+              <w:spacing w:before="60" w:after="60" w:line="276" w:lineRule="auto"/>
+              <w:jc w:val="left"/>
+            </w:pPr>
+            <w:r>
+              <w:rPr>
+                <w:rFonts w:ascii="Microsoft YaHei" w:hAnsi="Microsoft YaHei"/>
+                <w:b/>
+                <w:color w:val="1E293B"/>
+                <w:sz w:val="18"/>
               </w:rPr>
               <w:t>1. 项目全自动扫描与架构初始化</w:t>
             </w:r>
@@ -610,15 +760,15 @@
           </w:tcPr>
           <w:p>
             <w:pPr>
-              <w:spacing w:before="80" w:after="80" w:line="276" w:lineRule="auto"/>
-            </w:pPr>
-            <w:r/>
-            <w:r>
-              <w:rPr>
-                <w:rFonts w:ascii="Microsoft YaHei" w:hAnsi="Microsoft YaHei"/>
-                <w:b w:val="0"/>
-                <w:color w:val="1E293B"/>
-                <w:sz w:val="20"/>
+              <w:spacing w:before="60" w:after="60" w:line="276" w:lineRule="auto"/>
+              <w:jc w:val="left"/>
+            </w:pPr>
+            <w:r>
+              <w:rPr>
+                <w:rFonts w:ascii="Microsoft YaHei" w:hAnsi="Microsoft YaHei"/>
+                <w:b w:val="0"/>
+                <w:color w:val="1E293B"/>
+                <w:sz w:val="18"/>
               </w:rPr>
               <w:t>项目创建 / 首次接入</w:t>
             </w:r>
@@ -630,15 +780,15 @@
           </w:tcPr>
           <w:p>
             <w:pPr>
-              <w:spacing w:before="80" w:after="80" w:line="276" w:lineRule="auto"/>
-            </w:pPr>
-            <w:r/>
-            <w:r>
-              <w:rPr>
-                <w:rFonts w:ascii="Microsoft YaHei" w:hAnsi="Microsoft YaHei"/>
-                <w:b w:val="0"/>
-                <w:color w:val="1E293B"/>
-                <w:sz w:val="20"/>
+              <w:spacing w:before="60" w:after="60" w:line="276" w:lineRule="auto"/>
+              <w:jc w:val="left"/>
+            </w:pPr>
+            <w:r>
+              <w:rPr>
+                <w:rFonts w:ascii="Microsoft YaHei" w:hAnsi="Microsoft YaHei"/>
+                <w:b w:val="0"/>
+                <w:color w:val="1E293B"/>
+                <w:sz w:val="18"/>
               </w:rPr>
               <w:t>新项目代码结构复杂，AI 无法快速摸清架构上下文与规范</w:t>
             </w:r>
@@ -650,15 +800,15 @@
           </w:tcPr>
           <w:p>
             <w:pPr>
-              <w:spacing w:before="80" w:after="80" w:line="276" w:lineRule="auto"/>
-            </w:pPr>
-            <w:r/>
-            <w:r>
-              <w:rPr>
-                <w:rFonts w:ascii="Microsoft YaHei" w:hAnsi="Microsoft YaHei"/>
-                <w:b w:val="0"/>
-                <w:color w:val="1E293B"/>
-                <w:sz w:val="20"/>
+              <w:spacing w:before="60" w:after="60" w:line="276" w:lineRule="auto"/>
+              <w:jc w:val="left"/>
+            </w:pPr>
+            <w:r>
+              <w:rPr>
+                <w:rFonts w:ascii="Microsoft YaHei" w:hAnsi="Microsoft YaHei"/>
+                <w:b w:val="0"/>
+                <w:color w:val="1E293B"/>
+                <w:sz w:val="18"/>
               </w:rPr>
               <w:t>项目根目录源码 / git 仓库</w:t>
             </w:r>
@@ -670,15 +820,15 @@
           </w:tcPr>
           <w:p>
             <w:pPr>
-              <w:spacing w:before="80" w:after="80" w:line="276" w:lineRule="auto"/>
-            </w:pPr>
-            <w:r/>
-            <w:r>
-              <w:rPr>
-                <w:rFonts w:ascii="Microsoft YaHei" w:hAnsi="Microsoft YaHei"/>
-                <w:b w:val="0"/>
-                <w:color w:val="1E293B"/>
-                <w:sz w:val="20"/>
+              <w:spacing w:before="60" w:after="60" w:line="276" w:lineRule="auto"/>
+              <w:jc w:val="left"/>
+            </w:pPr>
+            <w:r>
+              <w:rPr>
+                <w:rFonts w:ascii="Microsoft YaHei" w:hAnsi="Microsoft YaHei"/>
+                <w:b w:val="0"/>
+                <w:color w:val="1E293B"/>
+                <w:sz w:val="18"/>
               </w:rPr>
               <w:t>生成 project_architecture.yaml 架构档案与 8 专家上下文</w:t>
             </w:r>
@@ -690,15 +840,15 @@
           </w:tcPr>
           <w:p>
             <w:pPr>
-              <w:spacing w:before="80" w:after="80" w:line="276" w:lineRule="auto"/>
-            </w:pPr>
-            <w:r/>
-            <w:r>
-              <w:rPr>
-                <w:rFonts w:ascii="Microsoft YaHei" w:hAnsi="Microsoft YaHei"/>
-                <w:b w:val="0"/>
-                <w:color w:val="1E293B"/>
-                <w:sz w:val="20"/>
+              <w:spacing w:before="60" w:after="60" w:line="276" w:lineRule="auto"/>
+              <w:jc w:val="left"/>
+            </w:pPr>
+            <w:r>
+              <w:rPr>
+                <w:rFonts w:ascii="Microsoft YaHei" w:hAnsi="Microsoft YaHei"/>
+                <w:b w:val="0"/>
+                <w:color w:val="1E293B"/>
+                <w:sz w:val="18"/>
               </w:rPr>
               <w:t>是 (生成架构配置文件)</w:t>
             </w:r>
@@ -709,18 +859,19 @@
         <w:tc>
           <w:tcPr>
             <w:tcW w:type="dxa" w:w="3617"/>
-          </w:tcPr>
-          <w:p>
-            <w:pPr>
-              <w:spacing w:before="80" w:after="80" w:line="276" w:lineRule="auto"/>
-            </w:pPr>
-            <w:r/>
-            <w:r>
-              <w:rPr>
-                <w:rFonts w:ascii="Microsoft YaHei" w:hAnsi="Microsoft YaHei"/>
-                <w:b/>
-                <w:color w:val="1E293B"/>
-                <w:sz w:val="20"/>
+            <w:shd w:fill="F8FAFC"/>
+          </w:tcPr>
+          <w:p>
+            <w:pPr>
+              <w:spacing w:before="60" w:after="60" w:line="276" w:lineRule="auto"/>
+              <w:jc w:val="left"/>
+            </w:pPr>
+            <w:r>
+              <w:rPr>
+                <w:rFonts w:ascii="Microsoft YaHei" w:hAnsi="Microsoft YaHei"/>
+                <w:b/>
+                <w:color w:val="1E293B"/>
+                <w:sz w:val="18"/>
               </w:rPr>
               <w:t>2. 需求 WBS 细化与任务拆解</w:t>
             </w:r>
@@ -732,15 +883,15 @@
           </w:tcPr>
           <w:p>
             <w:pPr>
-              <w:spacing w:before="80" w:after="80" w:line="276" w:lineRule="auto"/>
-            </w:pPr>
-            <w:r/>
-            <w:r>
-              <w:rPr>
-                <w:rFonts w:ascii="Microsoft YaHei" w:hAnsi="Microsoft YaHei"/>
-                <w:b w:val="0"/>
-                <w:color w:val="1E293B"/>
-                <w:sz w:val="20"/>
+              <w:spacing w:before="60" w:after="60" w:line="276" w:lineRule="auto"/>
+              <w:jc w:val="left"/>
+            </w:pPr>
+            <w:r>
+              <w:rPr>
+                <w:rFonts w:ascii="Microsoft YaHei" w:hAnsi="Microsoft YaHei"/>
+                <w:b w:val="0"/>
+                <w:color w:val="1E293B"/>
+                <w:sz w:val="18"/>
               </w:rPr>
               <w:t>高频 (每次迭代 / 故事开工)</w:t>
             </w:r>
@@ -752,15 +903,15 @@
           </w:tcPr>
           <w:p>
             <w:pPr>
-              <w:spacing w:before="80" w:after="80" w:line="276" w:lineRule="auto"/>
-            </w:pPr>
-            <w:r/>
-            <w:r>
-              <w:rPr>
-                <w:rFonts w:ascii="Microsoft YaHei" w:hAnsi="Microsoft YaHei"/>
-                <w:b w:val="0"/>
-                <w:color w:val="1E293B"/>
-                <w:sz w:val="20"/>
+              <w:spacing w:before="60" w:after="60" w:line="276" w:lineRule="auto"/>
+              <w:jc w:val="left"/>
+            </w:pPr>
+            <w:r>
+              <w:rPr>
+                <w:rFonts w:ascii="Microsoft YaHei" w:hAnsi="Microsoft YaHei"/>
+                <w:b w:val="0"/>
+                <w:color w:val="1E293B"/>
+                <w:sz w:val="18"/>
               </w:rPr>
               <w:t>大需求模糊、边界不清，AI 容易漏做或过度实现</w:t>
             </w:r>
@@ -772,15 +923,15 @@
           </w:tcPr>
           <w:p>
             <w:pPr>
-              <w:spacing w:before="80" w:after="80" w:line="276" w:lineRule="auto"/>
-            </w:pPr>
-            <w:r/>
-            <w:r>
-              <w:rPr>
-                <w:rFonts w:ascii="Microsoft YaHei" w:hAnsi="Microsoft YaHei"/>
-                <w:b w:val="0"/>
-                <w:color w:val="1E293B"/>
-                <w:sz w:val="20"/>
+              <w:spacing w:before="60" w:after="60" w:line="276" w:lineRule="auto"/>
+              <w:jc w:val="left"/>
+            </w:pPr>
+            <w:r>
+              <w:rPr>
+                <w:rFonts w:ascii="Microsoft YaHei" w:hAnsi="Microsoft YaHei"/>
+                <w:b w:val="0"/>
+                <w:color w:val="1E293B"/>
+                <w:sz w:val="18"/>
               </w:rPr>
               <w:t>自然语言需求 / 用户故事</w:t>
             </w:r>
@@ -792,15 +943,15 @@
           </w:tcPr>
           <w:p>
             <w:pPr>
-              <w:spacing w:before="80" w:after="80" w:line="276" w:lineRule="auto"/>
-            </w:pPr>
-            <w:r/>
-            <w:r>
-              <w:rPr>
-                <w:rFonts w:ascii="Microsoft YaHei" w:hAnsi="Microsoft YaHei"/>
-                <w:b w:val="0"/>
-                <w:color w:val="1E293B"/>
-                <w:sz w:val="20"/>
+              <w:spacing w:before="60" w:after="60" w:line="276" w:lineRule="auto"/>
+              <w:jc w:val="left"/>
+            </w:pPr>
+            <w:r>
+              <w:rPr>
+                <w:rFonts w:ascii="Microsoft YaHei" w:hAnsi="Microsoft YaHei"/>
+                <w:b w:val="0"/>
+                <w:color w:val="1E293B"/>
+                <w:sz w:val="18"/>
               </w:rPr>
               <w:t>生成拆解后的原子任务卡与责任专家分配 (PM 严经理调度)</w:t>
             </w:r>
@@ -812,15 +963,15 @@
           </w:tcPr>
           <w:p>
             <w:pPr>
-              <w:spacing w:before="80" w:after="80" w:line="276" w:lineRule="auto"/>
-            </w:pPr>
-            <w:r/>
-            <w:r>
-              <w:rPr>
-                <w:rFonts w:ascii="Microsoft YaHei" w:hAnsi="Microsoft YaHei"/>
-                <w:b w:val="0"/>
-                <w:color w:val="1E293B"/>
-                <w:sz w:val="20"/>
+              <w:spacing w:before="60" w:after="60" w:line="276" w:lineRule="auto"/>
+              <w:jc w:val="left"/>
+            </w:pPr>
+            <w:r>
+              <w:rPr>
+                <w:rFonts w:ascii="Microsoft YaHei" w:hAnsi="Microsoft YaHei"/>
+                <w:b w:val="0"/>
+                <w:color w:val="1E293B"/>
+                <w:sz w:val="18"/>
               </w:rPr>
               <w:t>是 (写入看板任务卡)</w:t>
             </w:r>
@@ -831,18 +982,19 @@
         <w:tc>
           <w:tcPr>
             <w:tcW w:type="dxa" w:w="3617"/>
-          </w:tcPr>
-          <w:p>
-            <w:pPr>
-              <w:spacing w:before="80" w:after="80" w:line="276" w:lineRule="auto"/>
-            </w:pPr>
-            <w:r/>
-            <w:r>
-              <w:rPr>
-                <w:rFonts w:ascii="Microsoft YaHei" w:hAnsi="Microsoft YaHei"/>
-                <w:b/>
-                <w:color w:val="1E293B"/>
-                <w:sz w:val="20"/>
+            <w:shd w:fill="F8FAFC"/>
+          </w:tcPr>
+          <w:p>
+            <w:pPr>
+              <w:spacing w:before="60" w:after="60" w:line="276" w:lineRule="auto"/>
+              <w:jc w:val="left"/>
+            </w:pPr>
+            <w:r>
+              <w:rPr>
+                <w:rFonts w:ascii="Microsoft YaHei" w:hAnsi="Microsoft YaHei"/>
+                <w:b/>
+                <w:color w:val="1E293B"/>
+                <w:sz w:val="18"/>
               </w:rPr>
               <w:t>3. 架构设计与 ADR 决策记录</w:t>
             </w:r>
@@ -854,15 +1006,15 @@
           </w:tcPr>
           <w:p>
             <w:pPr>
-              <w:spacing w:before="80" w:after="80" w:line="276" w:lineRule="auto"/>
-            </w:pPr>
-            <w:r/>
-            <w:r>
-              <w:rPr>
-                <w:rFonts w:ascii="Microsoft YaHei" w:hAnsi="Microsoft YaHei"/>
-                <w:b w:val="0"/>
-                <w:color w:val="1E293B"/>
-                <w:sz w:val="20"/>
+              <w:spacing w:before="60" w:after="60" w:line="276" w:lineRule="auto"/>
+              <w:jc w:val="left"/>
+            </w:pPr>
+            <w:r>
+              <w:rPr>
+                <w:rFonts w:ascii="Microsoft YaHei" w:hAnsi="Microsoft YaHei"/>
+                <w:b w:val="0"/>
+                <w:color w:val="1E293B"/>
+                <w:sz w:val="18"/>
               </w:rPr>
               <w:t>中频 (技术选型 / 结构重构)</w:t>
             </w:r>
@@ -874,15 +1026,15 @@
           </w:tcPr>
           <w:p>
             <w:pPr>
-              <w:spacing w:before="80" w:after="80" w:line="276" w:lineRule="auto"/>
-            </w:pPr>
-            <w:r/>
-            <w:r>
-              <w:rPr>
-                <w:rFonts w:ascii="Microsoft YaHei" w:hAnsi="Microsoft YaHei"/>
-                <w:b w:val="0"/>
-                <w:color w:val="1E293B"/>
-                <w:sz w:val="20"/>
+              <w:spacing w:before="60" w:after="60" w:line="276" w:lineRule="auto"/>
+              <w:jc w:val="left"/>
+            </w:pPr>
+            <w:r>
+              <w:rPr>
+                <w:rFonts w:ascii="Microsoft YaHei" w:hAnsi="Microsoft YaHei"/>
+                <w:b w:val="0"/>
+                <w:color w:val="1E293B"/>
+                <w:sz w:val="18"/>
               </w:rPr>
               <w:t>架构决策缺失沉淀，后期成为团队维护黑盒</w:t>
             </w:r>
@@ -894,15 +1046,15 @@
           </w:tcPr>
           <w:p>
             <w:pPr>
-              <w:spacing w:before="80" w:after="80" w:line="276" w:lineRule="auto"/>
-            </w:pPr>
-            <w:r/>
-            <w:r>
-              <w:rPr>
-                <w:rFonts w:ascii="Microsoft YaHei" w:hAnsi="Microsoft YaHei"/>
-                <w:b w:val="0"/>
-                <w:color w:val="1E293B"/>
-                <w:sz w:val="20"/>
+              <w:spacing w:before="60" w:after="60" w:line="276" w:lineRule="auto"/>
+              <w:jc w:val="left"/>
+            </w:pPr>
+            <w:r>
+              <w:rPr>
+                <w:rFonts w:ascii="Microsoft YaHei" w:hAnsi="Microsoft YaHei"/>
+                <w:b w:val="0"/>
+                <w:color w:val="1E293B"/>
+                <w:sz w:val="18"/>
               </w:rPr>
               <w:t>技术选型或重构方案</w:t>
             </w:r>
@@ -914,15 +1066,15 @@
           </w:tcPr>
           <w:p>
             <w:pPr>
-              <w:spacing w:before="80" w:after="80" w:line="276" w:lineRule="auto"/>
-            </w:pPr>
-            <w:r/>
-            <w:r>
-              <w:rPr>
-                <w:rFonts w:ascii="Microsoft YaHei" w:hAnsi="Microsoft YaHei"/>
-                <w:b w:val="0"/>
-                <w:color w:val="1E293B"/>
-                <w:sz w:val="20"/>
+              <w:spacing w:before="60" w:after="60" w:line="276" w:lineRule="auto"/>
+              <w:jc w:val="left"/>
+            </w:pPr>
+            <w:r>
+              <w:rPr>
+                <w:rFonts w:ascii="Microsoft YaHei" w:hAnsi="Microsoft YaHei"/>
+                <w:b w:val="0"/>
+                <w:color w:val="1E293B"/>
+                <w:sz w:val="18"/>
               </w:rPr>
               <w:t>标准化 ADR 架构决策记录与技术栈依赖更新</w:t>
             </w:r>
@@ -934,15 +1086,15 @@
           </w:tcPr>
           <w:p>
             <w:pPr>
-              <w:spacing w:before="80" w:after="80" w:line="276" w:lineRule="auto"/>
-            </w:pPr>
-            <w:r/>
-            <w:r>
-              <w:rPr>
-                <w:rFonts w:ascii="Microsoft YaHei" w:hAnsi="Microsoft YaHei"/>
-                <w:b w:val="0"/>
-                <w:color w:val="1E293B"/>
-                <w:sz w:val="20"/>
+              <w:spacing w:before="60" w:after="60" w:line="276" w:lineRule="auto"/>
+              <w:jc w:val="left"/>
+            </w:pPr>
+            <w:r>
+              <w:rPr>
+                <w:rFonts w:ascii="Microsoft YaHei" w:hAnsi="Microsoft YaHei"/>
+                <w:b w:val="0"/>
+                <w:color w:val="1E293B"/>
+                <w:sz w:val="18"/>
               </w:rPr>
               <w:t>是 (写入 docs 架构文档)</w:t>
             </w:r>
@@ -953,18 +1105,19 @@
         <w:tc>
           <w:tcPr>
             <w:tcW w:type="dxa" w:w="3617"/>
-          </w:tcPr>
-          <w:p>
-            <w:pPr>
-              <w:spacing w:before="80" w:after="80" w:line="276" w:lineRule="auto"/>
-            </w:pPr>
-            <w:r/>
-            <w:r>
-              <w:rPr>
-                <w:rFonts w:ascii="Microsoft YaHei" w:hAnsi="Microsoft YaHei"/>
-                <w:b/>
-                <w:color w:val="1E293B"/>
-                <w:sz w:val="20"/>
+            <w:shd w:fill="F8FAFC"/>
+          </w:tcPr>
+          <w:p>
+            <w:pPr>
+              <w:spacing w:before="60" w:after="60" w:line="276" w:lineRule="auto"/>
+              <w:jc w:val="left"/>
+            </w:pPr>
+            <w:r>
+              <w:rPr>
+                <w:rFonts w:ascii="Microsoft YaHei" w:hAnsi="Microsoft YaHei"/>
+                <w:b/>
+                <w:color w:val="1E293B"/>
+                <w:sz w:val="18"/>
               </w:rPr>
               <w:t>4. 原子任务开发与编码交付</w:t>
             </w:r>
@@ -976,15 +1129,15 @@
           </w:tcPr>
           <w:p>
             <w:pPr>
-              <w:spacing w:before="80" w:after="80" w:line="276" w:lineRule="auto"/>
-            </w:pPr>
-            <w:r/>
-            <w:r>
-              <w:rPr>
-                <w:rFonts w:ascii="Microsoft YaHei" w:hAnsi="Microsoft YaHei"/>
-                <w:b w:val="0"/>
-                <w:color w:val="1E293B"/>
-                <w:sz w:val="20"/>
+              <w:spacing w:before="60" w:after="60" w:line="276" w:lineRule="auto"/>
+              <w:jc w:val="left"/>
+            </w:pPr>
+            <w:r>
+              <w:rPr>
+                <w:rFonts w:ascii="Microsoft YaHei" w:hAnsi="Microsoft YaHei"/>
+                <w:b w:val="0"/>
+                <w:color w:val="1E293B"/>
+                <w:sz w:val="18"/>
               </w:rPr>
               <w:t>极高频 (日常任务实施)</w:t>
             </w:r>
@@ -996,15 +1149,15 @@
           </w:tcPr>
           <w:p>
             <w:pPr>
-              <w:spacing w:before="80" w:after="80" w:line="276" w:lineRule="auto"/>
-            </w:pPr>
-            <w:r/>
-            <w:r>
-              <w:rPr>
-                <w:rFonts w:ascii="Microsoft YaHei" w:hAnsi="Microsoft YaHei"/>
-                <w:b w:val="0"/>
-                <w:color w:val="1E293B"/>
-                <w:sz w:val="20"/>
+              <w:spacing w:before="60" w:after="60" w:line="276" w:lineRule="auto"/>
+              <w:jc w:val="left"/>
+            </w:pPr>
+            <w:r>
+              <w:rPr>
+                <w:rFonts w:ascii="Microsoft YaHei" w:hAnsi="Microsoft YaHei"/>
+                <w:b w:val="0"/>
+                <w:color w:val="1E293B"/>
+                <w:sz w:val="18"/>
               </w:rPr>
               <w:t>编码与契约脱节，前后端协作接口不一致</w:t>
             </w:r>
@@ -1016,15 +1169,15 @@
           </w:tcPr>
           <w:p>
             <w:pPr>
-              <w:spacing w:before="80" w:after="80" w:line="276" w:lineRule="auto"/>
-            </w:pPr>
-            <w:r/>
-            <w:r>
-              <w:rPr>
-                <w:rFonts w:ascii="Microsoft YaHei" w:hAnsi="Microsoft YaHei"/>
-                <w:b w:val="0"/>
-                <w:color w:val="1E293B"/>
-                <w:sz w:val="20"/>
+              <w:spacing w:before="60" w:after="60" w:line="276" w:lineRule="auto"/>
+              <w:jc w:val="left"/>
+            </w:pPr>
+            <w:r>
+              <w:rPr>
+                <w:rFonts w:ascii="Microsoft YaHei" w:hAnsi="Microsoft YaHei"/>
+                <w:b w:val="0"/>
+                <w:color w:val="1E293B"/>
+                <w:sz w:val="18"/>
               </w:rPr>
               <w:t>待办任务卡 + 架构上下文</w:t>
             </w:r>
@@ -1036,15 +1189,15 @@
           </w:tcPr>
           <w:p>
             <w:pPr>
-              <w:spacing w:before="80" w:after="80" w:line="276" w:lineRule="auto"/>
-            </w:pPr>
-            <w:r/>
-            <w:r>
-              <w:rPr>
-                <w:rFonts w:ascii="Microsoft YaHei" w:hAnsi="Microsoft YaHei"/>
-                <w:b w:val="0"/>
-                <w:color w:val="1E293B"/>
-                <w:sz w:val="20"/>
+              <w:spacing w:before="60" w:after="60" w:line="276" w:lineRule="auto"/>
+              <w:jc w:val="left"/>
+            </w:pPr>
+            <w:r>
+              <w:rPr>
+                <w:rFonts w:ascii="Microsoft YaHei" w:hAnsi="Microsoft YaHei"/>
+                <w:b w:val="0"/>
+                <w:color w:val="1E293B"/>
+                <w:sz w:val="18"/>
               </w:rPr>
               <w:t>业务功能代码实现、关联单测用例与变更清单</w:t>
             </w:r>
@@ -1056,15 +1209,15 @@
           </w:tcPr>
           <w:p>
             <w:pPr>
-              <w:spacing w:before="80" w:after="80" w:line="276" w:lineRule="auto"/>
-            </w:pPr>
-            <w:r/>
-            <w:r>
-              <w:rPr>
-                <w:rFonts w:ascii="Microsoft YaHei" w:hAnsi="Microsoft YaHei"/>
-                <w:b w:val="0"/>
-                <w:color w:val="1E293B"/>
-                <w:sz w:val="20"/>
+              <w:spacing w:before="60" w:after="60" w:line="276" w:lineRule="auto"/>
+              <w:jc w:val="left"/>
+            </w:pPr>
+            <w:r>
+              <w:rPr>
+                <w:rFonts w:ascii="Microsoft YaHei" w:hAnsi="Microsoft YaHei"/>
+                <w:b w:val="0"/>
+                <w:color w:val="1E293B"/>
+                <w:sz w:val="18"/>
               </w:rPr>
               <w:t>是 (编写项目源代码)</w:t>
             </w:r>
@@ -1075,18 +1228,19 @@
         <w:tc>
           <w:tcPr>
             <w:tcW w:type="dxa" w:w="3617"/>
-          </w:tcPr>
-          <w:p>
-            <w:pPr>
-              <w:spacing w:before="80" w:after="80" w:line="276" w:lineRule="auto"/>
-            </w:pPr>
-            <w:r/>
-            <w:r>
-              <w:rPr>
-                <w:rFonts w:ascii="Microsoft YaHei" w:hAnsi="Microsoft YaHei"/>
-                <w:b/>
-                <w:color w:val="1E293B"/>
-                <w:sz w:val="20"/>
+            <w:shd w:fill="F8FAFC"/>
+          </w:tcPr>
+          <w:p>
+            <w:pPr>
+              <w:spacing w:before="60" w:after="60" w:line="276" w:lineRule="auto"/>
+              <w:jc w:val="left"/>
+            </w:pPr>
+            <w:r>
+              <w:rPr>
+                <w:rFonts w:ascii="Microsoft YaHei" w:hAnsi="Microsoft YaHei"/>
+                <w:b/>
+                <w:color w:val="1E293B"/>
+                <w:sz w:val="18"/>
               </w:rPr>
               <w:t>5. 代码审查与门禁审计</w:t>
             </w:r>
@@ -1098,15 +1252,15 @@
           </w:tcPr>
           <w:p>
             <w:pPr>
-              <w:spacing w:before="80" w:after="80" w:line="276" w:lineRule="auto"/>
-            </w:pPr>
-            <w:r/>
-            <w:r>
-              <w:rPr>
-                <w:rFonts w:ascii="Microsoft YaHei" w:hAnsi="Microsoft YaHei"/>
-                <w:b w:val="0"/>
-                <w:color w:val="1E293B"/>
-                <w:sz w:val="20"/>
+              <w:spacing w:before="60" w:after="60" w:line="276" w:lineRule="auto"/>
+              <w:jc w:val="left"/>
+            </w:pPr>
+            <w:r>
+              <w:rPr>
+                <w:rFonts w:ascii="Microsoft YaHei" w:hAnsi="Microsoft YaHei"/>
+                <w:b w:val="0"/>
+                <w:color w:val="1E293B"/>
+                <w:sz w:val="18"/>
               </w:rPr>
               <w:t>高频 (任务提测前)</w:t>
             </w:r>
@@ -1118,15 +1272,15 @@
           </w:tcPr>
           <w:p>
             <w:pPr>
-              <w:spacing w:before="80" w:after="80" w:line="276" w:lineRule="auto"/>
-            </w:pPr>
-            <w:r/>
-            <w:r>
-              <w:rPr>
-                <w:rFonts w:ascii="Microsoft YaHei" w:hAnsi="Microsoft YaHei"/>
-                <w:b w:val="0"/>
-                <w:color w:val="1E293B"/>
-                <w:sz w:val="20"/>
+              <w:spacing w:before="60" w:after="60" w:line="276" w:lineRule="auto"/>
+              <w:jc w:val="left"/>
+            </w:pPr>
+            <w:r>
+              <w:rPr>
+                <w:rFonts w:ascii="Microsoft YaHei" w:hAnsi="Microsoft YaHei"/>
+                <w:b w:val="0"/>
+                <w:color w:val="1E293B"/>
+                <w:sz w:val="18"/>
               </w:rPr>
               <w:t>代码风格不统一、潜在漏洞未检出、AI 盲目自夸</w:t>
             </w:r>
@@ -1138,15 +1292,15 @@
           </w:tcPr>
           <w:p>
             <w:pPr>
-              <w:spacing w:before="80" w:after="80" w:line="276" w:lineRule="auto"/>
-            </w:pPr>
-            <w:r/>
-            <w:r>
-              <w:rPr>
-                <w:rFonts w:ascii="Microsoft YaHei" w:hAnsi="Microsoft YaHei"/>
-                <w:b w:val="0"/>
-                <w:color w:val="1E293B"/>
-                <w:sz w:val="20"/>
+              <w:spacing w:before="60" w:after="60" w:line="276" w:lineRule="auto"/>
+              <w:jc w:val="left"/>
+            </w:pPr>
+            <w:r>
+              <w:rPr>
+                <w:rFonts w:ascii="Microsoft YaHei" w:hAnsi="Microsoft YaHei"/>
+                <w:b w:val="0"/>
+                <w:color w:val="1E293B"/>
+                <w:sz w:val="18"/>
               </w:rPr>
               <w:t>开发提交的代码 diff 与交付说明</w:t>
             </w:r>
@@ -1158,15 +1312,15 @@
           </w:tcPr>
           <w:p>
             <w:pPr>
-              <w:spacing w:before="80" w:after="80" w:line="276" w:lineRule="auto"/>
-            </w:pPr>
-            <w:r/>
-            <w:r>
-              <w:rPr>
-                <w:rFonts w:ascii="Microsoft YaHei" w:hAnsi="Microsoft YaHei"/>
-                <w:b w:val="0"/>
-                <w:color w:val="1E293B"/>
-                <w:sz w:val="20"/>
+              <w:spacing w:before="60" w:after="60" w:line="276" w:lineRule="auto"/>
+              <w:jc w:val="left"/>
+            </w:pPr>
+            <w:r>
+              <w:rPr>
+                <w:rFonts w:ascii="Microsoft YaHei" w:hAnsi="Microsoft YaHei"/>
+                <w:b w:val="0"/>
+                <w:color w:val="1E293B"/>
+                <w:sz w:val="18"/>
               </w:rPr>
               <w:t>严格 Review 意见 (P0-P3 缺陷清单、重构建议、门禁判定)</w:t>
             </w:r>
@@ -1178,15 +1332,15 @@
           </w:tcPr>
           <w:p>
             <w:pPr>
-              <w:spacing w:before="80" w:after="80" w:line="276" w:lineRule="auto"/>
-            </w:pPr>
-            <w:r/>
-            <w:r>
-              <w:rPr>
-                <w:rFonts w:ascii="Microsoft YaHei" w:hAnsi="Microsoft YaHei"/>
-                <w:b w:val="0"/>
-                <w:color w:val="1E293B"/>
-                <w:sz w:val="20"/>
+              <w:spacing w:before="60" w:after="60" w:line="276" w:lineRule="auto"/>
+              <w:jc w:val="left"/>
+            </w:pPr>
+            <w:r>
+              <w:rPr>
+                <w:rFonts w:ascii="Microsoft YaHei" w:hAnsi="Microsoft YaHei"/>
+                <w:b w:val="0"/>
+                <w:color w:val="1E293B"/>
+                <w:sz w:val="18"/>
               </w:rPr>
               <w:t>否 (只读审计与评估)</w:t>
             </w:r>
@@ -1197,18 +1351,19 @@
         <w:tc>
           <w:tcPr>
             <w:tcW w:type="dxa" w:w="3617"/>
-          </w:tcPr>
-          <w:p>
-            <w:pPr>
-              <w:spacing w:before="80" w:after="80" w:line="276" w:lineRule="auto"/>
-            </w:pPr>
-            <w:r/>
-            <w:r>
-              <w:rPr>
-                <w:rFonts w:ascii="Microsoft YaHei" w:hAnsi="Microsoft YaHei"/>
-                <w:b/>
-                <w:color w:val="1E293B"/>
-                <w:sz w:val="20"/>
+            <w:shd w:fill="F8FAFC"/>
+          </w:tcPr>
+          <w:p>
+            <w:pPr>
+              <w:spacing w:before="60" w:after="60" w:line="276" w:lineRule="auto"/>
+              <w:jc w:val="left"/>
+            </w:pPr>
+            <w:r>
+              <w:rPr>
+                <w:rFonts w:ascii="Microsoft YaHei" w:hAnsi="Microsoft YaHei"/>
+                <w:b/>
+                <w:color w:val="1E293B"/>
+                <w:sz w:val="18"/>
               </w:rPr>
               <w:t>6. 自动化测试与缺陷原卡打回</w:t>
             </w:r>
@@ -1220,15 +1375,15 @@
           </w:tcPr>
           <w:p>
             <w:pPr>
-              <w:spacing w:before="80" w:after="80" w:line="276" w:lineRule="auto"/>
-            </w:pPr>
-            <w:r/>
-            <w:r>
-              <w:rPr>
-                <w:rFonts w:ascii="Microsoft YaHei" w:hAnsi="Microsoft YaHei"/>
-                <w:b w:val="0"/>
-                <w:color w:val="1E293B"/>
-                <w:sz w:val="20"/>
+              <w:spacing w:before="60" w:after="60" w:line="276" w:lineRule="auto"/>
+              <w:jc w:val="left"/>
+            </w:pPr>
+            <w:r>
+              <w:rPr>
+                <w:rFonts w:ascii="Microsoft YaHei" w:hAnsi="Microsoft YaHei"/>
+                <w:b w:val="0"/>
+                <w:color w:val="1E293B"/>
+                <w:sz w:val="18"/>
               </w:rPr>
               <w:t>高频 (提测验证阶段)</w:t>
             </w:r>
@@ -1240,15 +1395,15 @@
           </w:tcPr>
           <w:p>
             <w:pPr>
-              <w:spacing w:before="80" w:after="80" w:line="276" w:lineRule="auto"/>
-            </w:pPr>
-            <w:r/>
-            <w:r>
-              <w:rPr>
-                <w:rFonts w:ascii="Microsoft YaHei" w:hAnsi="Microsoft YaHei"/>
-                <w:b w:val="0"/>
-                <w:color w:val="1E293B"/>
-                <w:sz w:val="20"/>
+              <w:spacing w:before="60" w:after="60" w:line="276" w:lineRule="auto"/>
+              <w:jc w:val="left"/>
+            </w:pPr>
+            <w:r>
+              <w:rPr>
+                <w:rFonts w:ascii="Microsoft YaHei" w:hAnsi="Microsoft YaHei"/>
+                <w:b w:val="0"/>
+                <w:color w:val="1E293B"/>
+                <w:sz w:val="18"/>
               </w:rPr>
               <w:t>缺少自动化验证，测试不通过却拆新单导致追溯困难</w:t>
             </w:r>
@@ -1260,15 +1415,15 @@
           </w:tcPr>
           <w:p>
             <w:pPr>
-              <w:spacing w:before="80" w:after="80" w:line="276" w:lineRule="auto"/>
-            </w:pPr>
-            <w:r/>
-            <w:r>
-              <w:rPr>
-                <w:rFonts w:ascii="Microsoft YaHei" w:hAnsi="Microsoft YaHei"/>
-                <w:b w:val="0"/>
-                <w:color w:val="1E293B"/>
-                <w:sz w:val="20"/>
+              <w:spacing w:before="60" w:after="60" w:line="276" w:lineRule="auto"/>
+              <w:jc w:val="left"/>
+            </w:pPr>
+            <w:r>
+              <w:rPr>
+                <w:rFonts w:ascii="Microsoft YaHei" w:hAnsi="Microsoft YaHei"/>
+                <w:b w:val="0"/>
+                <w:color w:val="1E293B"/>
+                <w:sz w:val="18"/>
               </w:rPr>
               <w:t>待测代码与测试用例</w:t>
             </w:r>
@@ -1280,15 +1435,15 @@
           </w:tcPr>
           <w:p>
             <w:pPr>
-              <w:spacing w:before="80" w:after="80" w:line="276" w:lineRule="auto"/>
-            </w:pPr>
-            <w:r/>
-            <w:r>
-              <w:rPr>
-                <w:rFonts w:ascii="Microsoft YaHei" w:hAnsi="Microsoft YaHei"/>
-                <w:b w:val="0"/>
-                <w:color w:val="1E293B"/>
-                <w:sz w:val="20"/>
+              <w:spacing w:before="60" w:after="60" w:line="276" w:lineRule="auto"/>
+              <w:jc w:val="left"/>
+            </w:pPr>
+            <w:r>
+              <w:rPr>
+                <w:rFonts w:ascii="Microsoft YaHei" w:hAnsi="Microsoft YaHei"/>
+                <w:b w:val="0"/>
+                <w:color w:val="1E293B"/>
+                <w:sz w:val="18"/>
               </w:rPr>
               <w:t>测试执行日志、覆盖率报告；缺陷时原卡打回挂载缺陷</w:t>
             </w:r>
@@ -1300,15 +1455,15 @@
           </w:tcPr>
           <w:p>
             <w:pPr>
-              <w:spacing w:before="80" w:after="80" w:line="276" w:lineRule="auto"/>
-            </w:pPr>
-            <w:r/>
-            <w:r>
-              <w:rPr>
-                <w:rFonts w:ascii="Microsoft YaHei" w:hAnsi="Microsoft YaHei"/>
-                <w:b w:val="0"/>
-                <w:color w:val="1E293B"/>
-                <w:sz w:val="20"/>
+              <w:spacing w:before="60" w:after="60" w:line="276" w:lineRule="auto"/>
+              <w:jc w:val="left"/>
+            </w:pPr>
+            <w:r>
+              <w:rPr>
+                <w:rFonts w:ascii="Microsoft YaHei" w:hAnsi="Microsoft YaHei"/>
+                <w:b w:val="0"/>
+                <w:color w:val="1E293B"/>
+                <w:sz w:val="18"/>
               </w:rPr>
               <w:t>是 (执行测试与状态打回)</w:t>
             </w:r>
@@ -1319,18 +1474,19 @@
         <w:tc>
           <w:tcPr>
             <w:tcW w:type="dxa" w:w="3617"/>
-          </w:tcPr>
-          <w:p>
-            <w:pPr>
-              <w:spacing w:before="80" w:after="80" w:line="276" w:lineRule="auto"/>
-            </w:pPr>
-            <w:r/>
-            <w:r>
-              <w:rPr>
-                <w:rFonts w:ascii="Microsoft YaHei" w:hAnsi="Microsoft YaHei"/>
-                <w:b/>
-                <w:color w:val="1E293B"/>
-                <w:sz w:val="20"/>
+            <w:shd w:fill="F8FAFC"/>
+          </w:tcPr>
+          <w:p>
+            <w:pPr>
+              <w:spacing w:before="60" w:after="60" w:line="276" w:lineRule="auto"/>
+              <w:jc w:val="left"/>
+            </w:pPr>
+            <w:r>
+              <w:rPr>
+                <w:rFonts w:ascii="Microsoft YaHei" w:hAnsi="Microsoft YaHei"/>
+                <w:b/>
+                <w:color w:val="1E293B"/>
+                <w:sz w:val="18"/>
               </w:rPr>
               <w:t>7. 人类专属验收与结项上锁</w:t>
             </w:r>
@@ -1342,15 +1498,15 @@
           </w:tcPr>
           <w:p>
             <w:pPr>
-              <w:spacing w:before="80" w:after="80" w:line="276" w:lineRule="auto"/>
-            </w:pPr>
-            <w:r/>
-            <w:r>
-              <w:rPr>
-                <w:rFonts w:ascii="Microsoft YaHei" w:hAnsi="Microsoft YaHei"/>
-                <w:b w:val="0"/>
-                <w:color w:val="1E293B"/>
-                <w:sz w:val="20"/>
+              <w:spacing w:before="60" w:after="60" w:line="276" w:lineRule="auto"/>
+              <w:jc w:val="left"/>
+            </w:pPr>
+            <w:r>
+              <w:rPr>
+                <w:rFonts w:ascii="Microsoft YaHei" w:hAnsi="Microsoft YaHei"/>
+                <w:b w:val="0"/>
+                <w:color w:val="1E293B"/>
+                <w:sz w:val="18"/>
               </w:rPr>
               <w:t>高频 (任务终态验收)</w:t>
             </w:r>
@@ -1362,15 +1518,15 @@
           </w:tcPr>
           <w:p>
             <w:pPr>
-              <w:spacing w:before="80" w:after="80" w:line="276" w:lineRule="auto"/>
-            </w:pPr>
-            <w:r/>
-            <w:r>
-              <w:rPr>
-                <w:rFonts w:ascii="Microsoft YaHei" w:hAnsi="Microsoft YaHei"/>
-                <w:b w:val="0"/>
-                <w:color w:val="1E293B"/>
-                <w:sz w:val="20"/>
+              <w:spacing w:before="60" w:after="60" w:line="276" w:lineRule="auto"/>
+              <w:jc w:val="left"/>
+            </w:pPr>
+            <w:r>
+              <w:rPr>
+                <w:rFonts w:ascii="Microsoft YaHei" w:hAnsi="Microsoft YaHei"/>
+                <w:b w:val="0"/>
+                <w:color w:val="1E293B"/>
+                <w:sz w:val="18"/>
               </w:rPr>
               <w:t>AI 擅自结项跳过人工把关，导致不可控交付</w:t>
             </w:r>
@@ -1382,15 +1538,15 @@
           </w:tcPr>
           <w:p>
             <w:pPr>
-              <w:spacing w:before="80" w:after="80" w:line="276" w:lineRule="auto"/>
-            </w:pPr>
-            <w:r/>
-            <w:r>
-              <w:rPr>
-                <w:rFonts w:ascii="Microsoft YaHei" w:hAnsi="Microsoft YaHei"/>
-                <w:b w:val="0"/>
-                <w:color w:val="1E293B"/>
-                <w:sz w:val="20"/>
+              <w:spacing w:before="60" w:after="60" w:line="276" w:lineRule="auto"/>
+              <w:jc w:val="left"/>
+            </w:pPr>
+            <w:r>
+              <w:rPr>
+                <w:rFonts w:ascii="Microsoft YaHei" w:hAnsi="Microsoft YaHei"/>
+                <w:b w:val="0"/>
+                <w:color w:val="1E293B"/>
+                <w:sz w:val="18"/>
               </w:rPr>
               <w:t>测试通过的任务卡与验收清单</w:t>
             </w:r>
@@ -1402,15 +1558,15 @@
           </w:tcPr>
           <w:p>
             <w:pPr>
-              <w:spacing w:before="80" w:after="80" w:line="276" w:lineRule="auto"/>
-            </w:pPr>
-            <w:r/>
-            <w:r>
-              <w:rPr>
-                <w:rFonts w:ascii="Microsoft YaHei" w:hAnsi="Microsoft YaHei"/>
-                <w:b w:val="0"/>
-                <w:color w:val="1E293B"/>
-                <w:sz w:val="20"/>
+              <w:spacing w:before="60" w:after="60" w:line="276" w:lineRule="auto"/>
+              <w:jc w:val="left"/>
+            </w:pPr>
+            <w:r>
+              <w:rPr>
+                <w:rFonts w:ascii="Microsoft YaHei" w:hAnsi="Microsoft YaHei"/>
+                <w:b w:val="0"/>
+                <w:color w:val="1E293B"/>
+                <w:sz w:val="18"/>
               </w:rPr>
               <w:t>人类核验通过后，状态变更为【已验收】，任务卡结项上锁</w:t>
             </w:r>
@@ -1422,15 +1578,15 @@
           </w:tcPr>
           <w:p>
             <w:pPr>
-              <w:spacing w:before="80" w:after="80" w:line="276" w:lineRule="auto"/>
-            </w:pPr>
-            <w:r/>
-            <w:r>
-              <w:rPr>
-                <w:rFonts w:ascii="Microsoft YaHei" w:hAnsi="Microsoft YaHei"/>
-                <w:b w:val="0"/>
-                <w:color w:val="1E293B"/>
-                <w:sz w:val="20"/>
+              <w:spacing w:before="60" w:after="60" w:line="276" w:lineRule="auto"/>
+              <w:jc w:val="left"/>
+            </w:pPr>
+            <w:r>
+              <w:rPr>
+                <w:rFonts w:ascii="Microsoft YaHei" w:hAnsi="Microsoft YaHei"/>
+                <w:b w:val="0"/>
+                <w:color w:val="1E293B"/>
+                <w:sz w:val="18"/>
               </w:rPr>
               <w:t>是 (写入终态已验收状态)</w:t>
             </w:r>
@@ -1441,18 +1597,19 @@
         <w:tc>
           <w:tcPr>
             <w:tcW w:type="dxa" w:w="3617"/>
-          </w:tcPr>
-          <w:p>
-            <w:pPr>
-              <w:spacing w:before="80" w:after="80" w:line="276" w:lineRule="auto"/>
-            </w:pPr>
-            <w:r/>
-            <w:r>
-              <w:rPr>
-                <w:rFonts w:ascii="Microsoft YaHei" w:hAnsi="Microsoft YaHei"/>
-                <w:b/>
-                <w:color w:val="1E293B"/>
-                <w:sz w:val="20"/>
+            <w:shd w:fill="F8FAFC"/>
+          </w:tcPr>
+          <w:p>
+            <w:pPr>
+              <w:spacing w:before="60" w:after="60" w:line="276" w:lineRule="auto"/>
+              <w:jc w:val="left"/>
+            </w:pPr>
+            <w:r>
+              <w:rPr>
+                <w:rFonts w:ascii="Microsoft YaHei" w:hAnsi="Microsoft YaHei"/>
+                <w:b/>
+                <w:color w:val="1E293B"/>
+                <w:sz w:val="18"/>
               </w:rPr>
               <w:t>8. 可视化多角色实时看板查询</w:t>
             </w:r>
@@ -1464,15 +1621,15 @@
           </w:tcPr>
           <w:p>
             <w:pPr>
-              <w:spacing w:before="80" w:after="80" w:line="276" w:lineRule="auto"/>
-            </w:pPr>
-            <w:r/>
-            <w:r>
-              <w:rPr>
-                <w:rFonts w:ascii="Microsoft YaHei" w:hAnsi="Microsoft YaHei"/>
-                <w:b w:val="0"/>
-                <w:color w:val="1E293B"/>
-                <w:sz w:val="20"/>
+              <w:spacing w:before="60" w:after="60" w:line="276" w:lineRule="auto"/>
+              <w:jc w:val="left"/>
+            </w:pPr>
+            <w:r>
+              <w:rPr>
+                <w:rFonts w:ascii="Microsoft YaHei" w:hAnsi="Microsoft YaHei"/>
+                <w:b w:val="0"/>
+                <w:color w:val="1E293B"/>
+                <w:sz w:val="18"/>
               </w:rPr>
               <w:t>随时 (日常进度追踪)</w:t>
             </w:r>
@@ -1484,15 +1641,15 @@
           </w:tcPr>
           <w:p>
             <w:pPr>
-              <w:spacing w:before="80" w:after="80" w:line="276" w:lineRule="auto"/>
-            </w:pPr>
-            <w:r/>
-            <w:r>
-              <w:rPr>
-                <w:rFonts w:ascii="Microsoft YaHei" w:hAnsi="Microsoft YaHei"/>
-                <w:b w:val="0"/>
-                <w:color w:val="1E293B"/>
-                <w:sz w:val="20"/>
+              <w:spacing w:before="60" w:after="60" w:line="276" w:lineRule="auto"/>
+              <w:jc w:val="left"/>
+            </w:pPr>
+            <w:r>
+              <w:rPr>
+                <w:rFonts w:ascii="Microsoft YaHei" w:hAnsi="Microsoft YaHei"/>
+                <w:b w:val="0"/>
+                <w:color w:val="1E293B"/>
+                <w:sz w:val="18"/>
               </w:rPr>
               <w:t>多人/多 Agent 协同进度不透明，无法直观掌握卡点</w:t>
             </w:r>
@@ -1504,15 +1661,15 @@
           </w:tcPr>
           <w:p>
             <w:pPr>
-              <w:spacing w:before="80" w:after="80" w:line="276" w:lineRule="auto"/>
-            </w:pPr>
-            <w:r/>
-            <w:r>
-              <w:rPr>
-                <w:rFonts w:ascii="Microsoft YaHei" w:hAnsi="Microsoft YaHei"/>
-                <w:b w:val="0"/>
-                <w:color w:val="1E293B"/>
-                <w:sz w:val="20"/>
+              <w:spacing w:before="60" w:after="60" w:line="276" w:lineRule="auto"/>
+              <w:jc w:val="left"/>
+            </w:pPr>
+            <w:r>
+              <w:rPr>
+                <w:rFonts w:ascii="Microsoft YaHei" w:hAnsi="Microsoft YaHei"/>
+                <w:b w:val="0"/>
+                <w:color w:val="1E293B"/>
+                <w:sz w:val="18"/>
               </w:rPr>
               <w:t>无 / yy-flow kanban 指令</w:t>
             </w:r>
@@ -1524,15 +1681,15 @@
           </w:tcPr>
           <w:p>
             <w:pPr>
-              <w:spacing w:before="80" w:after="80" w:line="276" w:lineRule="auto"/>
-            </w:pPr>
-            <w:r/>
-            <w:r>
-              <w:rPr>
-                <w:rFonts w:ascii="Microsoft YaHei" w:hAnsi="Microsoft YaHei"/>
-                <w:b w:val="0"/>
-                <w:color w:val="1E293B"/>
-                <w:sz w:val="20"/>
+              <w:spacing w:before="60" w:after="60" w:line="276" w:lineRule="auto"/>
+              <w:jc w:val="left"/>
+            </w:pPr>
+            <w:r>
+              <w:rPr>
+                <w:rFonts w:ascii="Microsoft YaHei" w:hAnsi="Microsoft YaHei"/>
+                <w:b w:val="0"/>
+                <w:color w:val="1E293B"/>
+                <w:sz w:val="18"/>
               </w:rPr>
               <w:t>浏览器实时渲染 3 列看板与 8 角色在制品状态</w:t>
             </w:r>
@@ -1544,15 +1701,15 @@
           </w:tcPr>
           <w:p>
             <w:pPr>
-              <w:spacing w:before="80" w:after="80" w:line="276" w:lineRule="auto"/>
-            </w:pPr>
-            <w:r/>
-            <w:r>
-              <w:rPr>
-                <w:rFonts w:ascii="Microsoft YaHei" w:hAnsi="Microsoft YaHei"/>
-                <w:b w:val="0"/>
-                <w:color w:val="1E293B"/>
-                <w:sz w:val="20"/>
+              <w:spacing w:before="60" w:after="60" w:line="276" w:lineRule="auto"/>
+              <w:jc w:val="left"/>
+            </w:pPr>
+            <w:r>
+              <w:rPr>
+                <w:rFonts w:ascii="Microsoft YaHei" w:hAnsi="Microsoft YaHei"/>
+                <w:b w:val="0"/>
+                <w:color w:val="1E293B"/>
+                <w:sz w:val="18"/>
               </w:rPr>
               <w:t>否 (只读可视化查询)</w:t>
             </w:r>
@@ -1563,18 +1720,19 @@
         <w:tc>
           <w:tcPr>
             <w:tcW w:type="dxa" w:w="3617"/>
-          </w:tcPr>
-          <w:p>
-            <w:pPr>
-              <w:spacing w:before="80" w:after="80" w:line="276" w:lineRule="auto"/>
-            </w:pPr>
-            <w:r/>
-            <w:r>
-              <w:rPr>
-                <w:rFonts w:ascii="Microsoft YaHei" w:hAnsi="Microsoft YaHei"/>
-                <w:b/>
-                <w:color w:val="1E293B"/>
-                <w:sz w:val="20"/>
+            <w:shd w:fill="F8FAFC"/>
+          </w:tcPr>
+          <w:p>
+            <w:pPr>
+              <w:spacing w:before="60" w:after="60" w:line="276" w:lineRule="auto"/>
+              <w:jc w:val="left"/>
+            </w:pPr>
+            <w:r>
+              <w:rPr>
+                <w:rFonts w:ascii="Microsoft YaHei" w:hAnsi="Microsoft YaHei"/>
+                <w:b/>
+                <w:color w:val="1E293B"/>
+                <w:sz w:val="18"/>
               </w:rPr>
               <w:t>9. Git 提交前置硬门禁拦截</w:t>
             </w:r>
@@ -1586,15 +1744,15 @@
           </w:tcPr>
           <w:p>
             <w:pPr>
-              <w:spacing w:before="80" w:after="80" w:line="276" w:lineRule="auto"/>
-            </w:pPr>
-            <w:r/>
-            <w:r>
-              <w:rPr>
-                <w:rFonts w:ascii="Microsoft YaHei" w:hAnsi="Microsoft YaHei"/>
-                <w:b w:val="0"/>
-                <w:color w:val="1E293B"/>
-                <w:sz w:val="20"/>
+              <w:spacing w:before="60" w:after="60" w:line="276" w:lineRule="auto"/>
+              <w:jc w:val="left"/>
+            </w:pPr>
+            <w:r>
+              <w:rPr>
+                <w:rFonts w:ascii="Microsoft YaHei" w:hAnsi="Microsoft YaHei"/>
+                <w:b w:val="0"/>
+                <w:color w:val="1E293B"/>
+                <w:sz w:val="18"/>
               </w:rPr>
               <w:t>高频 (每次 git commit)</w:t>
             </w:r>
@@ -1606,15 +1764,15 @@
           </w:tcPr>
           <w:p>
             <w:pPr>
-              <w:spacing w:before="80" w:after="80" w:line="276" w:lineRule="auto"/>
-            </w:pPr>
-            <w:r/>
-            <w:r>
-              <w:rPr>
-                <w:rFonts w:ascii="Microsoft YaHei" w:hAnsi="Microsoft YaHei"/>
-                <w:b w:val="0"/>
-                <w:color w:val="1E293B"/>
-                <w:sz w:val="20"/>
+              <w:spacing w:before="60" w:after="60" w:line="276" w:lineRule="auto"/>
+              <w:jc w:val="left"/>
+            </w:pPr>
+            <w:r>
+              <w:rPr>
+                <w:rFonts w:ascii="Microsoft YaHei" w:hAnsi="Microsoft YaHei"/>
+                <w:b w:val="0"/>
+                <w:color w:val="1E293B"/>
+                <w:sz w:val="18"/>
               </w:rPr>
               <w:t>存在进行中或未验收任务卡时误提交代码污染主干</w:t>
             </w:r>
@@ -1626,15 +1784,15 @@
           </w:tcPr>
           <w:p>
             <w:pPr>
-              <w:spacing w:before="80" w:after="80" w:line="276" w:lineRule="auto"/>
-            </w:pPr>
-            <w:r/>
-            <w:r>
-              <w:rPr>
-                <w:rFonts w:ascii="Microsoft YaHei" w:hAnsi="Microsoft YaHei"/>
-                <w:b w:val="0"/>
-                <w:color w:val="1E293B"/>
-                <w:sz w:val="20"/>
+              <w:spacing w:before="60" w:after="60" w:line="276" w:lineRule="auto"/>
+              <w:jc w:val="left"/>
+            </w:pPr>
+            <w:r>
+              <w:rPr>
+                <w:rFonts w:ascii="Microsoft YaHei" w:hAnsi="Microsoft YaHei"/>
+                <w:b w:val="0"/>
+                <w:color w:val="1E293B"/>
+                <w:sz w:val="18"/>
               </w:rPr>
               <w:t>本地 git commit 动作</w:t>
             </w:r>
@@ -1646,15 +1804,15 @@
           </w:tcPr>
           <w:p>
             <w:pPr>
-              <w:spacing w:before="80" w:after="80" w:line="276" w:lineRule="auto"/>
-            </w:pPr>
-            <w:r/>
-            <w:r>
-              <w:rPr>
-                <w:rFonts w:ascii="Microsoft YaHei" w:hAnsi="Microsoft YaHei"/>
-                <w:b w:val="0"/>
-                <w:color w:val="1E293B"/>
-                <w:sz w:val="20"/>
+              <w:spacing w:before="60" w:after="60" w:line="276" w:lineRule="auto"/>
+              <w:jc w:val="left"/>
+            </w:pPr>
+            <w:r>
+              <w:rPr>
+                <w:rFonts w:ascii="Microsoft YaHei" w:hAnsi="Microsoft YaHei"/>
+                <w:b w:val="0"/>
+                <w:color w:val="1E293B"/>
+                <w:sz w:val="18"/>
               </w:rPr>
               <w:t>Pre-commit 钩子校验；存在非终态卡时物理中断拦截</w:t>
             </w:r>
@@ -1666,15 +1824,15 @@
           </w:tcPr>
           <w:p>
             <w:pPr>
-              <w:spacing w:before="80" w:after="80" w:line="276" w:lineRule="auto"/>
-            </w:pPr>
-            <w:r/>
-            <w:r>
-              <w:rPr>
-                <w:rFonts w:ascii="Microsoft YaHei" w:hAnsi="Microsoft YaHei"/>
-                <w:b w:val="0"/>
-                <w:color w:val="1E293B"/>
-                <w:sz w:val="20"/>
+              <w:spacing w:before="60" w:after="60" w:line="276" w:lineRule="auto"/>
+              <w:jc w:val="left"/>
+            </w:pPr>
+            <w:r>
+              <w:rPr>
+                <w:rFonts w:ascii="Microsoft YaHei" w:hAnsi="Microsoft YaHei"/>
+                <w:b w:val="0"/>
+                <w:color w:val="1E293B"/>
+                <w:sz w:val="18"/>
               </w:rPr>
               <w:t>否 (执行安全门禁判定)</w:t>
             </w:r>
@@ -1685,18 +1843,19 @@
         <w:tc>
           <w:tcPr>
             <w:tcW w:type="dxa" w:w="3617"/>
-          </w:tcPr>
-          <w:p>
-            <w:pPr>
-              <w:spacing w:before="80" w:after="80" w:line="276" w:lineRule="auto"/>
-            </w:pPr>
-            <w:r/>
-            <w:r>
-              <w:rPr>
-                <w:rFonts w:ascii="Microsoft YaHei" w:hAnsi="Microsoft YaHei"/>
-                <w:b/>
-                <w:color w:val="1E293B"/>
-                <w:sz w:val="20"/>
+            <w:shd w:fill="F8FAFC"/>
+          </w:tcPr>
+          <w:p>
+            <w:pPr>
+              <w:spacing w:before="60" w:after="60" w:line="276" w:lineRule="auto"/>
+              <w:jc w:val="left"/>
+            </w:pPr>
+            <w:r>
+              <w:rPr>
+                <w:rFonts w:ascii="Microsoft YaHei" w:hAnsi="Microsoft YaHei"/>
+                <w:b/>
+                <w:color w:val="1E293B"/>
+                <w:sz w:val="18"/>
               </w:rPr>
               <w:t>10. 敏捷迭代复盘与文档沉淀</w:t>
             </w:r>
@@ -1708,15 +1867,15 @@
           </w:tcPr>
           <w:p>
             <w:pPr>
-              <w:spacing w:before="80" w:after="80" w:line="276" w:lineRule="auto"/>
-            </w:pPr>
-            <w:r/>
-            <w:r>
-              <w:rPr>
-                <w:rFonts w:ascii="Microsoft YaHei" w:hAnsi="Microsoft YaHei"/>
-                <w:b w:val="0"/>
-                <w:color w:val="1E293B"/>
-                <w:sz w:val="20"/>
+              <w:spacing w:before="60" w:after="60" w:line="276" w:lineRule="auto"/>
+              <w:jc w:val="left"/>
+            </w:pPr>
+            <w:r>
+              <w:rPr>
+                <w:rFonts w:ascii="Microsoft YaHei" w:hAnsi="Microsoft YaHei"/>
+                <w:b w:val="0"/>
+                <w:color w:val="1E293B"/>
+                <w:sz w:val="18"/>
               </w:rPr>
               <w:t>中频 (迭代结项 / 发版)</w:t>
             </w:r>
@@ -1728,15 +1887,15 @@
           </w:tcPr>
           <w:p>
             <w:pPr>
-              <w:spacing w:before="80" w:after="80" w:line="276" w:lineRule="auto"/>
-            </w:pPr>
-            <w:r/>
-            <w:r>
-              <w:rPr>
-                <w:rFonts w:ascii="Microsoft YaHei" w:hAnsi="Microsoft YaHei"/>
-                <w:b w:val="0"/>
-                <w:color w:val="1E293B"/>
-                <w:sz w:val="20"/>
+              <w:spacing w:before="60" w:after="60" w:line="276" w:lineRule="auto"/>
+              <w:jc w:val="left"/>
+            </w:pPr>
+            <w:r>
+              <w:rPr>
+                <w:rFonts w:ascii="Microsoft YaHei" w:hAnsi="Microsoft YaHei"/>
+                <w:b w:val="0"/>
+                <w:color w:val="1E293B"/>
+                <w:sz w:val="18"/>
               </w:rPr>
               <w:t>迭代完成无沉淀，技术负债与质量数据丢失</w:t>
             </w:r>
@@ -1748,15 +1907,15 @@
           </w:tcPr>
           <w:p>
             <w:pPr>
-              <w:spacing w:before="80" w:after="80" w:line="276" w:lineRule="auto"/>
-            </w:pPr>
-            <w:r/>
-            <w:r>
-              <w:rPr>
-                <w:rFonts w:ascii="Microsoft YaHei" w:hAnsi="Microsoft YaHei"/>
-                <w:b w:val="0"/>
-                <w:color w:val="1E293B"/>
-                <w:sz w:val="20"/>
+              <w:spacing w:before="60" w:after="60" w:line="276" w:lineRule="auto"/>
+              <w:jc w:val="left"/>
+            </w:pPr>
+            <w:r>
+              <w:rPr>
+                <w:rFonts w:ascii="Microsoft YaHei" w:hAnsi="Microsoft YaHei"/>
+                <w:b w:val="0"/>
+                <w:color w:val="1E293B"/>
+                <w:sz w:val="18"/>
               </w:rPr>
               <w:t>本期已完成任务集与审计记录</w:t>
             </w:r>
@@ -1768,15 +1927,15 @@
           </w:tcPr>
           <w:p>
             <w:pPr>
-              <w:spacing w:before="80" w:after="80" w:line="276" w:lineRule="auto"/>
-            </w:pPr>
-            <w:r/>
-            <w:r>
-              <w:rPr>
-                <w:rFonts w:ascii="Microsoft YaHei" w:hAnsi="Microsoft YaHei"/>
-                <w:b w:val="0"/>
-                <w:color w:val="1E293B"/>
-                <w:sz w:val="20"/>
+              <w:spacing w:before="60" w:after="60" w:line="276" w:lineRule="auto"/>
+              <w:jc w:val="left"/>
+            </w:pPr>
+            <w:r>
+              <w:rPr>
+                <w:rFonts w:ascii="Microsoft YaHei" w:hAnsi="Microsoft YaHei"/>
+                <w:b w:val="0"/>
+                <w:color w:val="1E293B"/>
+                <w:sz w:val="18"/>
               </w:rPr>
               <w:t>生成敏捷复盘总结报告与全量工程文档归档</w:t>
             </w:r>
@@ -1788,15 +1947,15 @@
           </w:tcPr>
           <w:p>
             <w:pPr>
-              <w:spacing w:before="80" w:after="80" w:line="276" w:lineRule="auto"/>
-            </w:pPr>
-            <w:r/>
-            <w:r>
-              <w:rPr>
-                <w:rFonts w:ascii="Microsoft YaHei" w:hAnsi="Microsoft YaHei"/>
-                <w:b w:val="0"/>
-                <w:color w:val="1E293B"/>
-                <w:sz w:val="20"/>
+              <w:spacing w:before="60" w:after="60" w:line="276" w:lineRule="auto"/>
+              <w:jc w:val="left"/>
+            </w:pPr>
+            <w:r>
+              <w:rPr>
+                <w:rFonts w:ascii="Microsoft YaHei" w:hAnsi="Microsoft YaHei"/>
+                <w:b w:val="0"/>
+                <w:color w:val="1E293B"/>
+                <w:sz w:val="18"/>
               </w:rPr>
               <w:t>是 (写入复盘与沉淀文档)</w:t>
             </w:r>
@@ -1812,31 +1971,37 @@
       <w:bookmarkStart w:id="mslfqnow0k0n3axhmwi" w:name="mslfqnow0k0n3axhmwi"/>
       <w:pPr>
         <w:pStyle w:val="dingding-heading1"/>
-        <w:spacing w:line="223.99999999999997"/>
+        <w:spacing w:line="300" w:before="280" w:after="120" w:lineRule="auto"/>
+        <w:jc w:val="left"/>
       </w:pPr>
+      <w:bookmarkEnd w:id="mslfqnow0k0n3axhmwi"/>
       <w:r>
         <w:rPr>
-          <w:sz w:val="42"/>
-          <w:b w:val="1"/>
+          <w:rFonts w:ascii="Microsoft YaHei" w:hAnsi="Microsoft YaHei"/>
+          <w:b/>
+          <w:color w:val="0284C7"/>
+          <w:sz w:val="26"/>
         </w:rPr>
-        <w:t xml:space="preserve">四、套件构成：Skills + 连接器 MCP</w:t>
+        <w:t>四、套件构成：Skills + 连接器 MCP</w:t>
       </w:r>
-      <w:bookmarkEnd w:id="mslfqnow0k0n3axhmwi"/>
     </w:p>
     <w:p>
       <w:bookmarkStart w:id="mslfr3rblcsd9kvnhml" w:name="mslfr3rblcsd9kvnhml"/>
       <w:pPr>
         <w:pStyle w:val="dingding-heading2"/>
-        <w:spacing w:line="223.99999999999997"/>
+        <w:spacing w:line="300" w:before="200" w:after="80" w:lineRule="auto"/>
+        <w:jc w:val="left"/>
       </w:pPr>
+      <w:bookmarkEnd w:id="mslfr3rblcsd9kvnhml"/>
       <w:r>
         <w:rPr>
-          <w:sz w:val="36"/>
-          <w:b w:val="1"/>
+          <w:rFonts w:ascii="Microsoft YaHei" w:hAnsi="Microsoft YaHei"/>
+          <w:b/>
+          <w:color w:val="1E293B"/>
+          <w:sz w:val="23"/>
         </w:rPr>
-        <w:t xml:space="preserve">4.1 核心 Skills 清单</w:t>
+        <w:t>4.1 核心 Skills 清单</w:t>
       </w:r>
-      <w:bookmarkEnd w:id="mslfr3rblcsd9kvnhml"/>
     </w:p>
     <w:tbl>
       <w:tblPr>
@@ -1851,50 +2016,87 @@
         <w:gridCol w:w="5958"/>
       </w:tblGrid>
       <w:tr>
-        <w:trPr>
-          <w:trHeight w:val="0"/>
-        </w:trPr>
-        <w:tc>
-          <w:tcPr>
-            <w:tcW w:w="4139" w:type="dxa"/>
-          </w:tcPr>
-          <w:p>
-            <w:pPr/>
-            <w:r>
-              <w:t xml:space="preserve">Skill 名称</w:t>
-            </w:r>
-          </w:p>
-        </w:tc>
-        <w:tc>
-          <w:tcPr>
-            <w:tcW w:w="5311" w:type="dxa"/>
-          </w:tcPr>
-          <w:p>
-            <w:pPr/>
-            <w:r>
-              <w:t xml:space="preserve">触发场景</w:t>
-            </w:r>
-          </w:p>
-        </w:tc>
-        <w:tc>
-          <w:tcPr>
-            <w:tcW w:w="6251" w:type="dxa"/>
-          </w:tcPr>
-          <w:p>
-            <w:pPr/>
-            <w:r>
-              <w:t xml:space="preserve">输入</w:t>
-            </w:r>
-          </w:p>
-        </w:tc>
-        <w:tc>
-          <w:tcPr>
-            <w:tcW w:w="5958" w:type="dxa"/>
-          </w:tcPr>
-          <w:p>
-            <w:pPr/>
-            <w:r>
-              <w:t xml:space="preserve">期望输出</w:t>
+        <w:tc>
+          <w:tcPr>
+            <w:tcW w:type="dxa" w:w="4139"/>
+            <w:shd w:fill="F1F5F9"/>
+          </w:tcPr>
+          <w:p>
+            <w:pPr>
+              <w:spacing w:before="60" w:after="60" w:line="276" w:lineRule="auto"/>
+              <w:jc w:val="center"/>
+            </w:pPr>
+            <w:r>
+              <w:rPr>
+                <w:rFonts w:ascii="Microsoft YaHei" w:hAnsi="Microsoft YaHei"/>
+                <w:b/>
+                <w:color w:val="1E293B"/>
+                <w:sz w:val="19"/>
+              </w:rPr>
+              <w:t>Skill 名称</w:t>
+            </w:r>
+          </w:p>
+        </w:tc>
+        <w:tc>
+          <w:tcPr>
+            <w:tcW w:type="dxa" w:w="5311"/>
+            <w:shd w:fill="F1F5F9"/>
+          </w:tcPr>
+          <w:p>
+            <w:pPr>
+              <w:spacing w:before="60" w:after="60" w:line="276" w:lineRule="auto"/>
+              <w:jc w:val="center"/>
+            </w:pPr>
+            <w:r>
+              <w:rPr>
+                <w:rFonts w:ascii="Microsoft YaHei" w:hAnsi="Microsoft YaHei"/>
+                <w:b/>
+                <w:color w:val="1E293B"/>
+                <w:sz w:val="19"/>
+              </w:rPr>
+              <w:t>触发场景</w:t>
+            </w:r>
+          </w:p>
+        </w:tc>
+        <w:tc>
+          <w:tcPr>
+            <w:tcW w:type="dxa" w:w="6251"/>
+            <w:shd w:fill="F1F5F9"/>
+          </w:tcPr>
+          <w:p>
+            <w:pPr>
+              <w:spacing w:before="60" w:after="60" w:line="276" w:lineRule="auto"/>
+              <w:jc w:val="center"/>
+            </w:pPr>
+            <w:r>
+              <w:rPr>
+                <w:rFonts w:ascii="Microsoft YaHei" w:hAnsi="Microsoft YaHei"/>
+                <w:b/>
+                <w:color w:val="1E293B"/>
+                <w:sz w:val="19"/>
+              </w:rPr>
+              <w:t>输入参数/指令</w:t>
+            </w:r>
+          </w:p>
+        </w:tc>
+        <w:tc>
+          <w:tcPr>
+            <w:tcW w:type="dxa" w:w="5958"/>
+            <w:shd w:fill="F1F5F9"/>
+          </w:tcPr>
+          <w:p>
+            <w:pPr>
+              <w:spacing w:before="60" w:after="60" w:line="276" w:lineRule="auto"/>
+              <w:jc w:val="center"/>
+            </w:pPr>
+            <w:r>
+              <w:rPr>
+                <w:rFonts w:ascii="Microsoft YaHei" w:hAnsi="Microsoft YaHei"/>
+                <w:b/>
+                <w:color w:val="1E293B"/>
+                <w:sz w:val="19"/>
+              </w:rPr>
+              <w:t>期望输出产物</w:t>
             </w:r>
           </w:p>
         </w:tc>
@@ -1903,18 +2105,19 @@
         <w:tc>
           <w:tcPr>
             <w:tcW w:type="dxa" w:w="4139"/>
-          </w:tcPr>
-          <w:p>
-            <w:pPr>
-              <w:spacing w:before="80" w:after="80" w:line="276" w:lineRule="auto"/>
-            </w:pPr>
-            <w:r/>
-            <w:r>
-              <w:rPr>
-                <w:rFonts w:ascii="Microsoft YaHei" w:hAnsi="Microsoft YaHei"/>
-                <w:b/>
-                <w:color w:val="1E293B"/>
-                <w:sz w:val="20"/>
+            <w:shd w:fill="F8FAFC"/>
+          </w:tcPr>
+          <w:p>
+            <w:pPr>
+              <w:spacing w:before="60" w:after="60" w:line="276" w:lineRule="auto"/>
+              <w:jc w:val="left"/>
+            </w:pPr>
+            <w:r>
+              <w:rPr>
+                <w:rFonts w:ascii="Microsoft YaHei" w:hAnsi="Microsoft YaHei"/>
+                <w:b/>
+                <w:color w:val="1E293B"/>
+                <w:sz w:val="18"/>
               </w:rPr>
               <w:t>yy-flow</w:t>
             </w:r>
@@ -1926,15 +2129,15 @@
           </w:tcPr>
           <w:p>
             <w:pPr>
-              <w:spacing w:before="80" w:after="80" w:line="276" w:lineRule="auto"/>
-            </w:pPr>
-            <w:r/>
-            <w:r>
-              <w:rPr>
-                <w:rFonts w:ascii="Microsoft YaHei" w:hAnsi="Microsoft YaHei"/>
-                <w:b w:val="0"/>
-                <w:color w:val="1E293B"/>
-                <w:sz w:val="20"/>
+              <w:spacing w:before="60" w:after="60" w:line="276" w:lineRule="auto"/>
+              <w:jc w:val="left"/>
+            </w:pPr>
+            <w:r>
+              <w:rPr>
+                <w:rFonts w:ascii="Microsoft YaHei" w:hAnsi="Microsoft YaHei"/>
+                <w:b w:val="0"/>
+                <w:color w:val="1E293B"/>
+                <w:sz w:val="18"/>
               </w:rPr>
               <w:t>全生命周期多专家协同工作流编排与状态推进</w:t>
             </w:r>
@@ -1946,15 +2149,15 @@
           </w:tcPr>
           <w:p>
             <w:pPr>
-              <w:spacing w:before="80" w:after="80" w:line="276" w:lineRule="auto"/>
-            </w:pPr>
-            <w:r/>
-            <w:r>
-              <w:rPr>
-                <w:rFonts w:ascii="Microsoft YaHei" w:hAnsi="Microsoft YaHei"/>
-                <w:b w:val="0"/>
-                <w:color w:val="1E293B"/>
-                <w:sz w:val="20"/>
+              <w:spacing w:before="60" w:after="60" w:line="276" w:lineRule="auto"/>
+              <w:jc w:val="left"/>
+            </w:pPr>
+            <w:r>
+              <w:rPr>
+                <w:rFonts w:ascii="Microsoft YaHei" w:hAnsi="Microsoft YaHei"/>
+                <w:b w:val="0"/>
+                <w:color w:val="1E293B"/>
+                <w:sz w:val="18"/>
               </w:rPr>
               <w:t>自然语言指令 / /yy-flow</w:t>
             </w:r>
@@ -1966,15 +2169,15 @@
           </w:tcPr>
           <w:p>
             <w:pPr>
-              <w:spacing w:before="80" w:after="80" w:line="276" w:lineRule="auto"/>
-            </w:pPr>
-            <w:r/>
-            <w:r>
-              <w:rPr>
-                <w:rFonts w:ascii="Microsoft YaHei" w:hAnsi="Microsoft YaHei"/>
-                <w:b w:val="0"/>
-                <w:color w:val="1E293B"/>
-                <w:sz w:val="20"/>
+              <w:spacing w:before="60" w:after="60" w:line="276" w:lineRule="auto"/>
+              <w:jc w:val="left"/>
+            </w:pPr>
+            <w:r>
+              <w:rPr>
+                <w:rFonts w:ascii="Microsoft YaHei" w:hAnsi="Microsoft YaHei"/>
+                <w:b w:val="0"/>
+                <w:color w:val="1E293B"/>
+                <w:sz w:val="18"/>
               </w:rPr>
               <w:t>8 位专家按序流转，推进任务自需求至验收</w:t>
             </w:r>
@@ -1985,18 +2188,19 @@
         <w:tc>
           <w:tcPr>
             <w:tcW w:type="dxa" w:w="4139"/>
-          </w:tcPr>
-          <w:p>
-            <w:pPr>
-              <w:spacing w:before="80" w:after="80" w:line="276" w:lineRule="auto"/>
-            </w:pPr>
-            <w:r/>
-            <w:r>
-              <w:rPr>
-                <w:rFonts w:ascii="Microsoft YaHei" w:hAnsi="Microsoft YaHei"/>
-                <w:b/>
-                <w:color w:val="1E293B"/>
-                <w:sz w:val="20"/>
+            <w:shd w:fill="F8FAFC"/>
+          </w:tcPr>
+          <w:p>
+            <w:pPr>
+              <w:spacing w:before="60" w:after="60" w:line="276" w:lineRule="auto"/>
+              <w:jc w:val="left"/>
+            </w:pPr>
+            <w:r>
+              <w:rPr>
+                <w:rFonts w:ascii="Microsoft YaHei" w:hAnsi="Microsoft YaHei"/>
+                <w:b/>
+                <w:color w:val="1E293B"/>
+                <w:sz w:val="18"/>
               </w:rPr>
               <w:t>yy-flow-start</w:t>
             </w:r>
@@ -2008,15 +2212,15 @@
           </w:tcPr>
           <w:p>
             <w:pPr>
-              <w:spacing w:before="80" w:after="80" w:line="276" w:lineRule="auto"/>
-            </w:pPr>
-            <w:r/>
-            <w:r>
-              <w:rPr>
-                <w:rFonts w:ascii="Microsoft YaHei" w:hAnsi="Microsoft YaHei"/>
-                <w:b w:val="0"/>
-                <w:color w:val="1E293B"/>
-                <w:sz w:val="20"/>
+              <w:spacing w:before="60" w:after="60" w:line="276" w:lineRule="auto"/>
+              <w:jc w:val="left"/>
+            </w:pPr>
+            <w:r>
+              <w:rPr>
+                <w:rFonts w:ascii="Microsoft YaHei" w:hAnsi="Microsoft YaHei"/>
+                <w:b w:val="0"/>
+                <w:color w:val="1E293B"/>
+                <w:sz w:val="18"/>
               </w:rPr>
               <w:t>项目开工与自动化技术栈扫描初始化</w:t>
             </w:r>
@@ -2028,15 +2232,15 @@
           </w:tcPr>
           <w:p>
             <w:pPr>
-              <w:spacing w:before="80" w:after="80" w:line="276" w:lineRule="auto"/>
-            </w:pPr>
-            <w:r/>
-            <w:r>
-              <w:rPr>
-                <w:rFonts w:ascii="Microsoft YaHei" w:hAnsi="Microsoft YaHei"/>
-                <w:b w:val="0"/>
-                <w:color w:val="1E293B"/>
-                <w:sz w:val="20"/>
+              <w:spacing w:before="60" w:after="60" w:line="276" w:lineRule="auto"/>
+              <w:jc w:val="left"/>
+            </w:pPr>
+            <w:r>
+              <w:rPr>
+                <w:rFonts w:ascii="Microsoft YaHei" w:hAnsi="Microsoft YaHei"/>
+                <w:b w:val="0"/>
+                <w:color w:val="1E293B"/>
+                <w:sz w:val="18"/>
               </w:rPr>
               <w:t>/yy-flow start [项目路径]</w:t>
             </w:r>
@@ -2048,15 +2252,15 @@
           </w:tcPr>
           <w:p>
             <w:pPr>
-              <w:spacing w:before="80" w:after="80" w:line="276" w:lineRule="auto"/>
-            </w:pPr>
-            <w:r/>
-            <w:r>
-              <w:rPr>
-                <w:rFonts w:ascii="Microsoft YaHei" w:hAnsi="Microsoft YaHei"/>
-                <w:b w:val="0"/>
-                <w:color w:val="1E293B"/>
-                <w:sz w:val="20"/>
+              <w:spacing w:before="60" w:after="60" w:line="276" w:lineRule="auto"/>
+              <w:jc w:val="left"/>
+            </w:pPr>
+            <w:r>
+              <w:rPr>
+                <w:rFonts w:ascii="Microsoft YaHei" w:hAnsi="Microsoft YaHei"/>
+                <w:b w:val="0"/>
+                <w:color w:val="1E293B"/>
+                <w:sz w:val="18"/>
               </w:rPr>
               <w:t>完成架构扫描、生成多专家上下文与看板初始配置</w:t>
             </w:r>
@@ -2067,18 +2271,19 @@
         <w:tc>
           <w:tcPr>
             <w:tcW w:type="dxa" w:w="4139"/>
-          </w:tcPr>
-          <w:p>
-            <w:pPr>
-              <w:spacing w:before="80" w:after="80" w:line="276" w:lineRule="auto"/>
-            </w:pPr>
-            <w:r/>
-            <w:r>
-              <w:rPr>
-                <w:rFonts w:ascii="Microsoft YaHei" w:hAnsi="Microsoft YaHei"/>
-                <w:b/>
-                <w:color w:val="1E293B"/>
-                <w:sz w:val="20"/>
+            <w:shd w:fill="F8FAFC"/>
+          </w:tcPr>
+          <w:p>
+            <w:pPr>
+              <w:spacing w:before="60" w:after="60" w:line="276" w:lineRule="auto"/>
+              <w:jc w:val="left"/>
+            </w:pPr>
+            <w:r>
+              <w:rPr>
+                <w:rFonts w:ascii="Microsoft YaHei" w:hAnsi="Microsoft YaHei"/>
+                <w:b/>
+                <w:color w:val="1E293B"/>
+                <w:sz w:val="18"/>
               </w:rPr>
               <w:t>yy-flow-status</w:t>
             </w:r>
@@ -2090,15 +2295,15 @@
           </w:tcPr>
           <w:p>
             <w:pPr>
-              <w:spacing w:before="80" w:after="80" w:line="276" w:lineRule="auto"/>
-            </w:pPr>
-            <w:r/>
-            <w:r>
-              <w:rPr>
-                <w:rFonts w:ascii="Microsoft YaHei" w:hAnsi="Microsoft YaHei"/>
-                <w:b w:val="0"/>
-                <w:color w:val="1E293B"/>
-                <w:sz w:val="20"/>
+              <w:spacing w:before="60" w:after="60" w:line="276" w:lineRule="auto"/>
+              <w:jc w:val="left"/>
+            </w:pPr>
+            <w:r>
+              <w:rPr>
+                <w:rFonts w:ascii="Microsoft YaHei" w:hAnsi="Microsoft YaHei"/>
+                <w:b w:val="0"/>
+                <w:color w:val="1E293B"/>
+                <w:sz w:val="18"/>
               </w:rPr>
               <w:t>多专家当前任务状态与在制品进度查询</w:t>
             </w:r>
@@ -2110,15 +2315,15 @@
           </w:tcPr>
           <w:p>
             <w:pPr>
-              <w:spacing w:before="80" w:after="80" w:line="276" w:lineRule="auto"/>
-            </w:pPr>
-            <w:r/>
-            <w:r>
-              <w:rPr>
-                <w:rFonts w:ascii="Microsoft YaHei" w:hAnsi="Microsoft YaHei"/>
-                <w:b w:val="0"/>
-                <w:color w:val="1E293B"/>
-                <w:sz w:val="20"/>
+              <w:spacing w:before="60" w:after="60" w:line="276" w:lineRule="auto"/>
+              <w:jc w:val="left"/>
+            </w:pPr>
+            <w:r>
+              <w:rPr>
+                <w:rFonts w:ascii="Microsoft YaHei" w:hAnsi="Microsoft YaHei"/>
+                <w:b w:val="0"/>
+                <w:color w:val="1E293B"/>
+                <w:sz w:val="18"/>
               </w:rPr>
               <w:t>/yy-flow status</w:t>
             </w:r>
@@ -2130,15 +2335,15 @@
           </w:tcPr>
           <w:p>
             <w:pPr>
-              <w:spacing w:before="80" w:after="80" w:line="276" w:lineRule="auto"/>
-            </w:pPr>
-            <w:r/>
-            <w:r>
-              <w:rPr>
-                <w:rFonts w:ascii="Microsoft YaHei" w:hAnsi="Microsoft YaHei"/>
-                <w:b w:val="0"/>
-                <w:color w:val="1E293B"/>
-                <w:sz w:val="20"/>
+              <w:spacing w:before="60" w:after="60" w:line="276" w:lineRule="auto"/>
+              <w:jc w:val="left"/>
+            </w:pPr>
+            <w:r>
+              <w:rPr>
+                <w:rFonts w:ascii="Microsoft YaHei" w:hAnsi="Microsoft YaHei"/>
+                <w:b w:val="0"/>
+                <w:color w:val="1E293B"/>
+                <w:sz w:val="18"/>
               </w:rPr>
               <w:t>输出终端结构化看板与各角色在制品卡片详情</w:t>
             </w:r>
@@ -2149,18 +2354,19 @@
         <w:tc>
           <w:tcPr>
             <w:tcW w:type="dxa" w:w="4139"/>
-          </w:tcPr>
-          <w:p>
-            <w:pPr>
-              <w:spacing w:before="80" w:after="80" w:line="276" w:lineRule="auto"/>
-            </w:pPr>
-            <w:r/>
-            <w:r>
-              <w:rPr>
-                <w:rFonts w:ascii="Microsoft YaHei" w:hAnsi="Microsoft YaHei"/>
-                <w:b/>
-                <w:color w:val="1E293B"/>
-                <w:sz w:val="20"/>
+            <w:shd w:fill="F8FAFC"/>
+          </w:tcPr>
+          <w:p>
+            <w:pPr>
+              <w:spacing w:before="60" w:after="60" w:line="276" w:lineRule="auto"/>
+              <w:jc w:val="left"/>
+            </w:pPr>
+            <w:r>
+              <w:rPr>
+                <w:rFonts w:ascii="Microsoft YaHei" w:hAnsi="Microsoft YaHei"/>
+                <w:b/>
+                <w:color w:val="1E293B"/>
+                <w:sz w:val="18"/>
               </w:rPr>
               <w:t>yy-flow-kanban</w:t>
             </w:r>
@@ -2172,15 +2378,15 @@
           </w:tcPr>
           <w:p>
             <w:pPr>
-              <w:spacing w:before="80" w:after="80" w:line="276" w:lineRule="auto"/>
-            </w:pPr>
-            <w:r/>
-            <w:r>
-              <w:rPr>
-                <w:rFonts w:ascii="Microsoft YaHei" w:hAnsi="Microsoft YaHei"/>
-                <w:b w:val="0"/>
-                <w:color w:val="1E293B"/>
-                <w:sz w:val="20"/>
+              <w:spacing w:before="60" w:after="60" w:line="276" w:lineRule="auto"/>
+              <w:jc w:val="left"/>
+            </w:pPr>
+            <w:r>
+              <w:rPr>
+                <w:rFonts w:ascii="Microsoft YaHei" w:hAnsi="Microsoft YaHei"/>
+                <w:b w:val="0"/>
+                <w:color w:val="1E293B"/>
+                <w:sz w:val="18"/>
               </w:rPr>
               <w:t>启动本地可视化 Web 看板服务</w:t>
             </w:r>
@@ -2192,15 +2398,15 @@
           </w:tcPr>
           <w:p>
             <w:pPr>
-              <w:spacing w:before="80" w:after="80" w:line="276" w:lineRule="auto"/>
-            </w:pPr>
-            <w:r/>
-            <w:r>
-              <w:rPr>
-                <w:rFonts w:ascii="Microsoft YaHei" w:hAnsi="Microsoft YaHei"/>
-                <w:b w:val="0"/>
-                <w:color w:val="1E293B"/>
-                <w:sz w:val="20"/>
+              <w:spacing w:before="60" w:after="60" w:line="276" w:lineRule="auto"/>
+              <w:jc w:val="left"/>
+            </w:pPr>
+            <w:r>
+              <w:rPr>
+                <w:rFonts w:ascii="Microsoft YaHei" w:hAnsi="Microsoft YaHei"/>
+                <w:b w:val="0"/>
+                <w:color w:val="1E293B"/>
+                <w:sz w:val="18"/>
               </w:rPr>
               <w:t>/yy-flow kanban [端口]</w:t>
             </w:r>
@@ -2212,15 +2418,15 @@
           </w:tcPr>
           <w:p>
             <w:pPr>
-              <w:spacing w:before="80" w:after="80" w:line="276" w:lineRule="auto"/>
-            </w:pPr>
-            <w:r/>
-            <w:r>
-              <w:rPr>
-                <w:rFonts w:ascii="Microsoft YaHei" w:hAnsi="Microsoft YaHei"/>
-                <w:b w:val="0"/>
-                <w:color w:val="1E293B"/>
-                <w:sz w:val="20"/>
+              <w:spacing w:before="60" w:after="60" w:line="276" w:lineRule="auto"/>
+              <w:jc w:val="left"/>
+            </w:pPr>
+            <w:r>
+              <w:rPr>
+                <w:rFonts w:ascii="Microsoft YaHei" w:hAnsi="Microsoft YaHei"/>
+                <w:b w:val="0"/>
+                <w:color w:val="1E293B"/>
+                <w:sz w:val="18"/>
               </w:rPr>
               <w:t>启动 HTTP 实时看板服务并输出可视化浏览器看板</w:t>
             </w:r>
@@ -2231,18 +2437,19 @@
         <w:tc>
           <w:tcPr>
             <w:tcW w:type="dxa" w:w="4139"/>
-          </w:tcPr>
-          <w:p>
-            <w:pPr>
-              <w:spacing w:before="80" w:after="80" w:line="276" w:lineRule="auto"/>
-            </w:pPr>
-            <w:r/>
-            <w:r>
-              <w:rPr>
-                <w:rFonts w:ascii="Microsoft YaHei" w:hAnsi="Microsoft YaHei"/>
-                <w:b/>
-                <w:color w:val="1E293B"/>
-                <w:sz w:val="20"/>
+            <w:shd w:fill="F8FAFC"/>
+          </w:tcPr>
+          <w:p>
+            <w:pPr>
+              <w:spacing w:before="60" w:after="60" w:line="276" w:lineRule="auto"/>
+              <w:jc w:val="left"/>
+            </w:pPr>
+            <w:r>
+              <w:rPr>
+                <w:rFonts w:ascii="Microsoft YaHei" w:hAnsi="Microsoft YaHei"/>
+                <w:b/>
+                <w:color w:val="1E293B"/>
+                <w:sz w:val="18"/>
               </w:rPr>
               <w:t>yy-flow-metrics</w:t>
             </w:r>
@@ -2254,15 +2461,15 @@
           </w:tcPr>
           <w:p>
             <w:pPr>
-              <w:spacing w:before="80" w:after="80" w:line="276" w:lineRule="auto"/>
-            </w:pPr>
-            <w:r/>
-            <w:r>
-              <w:rPr>
-                <w:rFonts w:ascii="Microsoft YaHei" w:hAnsi="Microsoft YaHei"/>
-                <w:b w:val="0"/>
-                <w:color w:val="1E293B"/>
-                <w:sz w:val="20"/>
+              <w:spacing w:before="60" w:after="60" w:line="276" w:lineRule="auto"/>
+              <w:jc w:val="left"/>
+            </w:pPr>
+            <w:r>
+              <w:rPr>
+                <w:rFonts w:ascii="Microsoft YaHei" w:hAnsi="Microsoft YaHei"/>
+                <w:b w:val="0"/>
+                <w:color w:val="1E293B"/>
+                <w:sz w:val="18"/>
               </w:rPr>
               <w:t>研发质量度量与合规数据分析</w:t>
             </w:r>
@@ -2274,15 +2481,15 @@
           </w:tcPr>
           <w:p>
             <w:pPr>
-              <w:spacing w:before="80" w:after="80" w:line="276" w:lineRule="auto"/>
-            </w:pPr>
-            <w:r/>
-            <w:r>
-              <w:rPr>
-                <w:rFonts w:ascii="Microsoft YaHei" w:hAnsi="Microsoft YaHei"/>
-                <w:b w:val="0"/>
-                <w:color w:val="1E293B"/>
-                <w:sz w:val="20"/>
+              <w:spacing w:before="60" w:after="60" w:line="276" w:lineRule="auto"/>
+              <w:jc w:val="left"/>
+            </w:pPr>
+            <w:r>
+              <w:rPr>
+                <w:rFonts w:ascii="Microsoft YaHei" w:hAnsi="Microsoft YaHei"/>
+                <w:b w:val="0"/>
+                <w:color w:val="1E293B"/>
+                <w:sz w:val="18"/>
               </w:rPr>
               <w:t>/yy-flow metrics</w:t>
             </w:r>
@@ -2294,15 +2501,15 @@
           </w:tcPr>
           <w:p>
             <w:pPr>
-              <w:spacing w:before="80" w:after="80" w:line="276" w:lineRule="auto"/>
-            </w:pPr>
-            <w:r/>
-            <w:r>
-              <w:rPr>
-                <w:rFonts w:ascii="Microsoft YaHei" w:hAnsi="Microsoft YaHei"/>
-                <w:b w:val="0"/>
-                <w:color w:val="1E293B"/>
-                <w:sz w:val="20"/>
+              <w:spacing w:before="60" w:after="60" w:line="276" w:lineRule="auto"/>
+              <w:jc w:val="left"/>
+            </w:pPr>
+            <w:r>
+              <w:rPr>
+                <w:rFonts w:ascii="Microsoft YaHei" w:hAnsi="Microsoft YaHei"/>
+                <w:b w:val="0"/>
+                <w:color w:val="1E293B"/>
+                <w:sz w:val="18"/>
               </w:rPr>
               <w:t>输出流转周期、打回率、WIP 并发与质量得分报表</w:t>
             </w:r>
@@ -2318,21 +2525,33 @@
       <w:bookmarkStart w:id="mslftd0cxdb828t4yfo" w:name="mslftd0cxdb828t4yfo"/>
       <w:pPr>
         <w:pStyle w:val="dingding-heading2"/>
-        <w:spacing w:line="223.99999999999997"/>
+        <w:spacing w:line="300" w:before="200" w:after="80" w:lineRule="auto"/>
+        <w:jc w:val="left"/>
+      </w:pPr>
+      <w:bookmarkEnd w:id="mslftd0cxdb828t4yfo"/>
+      <w:r>
+        <w:rPr>
+          <w:rFonts w:ascii="Microsoft YaHei" w:hAnsi="Microsoft YaHei"/>
+          <w:b/>
+          <w:color w:val="1E293B"/>
+          <w:sz w:val="23"/>
+        </w:rPr>
+        <w:t>4.2 连接器 MCP 清单</w:t>
+      </w:r>
+    </w:p>
+    <w:p>
+      <w:pPr>
+        <w:spacing w:before="40" w:after="80" w:line="300" w:lineRule="auto"/>
+        <w:jc w:val="left"/>
       </w:pPr>
       <w:r>
         <w:rPr>
-          <w:sz w:val="36"/>
-          <w:b w:val="1"/>
+          <w:rFonts w:ascii="Microsoft YaHei" w:hAnsi="Microsoft YaHei"/>
+          <w:b w:val="0"/>
+          <w:color w:val="64748B"/>
+          <w:sz w:val="19"/>
         </w:rPr>
-        <w:t xml:space="preserve">4.2 连接器 MCP 清单</w:t>
-      </w:r>
-      <w:bookmarkEnd w:id="mslftd0cxdb828t4yfo"/>
-    </w:p>
-    <w:p>
-      <w:pPr/>
-      <w:r>
-        <w:t xml:space="preserve">如在专家套件中不封装 MCP，可不填写</w:t>
+        <w:t>注：本套件采用本地原生轻量 CLI 引擎驱动，无需额外封装外部独立 MCP 连接器。</w:t>
       </w:r>
     </w:p>
     <w:tbl>
@@ -2347,39 +2566,66 @@
         <w:gridCol w:w="9069"/>
       </w:tblGrid>
       <w:tr>
-        <w:trPr>
-          <w:trHeight w:val="0"/>
-        </w:trPr>
-        <w:tc>
-          <w:tcPr>
-            <w:tcW w:w="4466" w:type="dxa"/>
-          </w:tcPr>
-          <w:p>
-            <w:pPr/>
-            <w:r>
-              <w:t xml:space="preserve">连接器 MCP 名称</w:t>
-            </w:r>
-          </w:p>
-        </w:tc>
-        <w:tc>
-          <w:tcPr>
-            <w:tcW w:w="8124" w:type="dxa"/>
-          </w:tcPr>
-          <w:p>
-            <w:pPr/>
-            <w:r>
-              <w:t xml:space="preserve">能力说明</w:t>
-            </w:r>
-          </w:p>
-        </w:tc>
-        <w:tc>
-          <w:tcPr>
-            <w:tcW w:w="9069" w:type="dxa"/>
-          </w:tcPr>
-          <w:p>
-            <w:pPr/>
-            <w:r>
-              <w:t xml:space="preserve">Tool 清单</w:t>
+        <w:tc>
+          <w:tcPr>
+            <w:tcW w:type="dxa" w:w="4466"/>
+            <w:shd w:fill="F1F5F9"/>
+          </w:tcPr>
+          <w:p>
+            <w:pPr>
+              <w:spacing w:before="60" w:after="60" w:line="276" w:lineRule="auto"/>
+              <w:jc w:val="center"/>
+            </w:pPr>
+            <w:r>
+              <w:rPr>
+                <w:rFonts w:ascii="Microsoft YaHei" w:hAnsi="Microsoft YaHei"/>
+                <w:b/>
+                <w:color w:val="1E293B"/>
+                <w:sz w:val="19"/>
+              </w:rPr>
+              <w:t>连接器 MCP 名称</w:t>
+            </w:r>
+          </w:p>
+        </w:tc>
+        <w:tc>
+          <w:tcPr>
+            <w:tcW w:type="dxa" w:w="8124"/>
+            <w:shd w:fill="F1F5F9"/>
+          </w:tcPr>
+          <w:p>
+            <w:pPr>
+              <w:spacing w:before="60" w:after="60" w:line="276" w:lineRule="auto"/>
+              <w:jc w:val="center"/>
+            </w:pPr>
+            <w:r>
+              <w:rPr>
+                <w:rFonts w:ascii="Microsoft YaHei" w:hAnsi="Microsoft YaHei"/>
+                <w:b/>
+                <w:color w:val="1E293B"/>
+                <w:sz w:val="19"/>
+              </w:rPr>
+              <w:t>能力说明</w:t>
+            </w:r>
+          </w:p>
+        </w:tc>
+        <w:tc>
+          <w:tcPr>
+            <w:tcW w:type="dxa" w:w="9069"/>
+            <w:shd w:fill="F1F5F9"/>
+          </w:tcPr>
+          <w:p>
+            <w:pPr>
+              <w:spacing w:before="60" w:after="60" w:line="276" w:lineRule="auto"/>
+              <w:jc w:val="center"/>
+            </w:pPr>
+            <w:r>
+              <w:rPr>
+                <w:rFonts w:ascii="Microsoft YaHei" w:hAnsi="Microsoft YaHei"/>
+                <w:b/>
+                <w:color w:val="1E293B"/>
+                <w:sz w:val="19"/>
+              </w:rPr>
+              <w:t>内置 Tool 工具清单</w:t>
             </w:r>
           </w:p>
         </w:tc>
@@ -2388,20 +2634,23 @@
         <w:tc>
           <w:tcPr>
             <w:tcW w:type="dxa" w:w="4466"/>
-          </w:tcPr>
-          <w:p>
-            <w:pPr>
-              <w:spacing w:before="80" w:after="80" w:line="276" w:lineRule="auto"/>
-            </w:pPr>
-            <w:r/>
-            <w:r>
-              <w:rPr>
-                <w:rFonts w:ascii="Microsoft YaHei" w:hAnsi="Microsoft YaHei"/>
-                <w:b/>
-                <w:color w:val="1E293B"/>
-                <w:sz w:val="20"/>
-              </w:rPr>
-              <w:t>多专家协同原生引擎 (无外部独立 MCP)</w:t>
+            <w:shd w:fill="F8FAFC"/>
+          </w:tcPr>
+          <w:p>
+            <w:pPr>
+              <w:spacing w:before="60" w:after="60" w:line="276" w:lineRule="auto"/>
+              <w:jc w:val="left"/>
+            </w:pPr>
+            <w:r>
+              <w:rPr>
+                <w:rFonts w:ascii="Microsoft YaHei" w:hAnsi="Microsoft YaHei"/>
+                <w:b/>
+                <w:color w:val="1E293B"/>
+                <w:sz w:val="18"/>
+              </w:rPr>
+              <w:t>多专家协同原生引擎</w:t>
+              <w:br/>
+              <w:t>(无外部独立 MCP)</w:t>
             </w:r>
           </w:p>
         </w:tc>
@@ -2411,17 +2660,17 @@
           </w:tcPr>
           <w:p>
             <w:pPr>
-              <w:spacing w:before="80" w:after="80" w:line="276" w:lineRule="auto"/>
-            </w:pPr>
-            <w:r/>
-            <w:r>
-              <w:rPr>
-                <w:rFonts w:ascii="Microsoft YaHei" w:hAnsi="Microsoft YaHei"/>
-                <w:b w:val="0"/>
-                <w:color w:val="1E293B"/>
-                <w:sz w:val="20"/>
-              </w:rPr>
-              <w:t>本套件采用本地轻量 CLI 脚本引擎与 Git 钩子驱动，无需依赖外部独立 MCP 服务，零额外网络开销，支持完全离线与私有化运行。</w:t>
+              <w:spacing w:before="60" w:after="60" w:line="276" w:lineRule="auto"/>
+              <w:jc w:val="left"/>
+            </w:pPr>
+            <w:r>
+              <w:rPr>
+                <w:rFonts w:ascii="Microsoft YaHei" w:hAnsi="Microsoft YaHei"/>
+                <w:b w:val="0"/>
+                <w:color w:val="1E293B"/>
+                <w:sz w:val="18"/>
+              </w:rPr>
+              <w:t>本套件采用本地轻量 CLI 脚本引擎与 Git 钩子驱动，无需依赖外部独立 MCP 服务，零额外网络开销，支持完全离线与私有化安全运行。</w:t>
             </w:r>
           </w:p>
         </w:tc>
@@ -2431,17 +2680,17 @@
           </w:tcPr>
           <w:p>
             <w:pPr>
-              <w:spacing w:before="80" w:after="80" w:line="276" w:lineRule="auto"/>
-            </w:pPr>
-            <w:r/>
-            <w:r>
-              <w:rPr>
-                <w:rFonts w:ascii="Microsoft YaHei" w:hAnsi="Microsoft YaHei"/>
-                <w:b w:val="0"/>
-                <w:color w:val="1E293B"/>
-                <w:sz w:val="20"/>
-              </w:rPr>
-              <w:t>内置 35 项流转、门禁、度量与看板核心脚本工具（如 transition_task, verify_git_gate, check_stage_gate 等）</w:t>
+              <w:spacing w:before="60" w:after="60" w:line="276" w:lineRule="auto"/>
+              <w:jc w:val="left"/>
+            </w:pPr>
+            <w:r>
+              <w:rPr>
+                <w:rFonts w:ascii="Microsoft YaHei" w:hAnsi="Microsoft YaHei"/>
+                <w:b w:val="0"/>
+                <w:color w:val="1E293B"/>
+                <w:sz w:val="18"/>
+              </w:rPr>
+              <w:t>内置 35 项流转、门禁、度量与看板核心脚本工具（含 transition_task, verify_git_gate, check_stage_gate 等）</w:t>
             </w:r>
           </w:p>
         </w:tc>
@@ -2453,7 +2702,7 @@
     </w:p>
     <w:sectPr>
       <w:pgSz w:w="23820" w:h="16905"/>
-      <w:pgMar w:top="720" w:right="1080" w:bottom="720" w:left="1080" w:header="850.95" w:footer="991.95" w:gutter="0"/>
+      <w:pgMar w:top="1152" w:right="1152" w:bottom="1152" w:left="1152" w:header="850.95" w:footer="991.95" w:gutter="0"/>
       <w:type w:val="nextPage"/>
     </w:sectPr>
   </w:body>

--- a/docs/qwen/千问办公专家套件方案书-多专家协同研发工作流.docx
+++ b/docs/qwen/千问办公专家套件方案书-多专家协同研发工作流.docx
@@ -10,7 +10,7 @@
       </w:pPr>
       <w:r>
         <w:rPr>
-          <w:rFonts w:ascii="Microsoft YaHei" w:hAnsi="Microsoft YaHei"/>
+          <w:rFonts w:ascii="微软雅黑" w:hAnsi="微软雅黑" w:eastAsia="微软雅黑" w:cs="微软雅黑" w:hint="eastAsia"/>
           <w:b/>
           <w:color w:val="0284C7"/>
           <w:sz w:val="36"/>
@@ -25,7 +25,7 @@
       </w:pPr>
       <w:r>
         <w:rPr>
-          <w:rFonts w:ascii="Microsoft YaHei" w:hAnsi="Microsoft YaHei"/>
+          <w:rFonts w:ascii="微软雅黑" w:hAnsi="微软雅黑" w:eastAsia="微软雅黑" w:cs="微软雅黑" w:hint="eastAsia"/>
           <w:b/>
           <w:color w:val="1E293B"/>
           <w:sz w:val="22"/>
@@ -34,7 +34,7 @@
       </w:r>
       <w:r>
         <w:rPr>
-          <w:rFonts w:ascii="Microsoft YaHei" w:hAnsi="Microsoft YaHei"/>
+          <w:rFonts w:ascii="微软雅黑" w:hAnsi="微软雅黑" w:eastAsia="微软雅黑" w:cs="微软雅黑" w:hint="eastAsia"/>
           <w:b w:val="0"/>
           <w:color w:val="1E293B"/>
           <w:sz w:val="22"/>
@@ -49,7 +49,7 @@
       </w:pPr>
       <w:r>
         <w:rPr>
-          <w:rFonts w:ascii="Microsoft YaHei" w:hAnsi="Microsoft YaHei"/>
+          <w:rFonts w:ascii="微软雅黑" w:hAnsi="微软雅黑" w:eastAsia="微软雅黑" w:cs="微软雅黑" w:hint="eastAsia"/>
           <w:b/>
           <w:color w:val="1E293B"/>
           <w:sz w:val="22"/>
@@ -58,7 +58,7 @@
       </w:r>
       <w:r>
         <w:rPr>
-          <w:rFonts w:ascii="Microsoft YaHei" w:hAnsi="Microsoft YaHei"/>
+          <w:rFonts w:ascii="微软雅黑" w:hAnsi="微软雅黑" w:eastAsia="微软雅黑" w:cs="微软雅黑" w:hint="eastAsia"/>
           <w:b w:val="0"/>
           <w:color w:val="1E293B"/>
           <w:sz w:val="22"/>
@@ -83,7 +83,7 @@
       <w:bookmarkEnd w:id="msldvlm6ogdcmootmi"/>
       <w:r>
         <w:rPr>
-          <w:rFonts w:ascii="Microsoft YaHei" w:hAnsi="Microsoft YaHei"/>
+          <w:rFonts w:ascii="微软雅黑" w:hAnsi="微软雅黑" w:eastAsia="微软雅黑" w:cs="微软雅黑" w:hint="eastAsia"/>
           <w:b/>
           <w:color w:val="0284C7"/>
           <w:sz w:val="26"/>
@@ -98,7 +98,7 @@
       </w:pPr>
       <w:r>
         <w:rPr>
-          <w:rFonts w:ascii="Microsoft YaHei" w:hAnsi="Microsoft YaHei"/>
+          <w:rFonts w:ascii="微软雅黑" w:hAnsi="微软雅黑" w:eastAsia="微软雅黑" w:cs="微软雅黑" w:hint="eastAsia"/>
           <w:b/>
           <w:color w:val="0284C7"/>
           <w:sz w:val="21"/>
@@ -107,7 +107,7 @@
       </w:r>
       <w:r>
         <w:rPr>
-          <w:rFonts w:ascii="Microsoft YaHei" w:hAnsi="Microsoft YaHei"/>
+          <w:rFonts w:ascii="微软雅黑" w:hAnsi="微软雅黑" w:eastAsia="微软雅黑" w:cs="微软雅黑" w:hint="eastAsia"/>
           <w:b w:val="0"/>
           <w:color w:val="1E293B"/>
           <w:sz w:val="21"/>
@@ -122,7 +122,7 @@
       </w:pPr>
       <w:r>
         <w:rPr>
-          <w:rFonts w:ascii="Microsoft YaHei" w:hAnsi="Microsoft YaHei"/>
+          <w:rFonts w:ascii="微软雅黑" w:hAnsi="微软雅黑" w:eastAsia="微软雅黑" w:cs="微软雅黑" w:hint="eastAsia"/>
           <w:b/>
           <w:color w:val="0284C7"/>
           <w:sz w:val="21"/>
@@ -132,7 +132,7 @@
       </w:r>
       <w:r>
         <w:rPr>
-          <w:rFonts w:ascii="Microsoft YaHei" w:hAnsi="Microsoft YaHei"/>
+          <w:rFonts w:ascii="微软雅黑" w:hAnsi="微软雅黑" w:eastAsia="微软雅黑" w:cs="微软雅黑" w:hint="eastAsia"/>
           <w:b w:val="0"/>
           <w:color w:val="1E293B"/>
           <w:sz w:val="21"/>
@@ -160,7 +160,7 @@
       <w:bookmarkEnd w:id="msldvygw80mqpfviftr"/>
       <w:r>
         <w:rPr>
-          <w:rFonts w:ascii="Microsoft YaHei" w:hAnsi="Microsoft YaHei"/>
+          <w:rFonts w:ascii="微软雅黑" w:hAnsi="微软雅黑" w:eastAsia="微软雅黑" w:cs="微软雅黑" w:hint="eastAsia"/>
           <w:b/>
           <w:color w:val="0284C7"/>
           <w:sz w:val="26"/>
@@ -178,7 +178,7 @@
       <w:bookmarkEnd w:id="msldwbo5c0bdr1e3r6"/>
       <w:r>
         <w:rPr>
-          <w:rFonts w:ascii="Microsoft YaHei" w:hAnsi="Microsoft YaHei"/>
+          <w:rFonts w:ascii="微软雅黑" w:hAnsi="微软雅黑" w:eastAsia="微软雅黑" w:cs="微软雅黑" w:hint="eastAsia"/>
           <w:b/>
           <w:color w:val="1E293B"/>
           <w:sz w:val="23"/>
@@ -204,7 +204,7 @@
       <w:bookmarkEnd w:id="msldwk0tt10fw76ydg"/>
       <w:r>
         <w:rPr>
-          <w:rFonts w:ascii="Microsoft YaHei" w:hAnsi="Microsoft YaHei"/>
+          <w:rFonts w:ascii="微软雅黑" w:hAnsi="微软雅黑" w:eastAsia="微软雅黑" w:cs="微软雅黑" w:hint="eastAsia"/>
           <w:b/>
           <w:color w:val="1E293B"/>
           <w:sz w:val="23"/>
@@ -238,7 +238,7 @@
             </w:pPr>
             <w:r>
               <w:rPr>
-                <w:rFonts w:ascii="Microsoft YaHei" w:hAnsi="Microsoft YaHei"/>
+                <w:rFonts w:ascii="微软雅黑" w:hAnsi="微软雅黑" w:eastAsia="微软雅黑" w:cs="微软雅黑" w:hint="eastAsia"/>
                 <w:b/>
                 <w:color w:val="1E293B"/>
                 <w:sz w:val="19"/>
@@ -259,7 +259,7 @@
             </w:pPr>
             <w:r>
               <w:rPr>
-                <w:rFonts w:ascii="Microsoft YaHei" w:hAnsi="Microsoft YaHei"/>
+                <w:rFonts w:ascii="微软雅黑" w:hAnsi="微软雅黑" w:eastAsia="微软雅黑" w:cs="微软雅黑" w:hint="eastAsia"/>
                 <w:b/>
                 <w:color w:val="1E293B"/>
                 <w:sz w:val="19"/>
@@ -285,7 +285,7 @@
             </w:pPr>
             <w:r>
               <w:rPr>
-                <w:rFonts w:ascii="Microsoft YaHei" w:hAnsi="Microsoft YaHei"/>
+                <w:rFonts w:ascii="微软雅黑" w:hAnsi="微软雅黑" w:eastAsia="微软雅黑" w:cs="微软雅黑" w:hint="eastAsia"/>
                 <w:b/>
                 <w:color w:val="1E293B"/>
                 <w:sz w:val="18"/>
@@ -305,7 +305,7 @@
             </w:pPr>
             <w:r>
               <w:rPr>
-                <w:rFonts w:ascii="Microsoft YaHei" w:hAnsi="Microsoft YaHei"/>
+                <w:rFonts w:ascii="微软雅黑" w:hAnsi="微软雅黑" w:eastAsia="微软雅黑" w:cs="微软雅黑" w:hint="eastAsia"/>
                 <w:b w:val="0"/>
                 <w:color w:val="1E293B"/>
                 <w:sz w:val="18"/>
@@ -331,7 +331,7 @@
             </w:pPr>
             <w:r>
               <w:rPr>
-                <w:rFonts w:ascii="Microsoft YaHei" w:hAnsi="Microsoft YaHei"/>
+                <w:rFonts w:ascii="微软雅黑" w:hAnsi="微软雅黑" w:eastAsia="微软雅黑" w:cs="微软雅黑" w:hint="eastAsia"/>
                 <w:b/>
                 <w:color w:val="1E293B"/>
                 <w:sz w:val="18"/>
@@ -351,7 +351,7 @@
             </w:pPr>
             <w:r>
               <w:rPr>
-                <w:rFonts w:ascii="Microsoft YaHei" w:hAnsi="Microsoft YaHei"/>
+                <w:rFonts w:ascii="微软雅黑" w:hAnsi="微软雅黑" w:eastAsia="微软雅黑" w:cs="微软雅黑" w:hint="eastAsia"/>
                 <w:b w:val="0"/>
                 <w:color w:val="1E293B"/>
                 <w:sz w:val="18"/>
@@ -377,7 +377,7 @@
             </w:pPr>
             <w:r>
               <w:rPr>
-                <w:rFonts w:ascii="Microsoft YaHei" w:hAnsi="Microsoft YaHei"/>
+                <w:rFonts w:ascii="微软雅黑" w:hAnsi="微软雅黑" w:eastAsia="微软雅黑" w:cs="微软雅黑" w:hint="eastAsia"/>
                 <w:b/>
                 <w:color w:val="1E293B"/>
                 <w:sz w:val="18"/>
@@ -397,7 +397,7 @@
             </w:pPr>
             <w:r>
               <w:rPr>
-                <w:rFonts w:ascii="Microsoft YaHei" w:hAnsi="Microsoft YaHei"/>
+                <w:rFonts w:ascii="微软雅黑" w:hAnsi="微软雅黑" w:eastAsia="微软雅黑" w:cs="微软雅黑" w:hint="eastAsia"/>
                 <w:b w:val="0"/>
                 <w:color w:val="1E293B"/>
                 <w:sz w:val="18"/>
@@ -423,7 +423,7 @@
             </w:pPr>
             <w:r>
               <w:rPr>
-                <w:rFonts w:ascii="Microsoft YaHei" w:hAnsi="Microsoft YaHei"/>
+                <w:rFonts w:ascii="微软雅黑" w:hAnsi="微软雅黑" w:eastAsia="微软雅黑" w:cs="微软雅黑" w:hint="eastAsia"/>
                 <w:b/>
                 <w:color w:val="1E293B"/>
                 <w:sz w:val="18"/>
@@ -443,7 +443,7 @@
             </w:pPr>
             <w:r>
               <w:rPr>
-                <w:rFonts w:ascii="Microsoft YaHei" w:hAnsi="Microsoft YaHei"/>
+                <w:rFonts w:ascii="微软雅黑" w:hAnsi="微软雅黑" w:eastAsia="微软雅黑" w:cs="微软雅黑" w:hint="eastAsia"/>
                 <w:b w:val="0"/>
                 <w:color w:val="1E293B"/>
                 <w:sz w:val="18"/>
@@ -469,7 +469,7 @@
             </w:pPr>
             <w:r>
               <w:rPr>
-                <w:rFonts w:ascii="Microsoft YaHei" w:hAnsi="Microsoft YaHei"/>
+                <w:rFonts w:ascii="微软雅黑" w:hAnsi="微软雅黑" w:eastAsia="微软雅黑" w:cs="微软雅黑" w:hint="eastAsia"/>
                 <w:b/>
                 <w:color w:val="1E293B"/>
                 <w:sz w:val="18"/>
@@ -489,7 +489,7 @@
             </w:pPr>
             <w:r>
               <w:rPr>
-                <w:rFonts w:ascii="Microsoft YaHei" w:hAnsi="Microsoft YaHei"/>
+                <w:rFonts w:ascii="微软雅黑" w:hAnsi="微软雅黑" w:eastAsia="微软雅黑" w:cs="微软雅黑" w:hint="eastAsia"/>
                 <w:b w:val="0"/>
                 <w:color w:val="1E293B"/>
                 <w:sz w:val="18"/>
@@ -515,7 +515,7 @@
             </w:pPr>
             <w:r>
               <w:rPr>
-                <w:rFonts w:ascii="Microsoft YaHei" w:hAnsi="Microsoft YaHei"/>
+                <w:rFonts w:ascii="微软雅黑" w:hAnsi="微软雅黑" w:eastAsia="微软雅黑" w:cs="微软雅黑" w:hint="eastAsia"/>
                 <w:b/>
                 <w:color w:val="1E293B"/>
                 <w:sz w:val="18"/>
@@ -535,7 +535,7 @@
             </w:pPr>
             <w:r>
               <w:rPr>
-                <w:rFonts w:ascii="Microsoft YaHei" w:hAnsi="Microsoft YaHei"/>
+                <w:rFonts w:ascii="微软雅黑" w:hAnsi="微软雅黑" w:eastAsia="微软雅黑" w:cs="微软雅黑" w:hint="eastAsia"/>
                 <w:b w:val="0"/>
                 <w:color w:val="1E293B"/>
                 <w:sz w:val="18"/>
@@ -556,7 +556,7 @@
       <w:bookmarkEnd w:id="mslfj9zidv64qnqvsf"/>
       <w:r>
         <w:rPr>
-          <w:rFonts w:ascii="Microsoft YaHei" w:hAnsi="Microsoft YaHei"/>
+          <w:rFonts w:ascii="微软雅黑" w:hAnsi="微软雅黑" w:eastAsia="微软雅黑" w:cs="微软雅黑" w:hint="eastAsia"/>
           <w:b/>
           <w:color w:val="1E293B"/>
           <w:sz w:val="23"/>
@@ -582,7 +582,7 @@
       <w:bookmarkEnd w:id="mslfox9d68i25a4ag3g"/>
       <w:r>
         <w:rPr>
-          <w:rFonts w:ascii="Microsoft YaHei" w:hAnsi="Microsoft YaHei"/>
+          <w:rFonts w:ascii="微软雅黑" w:hAnsi="微软雅黑" w:eastAsia="微软雅黑" w:cs="微软雅黑" w:hint="eastAsia"/>
           <w:b/>
           <w:color w:val="0284C7"/>
           <w:sz w:val="26"/>
@@ -617,7 +617,7 @@
             </w:pPr>
             <w:r>
               <w:rPr>
-                <w:rFonts w:ascii="Microsoft YaHei" w:hAnsi="Microsoft YaHei"/>
+                <w:rFonts w:ascii="微软雅黑" w:hAnsi="微软雅黑" w:eastAsia="微软雅黑" w:cs="微软雅黑" w:hint="eastAsia"/>
                 <w:b/>
                 <w:color w:val="1E293B"/>
                 <w:sz w:val="19"/>
@@ -638,7 +638,7 @@
             </w:pPr>
             <w:r>
               <w:rPr>
-                <w:rFonts w:ascii="Microsoft YaHei" w:hAnsi="Microsoft YaHei"/>
+                <w:rFonts w:ascii="微软雅黑" w:hAnsi="微软雅黑" w:eastAsia="微软雅黑" w:cs="微软雅黑" w:hint="eastAsia"/>
                 <w:b/>
                 <w:color w:val="1E293B"/>
                 <w:sz w:val="19"/>
@@ -659,7 +659,7 @@
             </w:pPr>
             <w:r>
               <w:rPr>
-                <w:rFonts w:ascii="Microsoft YaHei" w:hAnsi="Microsoft YaHei"/>
+                <w:rFonts w:ascii="微软雅黑" w:hAnsi="微软雅黑" w:eastAsia="微软雅黑" w:cs="微软雅黑" w:hint="eastAsia"/>
                 <w:b/>
                 <w:color w:val="1E293B"/>
                 <w:sz w:val="19"/>
@@ -680,7 +680,7 @@
             </w:pPr>
             <w:r>
               <w:rPr>
-                <w:rFonts w:ascii="Microsoft YaHei" w:hAnsi="Microsoft YaHei"/>
+                <w:rFonts w:ascii="微软雅黑" w:hAnsi="微软雅黑" w:eastAsia="微软雅黑" w:cs="微软雅黑" w:hint="eastAsia"/>
                 <w:b/>
                 <w:color w:val="1E293B"/>
                 <w:sz w:val="19"/>
@@ -701,7 +701,7 @@
             </w:pPr>
             <w:r>
               <w:rPr>
-                <w:rFonts w:ascii="Microsoft YaHei" w:hAnsi="Microsoft YaHei"/>
+                <w:rFonts w:ascii="微软雅黑" w:hAnsi="微软雅黑" w:eastAsia="微软雅黑" w:cs="微软雅黑" w:hint="eastAsia"/>
                 <w:b/>
                 <w:color w:val="1E293B"/>
                 <w:sz w:val="19"/>
@@ -722,7 +722,7 @@
             </w:pPr>
             <w:r>
               <w:rPr>
-                <w:rFonts w:ascii="Microsoft YaHei" w:hAnsi="Microsoft YaHei"/>
+                <w:rFonts w:ascii="微软雅黑" w:hAnsi="微软雅黑" w:eastAsia="微软雅黑" w:cs="微软雅黑" w:hint="eastAsia"/>
                 <w:b/>
                 <w:color w:val="1E293B"/>
                 <w:sz w:val="19"/>
@@ -745,7 +745,7 @@
             </w:pPr>
             <w:r>
               <w:rPr>
-                <w:rFonts w:ascii="Microsoft YaHei" w:hAnsi="Microsoft YaHei"/>
+                <w:rFonts w:ascii="微软雅黑" w:hAnsi="微软雅黑" w:eastAsia="微软雅黑" w:cs="微软雅黑" w:hint="eastAsia"/>
                 <w:b/>
                 <w:color w:val="1E293B"/>
                 <w:sz w:val="18"/>
@@ -765,7 +765,7 @@
             </w:pPr>
             <w:r>
               <w:rPr>
-                <w:rFonts w:ascii="Microsoft YaHei" w:hAnsi="Microsoft YaHei"/>
+                <w:rFonts w:ascii="微软雅黑" w:hAnsi="微软雅黑" w:eastAsia="微软雅黑" w:cs="微软雅黑" w:hint="eastAsia"/>
                 <w:b w:val="0"/>
                 <w:color w:val="1E293B"/>
                 <w:sz w:val="18"/>
@@ -785,7 +785,7 @@
             </w:pPr>
             <w:r>
               <w:rPr>
-                <w:rFonts w:ascii="Microsoft YaHei" w:hAnsi="Microsoft YaHei"/>
+                <w:rFonts w:ascii="微软雅黑" w:hAnsi="微软雅黑" w:eastAsia="微软雅黑" w:cs="微软雅黑" w:hint="eastAsia"/>
                 <w:b w:val="0"/>
                 <w:color w:val="1E293B"/>
                 <w:sz w:val="18"/>
@@ -805,7 +805,7 @@
             </w:pPr>
             <w:r>
               <w:rPr>
-                <w:rFonts w:ascii="Microsoft YaHei" w:hAnsi="Microsoft YaHei"/>
+                <w:rFonts w:ascii="微软雅黑" w:hAnsi="微软雅黑" w:eastAsia="微软雅黑" w:cs="微软雅黑" w:hint="eastAsia"/>
                 <w:b w:val="0"/>
                 <w:color w:val="1E293B"/>
                 <w:sz w:val="18"/>
@@ -825,7 +825,7 @@
             </w:pPr>
             <w:r>
               <w:rPr>
-                <w:rFonts w:ascii="Microsoft YaHei" w:hAnsi="Microsoft YaHei"/>
+                <w:rFonts w:ascii="微软雅黑" w:hAnsi="微软雅黑" w:eastAsia="微软雅黑" w:cs="微软雅黑" w:hint="eastAsia"/>
                 <w:b w:val="0"/>
                 <w:color w:val="1E293B"/>
                 <w:sz w:val="18"/>
@@ -845,7 +845,7 @@
             </w:pPr>
             <w:r>
               <w:rPr>
-                <w:rFonts w:ascii="Microsoft YaHei" w:hAnsi="Microsoft YaHei"/>
+                <w:rFonts w:ascii="微软雅黑" w:hAnsi="微软雅黑" w:eastAsia="微软雅黑" w:cs="微软雅黑" w:hint="eastAsia"/>
                 <w:b w:val="0"/>
                 <w:color w:val="1E293B"/>
                 <w:sz w:val="18"/>
@@ -868,7 +868,7 @@
             </w:pPr>
             <w:r>
               <w:rPr>
-                <w:rFonts w:ascii="Microsoft YaHei" w:hAnsi="Microsoft YaHei"/>
+                <w:rFonts w:ascii="微软雅黑" w:hAnsi="微软雅黑" w:eastAsia="微软雅黑" w:cs="微软雅黑" w:hint="eastAsia"/>
                 <w:b/>
                 <w:color w:val="1E293B"/>
                 <w:sz w:val="18"/>
@@ -888,7 +888,7 @@
             </w:pPr>
             <w:r>
               <w:rPr>
-                <w:rFonts w:ascii="Microsoft YaHei" w:hAnsi="Microsoft YaHei"/>
+                <w:rFonts w:ascii="微软雅黑" w:hAnsi="微软雅黑" w:eastAsia="微软雅黑" w:cs="微软雅黑" w:hint="eastAsia"/>
                 <w:b w:val="0"/>
                 <w:color w:val="1E293B"/>
                 <w:sz w:val="18"/>
@@ -908,7 +908,7 @@
             </w:pPr>
             <w:r>
               <w:rPr>
-                <w:rFonts w:ascii="Microsoft YaHei" w:hAnsi="Microsoft YaHei"/>
+                <w:rFonts w:ascii="微软雅黑" w:hAnsi="微软雅黑" w:eastAsia="微软雅黑" w:cs="微软雅黑" w:hint="eastAsia"/>
                 <w:b w:val="0"/>
                 <w:color w:val="1E293B"/>
                 <w:sz w:val="18"/>
@@ -928,7 +928,7 @@
             </w:pPr>
             <w:r>
               <w:rPr>
-                <w:rFonts w:ascii="Microsoft YaHei" w:hAnsi="Microsoft YaHei"/>
+                <w:rFonts w:ascii="微软雅黑" w:hAnsi="微软雅黑" w:eastAsia="微软雅黑" w:cs="微软雅黑" w:hint="eastAsia"/>
                 <w:b w:val="0"/>
                 <w:color w:val="1E293B"/>
                 <w:sz w:val="18"/>
@@ -948,7 +948,7 @@
             </w:pPr>
             <w:r>
               <w:rPr>
-                <w:rFonts w:ascii="Microsoft YaHei" w:hAnsi="Microsoft YaHei"/>
+                <w:rFonts w:ascii="微软雅黑" w:hAnsi="微软雅黑" w:eastAsia="微软雅黑" w:cs="微软雅黑" w:hint="eastAsia"/>
                 <w:b w:val="0"/>
                 <w:color w:val="1E293B"/>
                 <w:sz w:val="18"/>
@@ -968,7 +968,7 @@
             </w:pPr>
             <w:r>
               <w:rPr>
-                <w:rFonts w:ascii="Microsoft YaHei" w:hAnsi="Microsoft YaHei"/>
+                <w:rFonts w:ascii="微软雅黑" w:hAnsi="微软雅黑" w:eastAsia="微软雅黑" w:cs="微软雅黑" w:hint="eastAsia"/>
                 <w:b w:val="0"/>
                 <w:color w:val="1E293B"/>
                 <w:sz w:val="18"/>
@@ -991,7 +991,7 @@
             </w:pPr>
             <w:r>
               <w:rPr>
-                <w:rFonts w:ascii="Microsoft YaHei" w:hAnsi="Microsoft YaHei"/>
+                <w:rFonts w:ascii="微软雅黑" w:hAnsi="微软雅黑" w:eastAsia="微软雅黑" w:cs="微软雅黑" w:hint="eastAsia"/>
                 <w:b/>
                 <w:color w:val="1E293B"/>
                 <w:sz w:val="18"/>
@@ -1011,7 +1011,7 @@
             </w:pPr>
             <w:r>
               <w:rPr>
-                <w:rFonts w:ascii="Microsoft YaHei" w:hAnsi="Microsoft YaHei"/>
+                <w:rFonts w:ascii="微软雅黑" w:hAnsi="微软雅黑" w:eastAsia="微软雅黑" w:cs="微软雅黑" w:hint="eastAsia"/>
                 <w:b w:val="0"/>
                 <w:color w:val="1E293B"/>
                 <w:sz w:val="18"/>
@@ -1031,7 +1031,7 @@
             </w:pPr>
             <w:r>
               <w:rPr>
-                <w:rFonts w:ascii="Microsoft YaHei" w:hAnsi="Microsoft YaHei"/>
+                <w:rFonts w:ascii="微软雅黑" w:hAnsi="微软雅黑" w:eastAsia="微软雅黑" w:cs="微软雅黑" w:hint="eastAsia"/>
                 <w:b w:val="0"/>
                 <w:color w:val="1E293B"/>
                 <w:sz w:val="18"/>
@@ -1051,7 +1051,7 @@
             </w:pPr>
             <w:r>
               <w:rPr>
-                <w:rFonts w:ascii="Microsoft YaHei" w:hAnsi="Microsoft YaHei"/>
+                <w:rFonts w:ascii="微软雅黑" w:hAnsi="微软雅黑" w:eastAsia="微软雅黑" w:cs="微软雅黑" w:hint="eastAsia"/>
                 <w:b w:val="0"/>
                 <w:color w:val="1E293B"/>
                 <w:sz w:val="18"/>
@@ -1071,7 +1071,7 @@
             </w:pPr>
             <w:r>
               <w:rPr>
-                <w:rFonts w:ascii="Microsoft YaHei" w:hAnsi="Microsoft YaHei"/>
+                <w:rFonts w:ascii="微软雅黑" w:hAnsi="微软雅黑" w:eastAsia="微软雅黑" w:cs="微软雅黑" w:hint="eastAsia"/>
                 <w:b w:val="0"/>
                 <w:color w:val="1E293B"/>
                 <w:sz w:val="18"/>
@@ -1091,7 +1091,7 @@
             </w:pPr>
             <w:r>
               <w:rPr>
-                <w:rFonts w:ascii="Microsoft YaHei" w:hAnsi="Microsoft YaHei"/>
+                <w:rFonts w:ascii="微软雅黑" w:hAnsi="微软雅黑" w:eastAsia="微软雅黑" w:cs="微软雅黑" w:hint="eastAsia"/>
                 <w:b w:val="0"/>
                 <w:color w:val="1E293B"/>
                 <w:sz w:val="18"/>
@@ -1114,7 +1114,7 @@
             </w:pPr>
             <w:r>
               <w:rPr>
-                <w:rFonts w:ascii="Microsoft YaHei" w:hAnsi="Microsoft YaHei"/>
+                <w:rFonts w:ascii="微软雅黑" w:hAnsi="微软雅黑" w:eastAsia="微软雅黑" w:cs="微软雅黑" w:hint="eastAsia"/>
                 <w:b/>
                 <w:color w:val="1E293B"/>
                 <w:sz w:val="18"/>
@@ -1134,7 +1134,7 @@
             </w:pPr>
             <w:r>
               <w:rPr>
-                <w:rFonts w:ascii="Microsoft YaHei" w:hAnsi="Microsoft YaHei"/>
+                <w:rFonts w:ascii="微软雅黑" w:hAnsi="微软雅黑" w:eastAsia="微软雅黑" w:cs="微软雅黑" w:hint="eastAsia"/>
                 <w:b w:val="0"/>
                 <w:color w:val="1E293B"/>
                 <w:sz w:val="18"/>
@@ -1154,7 +1154,7 @@
             </w:pPr>
             <w:r>
               <w:rPr>
-                <w:rFonts w:ascii="Microsoft YaHei" w:hAnsi="Microsoft YaHei"/>
+                <w:rFonts w:ascii="微软雅黑" w:hAnsi="微软雅黑" w:eastAsia="微软雅黑" w:cs="微软雅黑" w:hint="eastAsia"/>
                 <w:b w:val="0"/>
                 <w:color w:val="1E293B"/>
                 <w:sz w:val="18"/>
@@ -1174,7 +1174,7 @@
             </w:pPr>
             <w:r>
               <w:rPr>
-                <w:rFonts w:ascii="Microsoft YaHei" w:hAnsi="Microsoft YaHei"/>
+                <w:rFonts w:ascii="微软雅黑" w:hAnsi="微软雅黑" w:eastAsia="微软雅黑" w:cs="微软雅黑" w:hint="eastAsia"/>
                 <w:b w:val="0"/>
                 <w:color w:val="1E293B"/>
                 <w:sz w:val="18"/>
@@ -1194,7 +1194,7 @@
             </w:pPr>
             <w:r>
               <w:rPr>
-                <w:rFonts w:ascii="Microsoft YaHei" w:hAnsi="Microsoft YaHei"/>
+                <w:rFonts w:ascii="微软雅黑" w:hAnsi="微软雅黑" w:eastAsia="微软雅黑" w:cs="微软雅黑" w:hint="eastAsia"/>
                 <w:b w:val="0"/>
                 <w:color w:val="1E293B"/>
                 <w:sz w:val="18"/>
@@ -1214,7 +1214,7 @@
             </w:pPr>
             <w:r>
               <w:rPr>
-                <w:rFonts w:ascii="Microsoft YaHei" w:hAnsi="Microsoft YaHei"/>
+                <w:rFonts w:ascii="微软雅黑" w:hAnsi="微软雅黑" w:eastAsia="微软雅黑" w:cs="微软雅黑" w:hint="eastAsia"/>
                 <w:b w:val="0"/>
                 <w:color w:val="1E293B"/>
                 <w:sz w:val="18"/>
@@ -1237,7 +1237,7 @@
             </w:pPr>
             <w:r>
               <w:rPr>
-                <w:rFonts w:ascii="Microsoft YaHei" w:hAnsi="Microsoft YaHei"/>
+                <w:rFonts w:ascii="微软雅黑" w:hAnsi="微软雅黑" w:eastAsia="微软雅黑" w:cs="微软雅黑" w:hint="eastAsia"/>
                 <w:b/>
                 <w:color w:val="1E293B"/>
                 <w:sz w:val="18"/>
@@ -1257,7 +1257,7 @@
             </w:pPr>
             <w:r>
               <w:rPr>
-                <w:rFonts w:ascii="Microsoft YaHei" w:hAnsi="Microsoft YaHei"/>
+                <w:rFonts w:ascii="微软雅黑" w:hAnsi="微软雅黑" w:eastAsia="微软雅黑" w:cs="微软雅黑" w:hint="eastAsia"/>
                 <w:b w:val="0"/>
                 <w:color w:val="1E293B"/>
                 <w:sz w:val="18"/>
@@ -1277,7 +1277,7 @@
             </w:pPr>
             <w:r>
               <w:rPr>
-                <w:rFonts w:ascii="Microsoft YaHei" w:hAnsi="Microsoft YaHei"/>
+                <w:rFonts w:ascii="微软雅黑" w:hAnsi="微软雅黑" w:eastAsia="微软雅黑" w:cs="微软雅黑" w:hint="eastAsia"/>
                 <w:b w:val="0"/>
                 <w:color w:val="1E293B"/>
                 <w:sz w:val="18"/>
@@ -1297,7 +1297,7 @@
             </w:pPr>
             <w:r>
               <w:rPr>
-                <w:rFonts w:ascii="Microsoft YaHei" w:hAnsi="Microsoft YaHei"/>
+                <w:rFonts w:ascii="微软雅黑" w:hAnsi="微软雅黑" w:eastAsia="微软雅黑" w:cs="微软雅黑" w:hint="eastAsia"/>
                 <w:b w:val="0"/>
                 <w:color w:val="1E293B"/>
                 <w:sz w:val="18"/>
@@ -1317,7 +1317,7 @@
             </w:pPr>
             <w:r>
               <w:rPr>
-                <w:rFonts w:ascii="Microsoft YaHei" w:hAnsi="Microsoft YaHei"/>
+                <w:rFonts w:ascii="微软雅黑" w:hAnsi="微软雅黑" w:eastAsia="微软雅黑" w:cs="微软雅黑" w:hint="eastAsia"/>
                 <w:b w:val="0"/>
                 <w:color w:val="1E293B"/>
                 <w:sz w:val="18"/>
@@ -1337,7 +1337,7 @@
             </w:pPr>
             <w:r>
               <w:rPr>
-                <w:rFonts w:ascii="Microsoft YaHei" w:hAnsi="Microsoft YaHei"/>
+                <w:rFonts w:ascii="微软雅黑" w:hAnsi="微软雅黑" w:eastAsia="微软雅黑" w:cs="微软雅黑" w:hint="eastAsia"/>
                 <w:b w:val="0"/>
                 <w:color w:val="1E293B"/>
                 <w:sz w:val="18"/>
@@ -1360,7 +1360,7 @@
             </w:pPr>
             <w:r>
               <w:rPr>
-                <w:rFonts w:ascii="Microsoft YaHei" w:hAnsi="Microsoft YaHei"/>
+                <w:rFonts w:ascii="微软雅黑" w:hAnsi="微软雅黑" w:eastAsia="微软雅黑" w:cs="微软雅黑" w:hint="eastAsia"/>
                 <w:b/>
                 <w:color w:val="1E293B"/>
                 <w:sz w:val="18"/>
@@ -1380,7 +1380,7 @@
             </w:pPr>
             <w:r>
               <w:rPr>
-                <w:rFonts w:ascii="Microsoft YaHei" w:hAnsi="Microsoft YaHei"/>
+                <w:rFonts w:ascii="微软雅黑" w:hAnsi="微软雅黑" w:eastAsia="微软雅黑" w:cs="微软雅黑" w:hint="eastAsia"/>
                 <w:b w:val="0"/>
                 <w:color w:val="1E293B"/>
                 <w:sz w:val="18"/>
@@ -1400,7 +1400,7 @@
             </w:pPr>
             <w:r>
               <w:rPr>
-                <w:rFonts w:ascii="Microsoft YaHei" w:hAnsi="Microsoft YaHei"/>
+                <w:rFonts w:ascii="微软雅黑" w:hAnsi="微软雅黑" w:eastAsia="微软雅黑" w:cs="微软雅黑" w:hint="eastAsia"/>
                 <w:b w:val="0"/>
                 <w:color w:val="1E293B"/>
                 <w:sz w:val="18"/>
@@ -1420,7 +1420,7 @@
             </w:pPr>
             <w:r>
               <w:rPr>
-                <w:rFonts w:ascii="Microsoft YaHei" w:hAnsi="Microsoft YaHei"/>
+                <w:rFonts w:ascii="微软雅黑" w:hAnsi="微软雅黑" w:eastAsia="微软雅黑" w:cs="微软雅黑" w:hint="eastAsia"/>
                 <w:b w:val="0"/>
                 <w:color w:val="1E293B"/>
                 <w:sz w:val="18"/>
@@ -1440,7 +1440,7 @@
             </w:pPr>
             <w:r>
               <w:rPr>
-                <w:rFonts w:ascii="Microsoft YaHei" w:hAnsi="Microsoft YaHei"/>
+                <w:rFonts w:ascii="微软雅黑" w:hAnsi="微软雅黑" w:eastAsia="微软雅黑" w:cs="微软雅黑" w:hint="eastAsia"/>
                 <w:b w:val="0"/>
                 <w:color w:val="1E293B"/>
                 <w:sz w:val="18"/>
@@ -1460,7 +1460,7 @@
             </w:pPr>
             <w:r>
               <w:rPr>
-                <w:rFonts w:ascii="Microsoft YaHei" w:hAnsi="Microsoft YaHei"/>
+                <w:rFonts w:ascii="微软雅黑" w:hAnsi="微软雅黑" w:eastAsia="微软雅黑" w:cs="微软雅黑" w:hint="eastAsia"/>
                 <w:b w:val="0"/>
                 <w:color w:val="1E293B"/>
                 <w:sz w:val="18"/>
@@ -1483,7 +1483,7 @@
             </w:pPr>
             <w:r>
               <w:rPr>
-                <w:rFonts w:ascii="Microsoft YaHei" w:hAnsi="Microsoft YaHei"/>
+                <w:rFonts w:ascii="微软雅黑" w:hAnsi="微软雅黑" w:eastAsia="微软雅黑" w:cs="微软雅黑" w:hint="eastAsia"/>
                 <w:b/>
                 <w:color w:val="1E293B"/>
                 <w:sz w:val="18"/>
@@ -1503,7 +1503,7 @@
             </w:pPr>
             <w:r>
               <w:rPr>
-                <w:rFonts w:ascii="Microsoft YaHei" w:hAnsi="Microsoft YaHei"/>
+                <w:rFonts w:ascii="微软雅黑" w:hAnsi="微软雅黑" w:eastAsia="微软雅黑" w:cs="微软雅黑" w:hint="eastAsia"/>
                 <w:b w:val="0"/>
                 <w:color w:val="1E293B"/>
                 <w:sz w:val="18"/>
@@ -1523,7 +1523,7 @@
             </w:pPr>
             <w:r>
               <w:rPr>
-                <w:rFonts w:ascii="Microsoft YaHei" w:hAnsi="Microsoft YaHei"/>
+                <w:rFonts w:ascii="微软雅黑" w:hAnsi="微软雅黑" w:eastAsia="微软雅黑" w:cs="微软雅黑" w:hint="eastAsia"/>
                 <w:b w:val="0"/>
                 <w:color w:val="1E293B"/>
                 <w:sz w:val="18"/>
@@ -1543,7 +1543,7 @@
             </w:pPr>
             <w:r>
               <w:rPr>
-                <w:rFonts w:ascii="Microsoft YaHei" w:hAnsi="Microsoft YaHei"/>
+                <w:rFonts w:ascii="微软雅黑" w:hAnsi="微软雅黑" w:eastAsia="微软雅黑" w:cs="微软雅黑" w:hint="eastAsia"/>
                 <w:b w:val="0"/>
                 <w:color w:val="1E293B"/>
                 <w:sz w:val="18"/>
@@ -1563,7 +1563,7 @@
             </w:pPr>
             <w:r>
               <w:rPr>
-                <w:rFonts w:ascii="Microsoft YaHei" w:hAnsi="Microsoft YaHei"/>
+                <w:rFonts w:ascii="微软雅黑" w:hAnsi="微软雅黑" w:eastAsia="微软雅黑" w:cs="微软雅黑" w:hint="eastAsia"/>
                 <w:b w:val="0"/>
                 <w:color w:val="1E293B"/>
                 <w:sz w:val="18"/>
@@ -1583,7 +1583,7 @@
             </w:pPr>
             <w:r>
               <w:rPr>
-                <w:rFonts w:ascii="Microsoft YaHei" w:hAnsi="Microsoft YaHei"/>
+                <w:rFonts w:ascii="微软雅黑" w:hAnsi="微软雅黑" w:eastAsia="微软雅黑" w:cs="微软雅黑" w:hint="eastAsia"/>
                 <w:b w:val="0"/>
                 <w:color w:val="1E293B"/>
                 <w:sz w:val="18"/>
@@ -1606,7 +1606,7 @@
             </w:pPr>
             <w:r>
               <w:rPr>
-                <w:rFonts w:ascii="Microsoft YaHei" w:hAnsi="Microsoft YaHei"/>
+                <w:rFonts w:ascii="微软雅黑" w:hAnsi="微软雅黑" w:eastAsia="微软雅黑" w:cs="微软雅黑" w:hint="eastAsia"/>
                 <w:b/>
                 <w:color w:val="1E293B"/>
                 <w:sz w:val="18"/>
@@ -1626,7 +1626,7 @@
             </w:pPr>
             <w:r>
               <w:rPr>
-                <w:rFonts w:ascii="Microsoft YaHei" w:hAnsi="Microsoft YaHei"/>
+                <w:rFonts w:ascii="微软雅黑" w:hAnsi="微软雅黑" w:eastAsia="微软雅黑" w:cs="微软雅黑" w:hint="eastAsia"/>
                 <w:b w:val="0"/>
                 <w:color w:val="1E293B"/>
                 <w:sz w:val="18"/>
@@ -1646,7 +1646,7 @@
             </w:pPr>
             <w:r>
               <w:rPr>
-                <w:rFonts w:ascii="Microsoft YaHei" w:hAnsi="Microsoft YaHei"/>
+                <w:rFonts w:ascii="微软雅黑" w:hAnsi="微软雅黑" w:eastAsia="微软雅黑" w:cs="微软雅黑" w:hint="eastAsia"/>
                 <w:b w:val="0"/>
                 <w:color w:val="1E293B"/>
                 <w:sz w:val="18"/>
@@ -1666,7 +1666,7 @@
             </w:pPr>
             <w:r>
               <w:rPr>
-                <w:rFonts w:ascii="Microsoft YaHei" w:hAnsi="Microsoft YaHei"/>
+                <w:rFonts w:ascii="微软雅黑" w:hAnsi="微软雅黑" w:eastAsia="微软雅黑" w:cs="微软雅黑" w:hint="eastAsia"/>
                 <w:b w:val="0"/>
                 <w:color w:val="1E293B"/>
                 <w:sz w:val="18"/>
@@ -1686,7 +1686,7 @@
             </w:pPr>
             <w:r>
               <w:rPr>
-                <w:rFonts w:ascii="Microsoft YaHei" w:hAnsi="Microsoft YaHei"/>
+                <w:rFonts w:ascii="微软雅黑" w:hAnsi="微软雅黑" w:eastAsia="微软雅黑" w:cs="微软雅黑" w:hint="eastAsia"/>
                 <w:b w:val="0"/>
                 <w:color w:val="1E293B"/>
                 <w:sz w:val="18"/>
@@ -1706,7 +1706,7 @@
             </w:pPr>
             <w:r>
               <w:rPr>
-                <w:rFonts w:ascii="Microsoft YaHei" w:hAnsi="Microsoft YaHei"/>
+                <w:rFonts w:ascii="微软雅黑" w:hAnsi="微软雅黑" w:eastAsia="微软雅黑" w:cs="微软雅黑" w:hint="eastAsia"/>
                 <w:b w:val="0"/>
                 <w:color w:val="1E293B"/>
                 <w:sz w:val="18"/>
@@ -1729,7 +1729,7 @@
             </w:pPr>
             <w:r>
               <w:rPr>
-                <w:rFonts w:ascii="Microsoft YaHei" w:hAnsi="Microsoft YaHei"/>
+                <w:rFonts w:ascii="微软雅黑" w:hAnsi="微软雅黑" w:eastAsia="微软雅黑" w:cs="微软雅黑" w:hint="eastAsia"/>
                 <w:b/>
                 <w:color w:val="1E293B"/>
                 <w:sz w:val="18"/>
@@ -1749,7 +1749,7 @@
             </w:pPr>
             <w:r>
               <w:rPr>
-                <w:rFonts w:ascii="Microsoft YaHei" w:hAnsi="Microsoft YaHei"/>
+                <w:rFonts w:ascii="微软雅黑" w:hAnsi="微软雅黑" w:eastAsia="微软雅黑" w:cs="微软雅黑" w:hint="eastAsia"/>
                 <w:b w:val="0"/>
                 <w:color w:val="1E293B"/>
                 <w:sz w:val="18"/>
@@ -1769,7 +1769,7 @@
             </w:pPr>
             <w:r>
               <w:rPr>
-                <w:rFonts w:ascii="Microsoft YaHei" w:hAnsi="Microsoft YaHei"/>
+                <w:rFonts w:ascii="微软雅黑" w:hAnsi="微软雅黑" w:eastAsia="微软雅黑" w:cs="微软雅黑" w:hint="eastAsia"/>
                 <w:b w:val="0"/>
                 <w:color w:val="1E293B"/>
                 <w:sz w:val="18"/>
@@ -1789,7 +1789,7 @@
             </w:pPr>
             <w:r>
               <w:rPr>
-                <w:rFonts w:ascii="Microsoft YaHei" w:hAnsi="Microsoft YaHei"/>
+                <w:rFonts w:ascii="微软雅黑" w:hAnsi="微软雅黑" w:eastAsia="微软雅黑" w:cs="微软雅黑" w:hint="eastAsia"/>
                 <w:b w:val="0"/>
                 <w:color w:val="1E293B"/>
                 <w:sz w:val="18"/>
@@ -1809,7 +1809,7 @@
             </w:pPr>
             <w:r>
               <w:rPr>
-                <w:rFonts w:ascii="Microsoft YaHei" w:hAnsi="Microsoft YaHei"/>
+                <w:rFonts w:ascii="微软雅黑" w:hAnsi="微软雅黑" w:eastAsia="微软雅黑" w:cs="微软雅黑" w:hint="eastAsia"/>
                 <w:b w:val="0"/>
                 <w:color w:val="1E293B"/>
                 <w:sz w:val="18"/>
@@ -1829,7 +1829,7 @@
             </w:pPr>
             <w:r>
               <w:rPr>
-                <w:rFonts w:ascii="Microsoft YaHei" w:hAnsi="Microsoft YaHei"/>
+                <w:rFonts w:ascii="微软雅黑" w:hAnsi="微软雅黑" w:eastAsia="微软雅黑" w:cs="微软雅黑" w:hint="eastAsia"/>
                 <w:b w:val="0"/>
                 <w:color w:val="1E293B"/>
                 <w:sz w:val="18"/>
@@ -1852,7 +1852,7 @@
             </w:pPr>
             <w:r>
               <w:rPr>
-                <w:rFonts w:ascii="Microsoft YaHei" w:hAnsi="Microsoft YaHei"/>
+                <w:rFonts w:ascii="微软雅黑" w:hAnsi="微软雅黑" w:eastAsia="微软雅黑" w:cs="微软雅黑" w:hint="eastAsia"/>
                 <w:b/>
                 <w:color w:val="1E293B"/>
                 <w:sz w:val="18"/>
@@ -1872,7 +1872,7 @@
             </w:pPr>
             <w:r>
               <w:rPr>
-                <w:rFonts w:ascii="Microsoft YaHei" w:hAnsi="Microsoft YaHei"/>
+                <w:rFonts w:ascii="微软雅黑" w:hAnsi="微软雅黑" w:eastAsia="微软雅黑" w:cs="微软雅黑" w:hint="eastAsia"/>
                 <w:b w:val="0"/>
                 <w:color w:val="1E293B"/>
                 <w:sz w:val="18"/>
@@ -1892,7 +1892,7 @@
             </w:pPr>
             <w:r>
               <w:rPr>
-                <w:rFonts w:ascii="Microsoft YaHei" w:hAnsi="Microsoft YaHei"/>
+                <w:rFonts w:ascii="微软雅黑" w:hAnsi="微软雅黑" w:eastAsia="微软雅黑" w:cs="微软雅黑" w:hint="eastAsia"/>
                 <w:b w:val="0"/>
                 <w:color w:val="1E293B"/>
                 <w:sz w:val="18"/>
@@ -1912,7 +1912,7 @@
             </w:pPr>
             <w:r>
               <w:rPr>
-                <w:rFonts w:ascii="Microsoft YaHei" w:hAnsi="Microsoft YaHei"/>
+                <w:rFonts w:ascii="微软雅黑" w:hAnsi="微软雅黑" w:eastAsia="微软雅黑" w:cs="微软雅黑" w:hint="eastAsia"/>
                 <w:b w:val="0"/>
                 <w:color w:val="1E293B"/>
                 <w:sz w:val="18"/>
@@ -1932,7 +1932,7 @@
             </w:pPr>
             <w:r>
               <w:rPr>
-                <w:rFonts w:ascii="Microsoft YaHei" w:hAnsi="Microsoft YaHei"/>
+                <w:rFonts w:ascii="微软雅黑" w:hAnsi="微软雅黑" w:eastAsia="微软雅黑" w:cs="微软雅黑" w:hint="eastAsia"/>
                 <w:b w:val="0"/>
                 <w:color w:val="1E293B"/>
                 <w:sz w:val="18"/>
@@ -1952,7 +1952,7 @@
             </w:pPr>
             <w:r>
               <w:rPr>
-                <w:rFonts w:ascii="Microsoft YaHei" w:hAnsi="Microsoft YaHei"/>
+                <w:rFonts w:ascii="微软雅黑" w:hAnsi="微软雅黑" w:eastAsia="微软雅黑" w:cs="微软雅黑" w:hint="eastAsia"/>
                 <w:b w:val="0"/>
                 <w:color w:val="1E293B"/>
                 <w:sz w:val="18"/>
@@ -1977,7 +1977,7 @@
       <w:bookmarkEnd w:id="mslfqnow0k0n3axhmwi"/>
       <w:r>
         <w:rPr>
-          <w:rFonts w:ascii="Microsoft YaHei" w:hAnsi="Microsoft YaHei"/>
+          <w:rFonts w:ascii="微软雅黑" w:hAnsi="微软雅黑" w:eastAsia="微软雅黑" w:cs="微软雅黑" w:hint="eastAsia"/>
           <w:b/>
           <w:color w:val="0284C7"/>
           <w:sz w:val="26"/>
@@ -1995,7 +1995,7 @@
       <w:bookmarkEnd w:id="mslfr3rblcsd9kvnhml"/>
       <w:r>
         <w:rPr>
-          <w:rFonts w:ascii="Microsoft YaHei" w:hAnsi="Microsoft YaHei"/>
+          <w:rFonts w:ascii="微软雅黑" w:hAnsi="微软雅黑" w:eastAsia="微软雅黑" w:cs="微软雅黑" w:hint="eastAsia"/>
           <w:b/>
           <w:color w:val="1E293B"/>
           <w:sz w:val="23"/>
@@ -2028,7 +2028,7 @@
             </w:pPr>
             <w:r>
               <w:rPr>
-                <w:rFonts w:ascii="Microsoft YaHei" w:hAnsi="Microsoft YaHei"/>
+                <w:rFonts w:ascii="微软雅黑" w:hAnsi="微软雅黑" w:eastAsia="微软雅黑" w:cs="微软雅黑" w:hint="eastAsia"/>
                 <w:b/>
                 <w:color w:val="1E293B"/>
                 <w:sz w:val="19"/>
@@ -2049,7 +2049,7 @@
             </w:pPr>
             <w:r>
               <w:rPr>
-                <w:rFonts w:ascii="Microsoft YaHei" w:hAnsi="Microsoft YaHei"/>
+                <w:rFonts w:ascii="微软雅黑" w:hAnsi="微软雅黑" w:eastAsia="微软雅黑" w:cs="微软雅黑" w:hint="eastAsia"/>
                 <w:b/>
                 <w:color w:val="1E293B"/>
                 <w:sz w:val="19"/>
@@ -2070,7 +2070,7 @@
             </w:pPr>
             <w:r>
               <w:rPr>
-                <w:rFonts w:ascii="Microsoft YaHei" w:hAnsi="Microsoft YaHei"/>
+                <w:rFonts w:ascii="微软雅黑" w:hAnsi="微软雅黑" w:eastAsia="微软雅黑" w:cs="微软雅黑" w:hint="eastAsia"/>
                 <w:b/>
                 <w:color w:val="1E293B"/>
                 <w:sz w:val="19"/>
@@ -2091,7 +2091,7 @@
             </w:pPr>
             <w:r>
               <w:rPr>
-                <w:rFonts w:ascii="Microsoft YaHei" w:hAnsi="Microsoft YaHei"/>
+                <w:rFonts w:ascii="微软雅黑" w:hAnsi="微软雅黑" w:eastAsia="微软雅黑" w:cs="微软雅黑" w:hint="eastAsia"/>
                 <w:b/>
                 <w:color w:val="1E293B"/>
                 <w:sz w:val="19"/>
@@ -2114,7 +2114,7 @@
             </w:pPr>
             <w:r>
               <w:rPr>
-                <w:rFonts w:ascii="Microsoft YaHei" w:hAnsi="Microsoft YaHei"/>
+                <w:rFonts w:ascii="微软雅黑" w:hAnsi="微软雅黑" w:eastAsia="微软雅黑" w:cs="微软雅黑" w:hint="eastAsia"/>
                 <w:b/>
                 <w:color w:val="1E293B"/>
                 <w:sz w:val="18"/>
@@ -2134,7 +2134,7 @@
             </w:pPr>
             <w:r>
               <w:rPr>
-                <w:rFonts w:ascii="Microsoft YaHei" w:hAnsi="Microsoft YaHei"/>
+                <w:rFonts w:ascii="微软雅黑" w:hAnsi="微软雅黑" w:eastAsia="微软雅黑" w:cs="微软雅黑" w:hint="eastAsia"/>
                 <w:b w:val="0"/>
                 <w:color w:val="1E293B"/>
                 <w:sz w:val="18"/>
@@ -2154,7 +2154,7 @@
             </w:pPr>
             <w:r>
               <w:rPr>
-                <w:rFonts w:ascii="Microsoft YaHei" w:hAnsi="Microsoft YaHei"/>
+                <w:rFonts w:ascii="微软雅黑" w:hAnsi="微软雅黑" w:eastAsia="微软雅黑" w:cs="微软雅黑" w:hint="eastAsia"/>
                 <w:b w:val="0"/>
                 <w:color w:val="1E293B"/>
                 <w:sz w:val="18"/>
@@ -2174,7 +2174,7 @@
             </w:pPr>
             <w:r>
               <w:rPr>
-                <w:rFonts w:ascii="Microsoft YaHei" w:hAnsi="Microsoft YaHei"/>
+                <w:rFonts w:ascii="微软雅黑" w:hAnsi="微软雅黑" w:eastAsia="微软雅黑" w:cs="微软雅黑" w:hint="eastAsia"/>
                 <w:b w:val="0"/>
                 <w:color w:val="1E293B"/>
                 <w:sz w:val="18"/>
@@ -2197,7 +2197,7 @@
             </w:pPr>
             <w:r>
               <w:rPr>
-                <w:rFonts w:ascii="Microsoft YaHei" w:hAnsi="Microsoft YaHei"/>
+                <w:rFonts w:ascii="微软雅黑" w:hAnsi="微软雅黑" w:eastAsia="微软雅黑" w:cs="微软雅黑" w:hint="eastAsia"/>
                 <w:b/>
                 <w:color w:val="1E293B"/>
                 <w:sz w:val="18"/>
@@ -2217,7 +2217,7 @@
             </w:pPr>
             <w:r>
               <w:rPr>
-                <w:rFonts w:ascii="Microsoft YaHei" w:hAnsi="Microsoft YaHei"/>
+                <w:rFonts w:ascii="微软雅黑" w:hAnsi="微软雅黑" w:eastAsia="微软雅黑" w:cs="微软雅黑" w:hint="eastAsia"/>
                 <w:b w:val="0"/>
                 <w:color w:val="1E293B"/>
                 <w:sz w:val="18"/>
@@ -2237,7 +2237,7 @@
             </w:pPr>
             <w:r>
               <w:rPr>
-                <w:rFonts w:ascii="Microsoft YaHei" w:hAnsi="Microsoft YaHei"/>
+                <w:rFonts w:ascii="微软雅黑" w:hAnsi="微软雅黑" w:eastAsia="微软雅黑" w:cs="微软雅黑" w:hint="eastAsia"/>
                 <w:b w:val="0"/>
                 <w:color w:val="1E293B"/>
                 <w:sz w:val="18"/>
@@ -2257,7 +2257,7 @@
             </w:pPr>
             <w:r>
               <w:rPr>
-                <w:rFonts w:ascii="Microsoft YaHei" w:hAnsi="Microsoft YaHei"/>
+                <w:rFonts w:ascii="微软雅黑" w:hAnsi="微软雅黑" w:eastAsia="微软雅黑" w:cs="微软雅黑" w:hint="eastAsia"/>
                 <w:b w:val="0"/>
                 <w:color w:val="1E293B"/>
                 <w:sz w:val="18"/>
@@ -2280,7 +2280,7 @@
             </w:pPr>
             <w:r>
               <w:rPr>
-                <w:rFonts w:ascii="Microsoft YaHei" w:hAnsi="Microsoft YaHei"/>
+                <w:rFonts w:ascii="微软雅黑" w:hAnsi="微软雅黑" w:eastAsia="微软雅黑" w:cs="微软雅黑" w:hint="eastAsia"/>
                 <w:b/>
                 <w:color w:val="1E293B"/>
                 <w:sz w:val="18"/>
@@ -2300,7 +2300,7 @@
             </w:pPr>
             <w:r>
               <w:rPr>
-                <w:rFonts w:ascii="Microsoft YaHei" w:hAnsi="Microsoft YaHei"/>
+                <w:rFonts w:ascii="微软雅黑" w:hAnsi="微软雅黑" w:eastAsia="微软雅黑" w:cs="微软雅黑" w:hint="eastAsia"/>
                 <w:b w:val="0"/>
                 <w:color w:val="1E293B"/>
                 <w:sz w:val="18"/>
@@ -2320,7 +2320,7 @@
             </w:pPr>
             <w:r>
               <w:rPr>
-                <w:rFonts w:ascii="Microsoft YaHei" w:hAnsi="Microsoft YaHei"/>
+                <w:rFonts w:ascii="微软雅黑" w:hAnsi="微软雅黑" w:eastAsia="微软雅黑" w:cs="微软雅黑" w:hint="eastAsia"/>
                 <w:b w:val="0"/>
                 <w:color w:val="1E293B"/>
                 <w:sz w:val="18"/>
@@ -2340,7 +2340,7 @@
             </w:pPr>
             <w:r>
               <w:rPr>
-                <w:rFonts w:ascii="Microsoft YaHei" w:hAnsi="Microsoft YaHei"/>
+                <w:rFonts w:ascii="微软雅黑" w:hAnsi="微软雅黑" w:eastAsia="微软雅黑" w:cs="微软雅黑" w:hint="eastAsia"/>
                 <w:b w:val="0"/>
                 <w:color w:val="1E293B"/>
                 <w:sz w:val="18"/>
@@ -2363,7 +2363,7 @@
             </w:pPr>
             <w:r>
               <w:rPr>
-                <w:rFonts w:ascii="Microsoft YaHei" w:hAnsi="Microsoft YaHei"/>
+                <w:rFonts w:ascii="微软雅黑" w:hAnsi="微软雅黑" w:eastAsia="微软雅黑" w:cs="微软雅黑" w:hint="eastAsia"/>
                 <w:b/>
                 <w:color w:val="1E293B"/>
                 <w:sz w:val="18"/>
@@ -2383,7 +2383,7 @@
             </w:pPr>
             <w:r>
               <w:rPr>
-                <w:rFonts w:ascii="Microsoft YaHei" w:hAnsi="Microsoft YaHei"/>
+                <w:rFonts w:ascii="微软雅黑" w:hAnsi="微软雅黑" w:eastAsia="微软雅黑" w:cs="微软雅黑" w:hint="eastAsia"/>
                 <w:b w:val="0"/>
                 <w:color w:val="1E293B"/>
                 <w:sz w:val="18"/>
@@ -2403,7 +2403,7 @@
             </w:pPr>
             <w:r>
               <w:rPr>
-                <w:rFonts w:ascii="Microsoft YaHei" w:hAnsi="Microsoft YaHei"/>
+                <w:rFonts w:ascii="微软雅黑" w:hAnsi="微软雅黑" w:eastAsia="微软雅黑" w:cs="微软雅黑" w:hint="eastAsia"/>
                 <w:b w:val="0"/>
                 <w:color w:val="1E293B"/>
                 <w:sz w:val="18"/>
@@ -2423,7 +2423,7 @@
             </w:pPr>
             <w:r>
               <w:rPr>
-                <w:rFonts w:ascii="Microsoft YaHei" w:hAnsi="Microsoft YaHei"/>
+                <w:rFonts w:ascii="微软雅黑" w:hAnsi="微软雅黑" w:eastAsia="微软雅黑" w:cs="微软雅黑" w:hint="eastAsia"/>
                 <w:b w:val="0"/>
                 <w:color w:val="1E293B"/>
                 <w:sz w:val="18"/>
@@ -2446,7 +2446,7 @@
             </w:pPr>
             <w:r>
               <w:rPr>
-                <w:rFonts w:ascii="Microsoft YaHei" w:hAnsi="Microsoft YaHei"/>
+                <w:rFonts w:ascii="微软雅黑" w:hAnsi="微软雅黑" w:eastAsia="微软雅黑" w:cs="微软雅黑" w:hint="eastAsia"/>
                 <w:b/>
                 <w:color w:val="1E293B"/>
                 <w:sz w:val="18"/>
@@ -2466,7 +2466,7 @@
             </w:pPr>
             <w:r>
               <w:rPr>
-                <w:rFonts w:ascii="Microsoft YaHei" w:hAnsi="Microsoft YaHei"/>
+                <w:rFonts w:ascii="微软雅黑" w:hAnsi="微软雅黑" w:eastAsia="微软雅黑" w:cs="微软雅黑" w:hint="eastAsia"/>
                 <w:b w:val="0"/>
                 <w:color w:val="1E293B"/>
                 <w:sz w:val="18"/>
@@ -2486,7 +2486,7 @@
             </w:pPr>
             <w:r>
               <w:rPr>
-                <w:rFonts w:ascii="Microsoft YaHei" w:hAnsi="Microsoft YaHei"/>
+                <w:rFonts w:ascii="微软雅黑" w:hAnsi="微软雅黑" w:eastAsia="微软雅黑" w:cs="微软雅黑" w:hint="eastAsia"/>
                 <w:b w:val="0"/>
                 <w:color w:val="1E293B"/>
                 <w:sz w:val="18"/>
@@ -2506,7 +2506,7 @@
             </w:pPr>
             <w:r>
               <w:rPr>
-                <w:rFonts w:ascii="Microsoft YaHei" w:hAnsi="Microsoft YaHei"/>
+                <w:rFonts w:ascii="微软雅黑" w:hAnsi="微软雅黑" w:eastAsia="微软雅黑" w:cs="微软雅黑" w:hint="eastAsia"/>
                 <w:b w:val="0"/>
                 <w:color w:val="1E293B"/>
                 <w:sz w:val="18"/>
@@ -2531,7 +2531,7 @@
       <w:bookmarkEnd w:id="mslftd0cxdb828t4yfo"/>
       <w:r>
         <w:rPr>
-          <w:rFonts w:ascii="Microsoft YaHei" w:hAnsi="Microsoft YaHei"/>
+          <w:rFonts w:ascii="微软雅黑" w:hAnsi="微软雅黑" w:eastAsia="微软雅黑" w:cs="微软雅黑" w:hint="eastAsia"/>
           <w:b/>
           <w:color w:val="1E293B"/>
           <w:sz w:val="23"/>
@@ -2546,7 +2546,7 @@
       </w:pPr>
       <w:r>
         <w:rPr>
-          <w:rFonts w:ascii="Microsoft YaHei" w:hAnsi="Microsoft YaHei"/>
+          <w:rFonts w:ascii="微软雅黑" w:hAnsi="微软雅黑" w:eastAsia="微软雅黑" w:cs="微软雅黑" w:hint="eastAsia"/>
           <w:b w:val="0"/>
           <w:color w:val="64748B"/>
           <w:sz w:val="19"/>
@@ -2578,7 +2578,7 @@
             </w:pPr>
             <w:r>
               <w:rPr>
-                <w:rFonts w:ascii="Microsoft YaHei" w:hAnsi="Microsoft YaHei"/>
+                <w:rFonts w:ascii="微软雅黑" w:hAnsi="微软雅黑" w:eastAsia="微软雅黑" w:cs="微软雅黑" w:hint="eastAsia"/>
                 <w:b/>
                 <w:color w:val="1E293B"/>
                 <w:sz w:val="19"/>
@@ -2599,7 +2599,7 @@
             </w:pPr>
             <w:r>
               <w:rPr>
-                <w:rFonts w:ascii="Microsoft YaHei" w:hAnsi="Microsoft YaHei"/>
+                <w:rFonts w:ascii="微软雅黑" w:hAnsi="微软雅黑" w:eastAsia="微软雅黑" w:cs="微软雅黑" w:hint="eastAsia"/>
                 <w:b/>
                 <w:color w:val="1E293B"/>
                 <w:sz w:val="19"/>
@@ -2620,7 +2620,7 @@
             </w:pPr>
             <w:r>
               <w:rPr>
-                <w:rFonts w:ascii="Microsoft YaHei" w:hAnsi="Microsoft YaHei"/>
+                <w:rFonts w:ascii="微软雅黑" w:hAnsi="微软雅黑" w:eastAsia="微软雅黑" w:cs="微软雅黑" w:hint="eastAsia"/>
                 <w:b/>
                 <w:color w:val="1E293B"/>
                 <w:sz w:val="19"/>
@@ -2643,7 +2643,7 @@
             </w:pPr>
             <w:r>
               <w:rPr>
-                <w:rFonts w:ascii="Microsoft YaHei" w:hAnsi="Microsoft YaHei"/>
+                <w:rFonts w:ascii="微软雅黑" w:hAnsi="微软雅黑" w:eastAsia="微软雅黑" w:cs="微软雅黑" w:hint="eastAsia"/>
                 <w:b/>
                 <w:color w:val="1E293B"/>
                 <w:sz w:val="18"/>
@@ -2665,7 +2665,7 @@
             </w:pPr>
             <w:r>
               <w:rPr>
-                <w:rFonts w:ascii="Microsoft YaHei" w:hAnsi="Microsoft YaHei"/>
+                <w:rFonts w:ascii="微软雅黑" w:hAnsi="微软雅黑" w:eastAsia="微软雅黑" w:cs="微软雅黑" w:hint="eastAsia"/>
                 <w:b w:val="0"/>
                 <w:color w:val="1E293B"/>
                 <w:sz w:val="18"/>
@@ -2685,7 +2685,7 @@
             </w:pPr>
             <w:r>
               <w:rPr>
-                <w:rFonts w:ascii="Microsoft YaHei" w:hAnsi="Microsoft YaHei"/>
+                <w:rFonts w:ascii="微软雅黑" w:hAnsi="微软雅黑" w:eastAsia="微软雅黑" w:cs="微软雅黑" w:hint="eastAsia"/>
                 <w:b w:val="0"/>
                 <w:color w:val="1E293B"/>
                 <w:sz w:val="18"/>

--- a/docs/qwen/千问办公专家套件方案书-多专家协同研发工作流.docx
+++ b/docs/qwen/千问办公专家套件方案书-多专家协同研发工作流.docx
@@ -5,14 +5,14 @@
     <w:p>
       <w:pPr>
         <w:pStyle w:val="dingding-heading1"/>
-        <w:spacing w:before="240" w:after="160" w:line="300" w:lineRule="auto"/>
+        <w:spacing w:before="240" w:after="160" w:line="312" w:lineRule="auto"/>
         <w:jc w:val="center"/>
       </w:pPr>
       <w:r>
         <w:rPr>
-          <w:rFonts w:ascii="微软雅黑" w:hAnsi="微软雅黑" w:eastAsia="微软雅黑" w:cs="微软雅黑" w:hint="eastAsia"/>
+          <w:rFonts w:eastAsia="黑体" w:ascii="Times New Roman" w:hAnsi="Times New Roman" w:cs="Times New Roman" w:hint="eastAsia"/>
           <w:b/>
-          <w:color w:val="0284C7"/>
+          <w:color w:val="111827"/>
           <w:sz w:val="36"/>
         </w:rPr>
         <w:t>千问办公专家套件方案书</w:t>
@@ -20,48 +20,48 @@
     </w:p>
     <w:p>
       <w:pPr>
-        <w:spacing w:before="80" w:after="40" w:line="300" w:lineRule="auto"/>
+        <w:spacing w:before="60" w:after="40" w:line="312" w:lineRule="auto"/>
         <w:jc w:val="left"/>
       </w:pPr>
       <w:r>
         <w:rPr>
-          <w:rFonts w:ascii="微软雅黑" w:hAnsi="微软雅黑" w:eastAsia="微软雅黑" w:cs="微软雅黑" w:hint="eastAsia"/>
+          <w:rFonts w:eastAsia="黑体" w:ascii="Times New Roman" w:hAnsi="Times New Roman" w:cs="Times New Roman" w:hint="eastAsia"/>
           <w:b/>
-          <w:color w:val="1E293B"/>
-          <w:sz w:val="22"/>
+          <w:color w:val="000000"/>
+          <w:sz w:val="21"/>
         </w:rPr>
         <w:t>专家名称：</w:t>
       </w:r>
       <w:r>
         <w:rPr>
-          <w:rFonts w:ascii="微软雅黑" w:hAnsi="微软雅黑" w:eastAsia="微软雅黑" w:cs="微软雅黑" w:hint="eastAsia"/>
+          <w:rFonts w:eastAsia="楷体" w:ascii="Times New Roman" w:hAnsi="Times New Roman" w:cs="Times New Roman" w:hint="eastAsia"/>
           <w:b w:val="0"/>
-          <w:color w:val="1E293B"/>
-          <w:sz w:val="22"/>
+          <w:color w:val="000000"/>
+          <w:sz w:val="21"/>
         </w:rPr>
         <w:t>多专家协同研发工作流 (multi-agent-flow)</w:t>
       </w:r>
     </w:p>
     <w:p>
       <w:pPr>
-        <w:spacing w:before="40" w:after="200" w:line="300" w:lineRule="auto"/>
+        <w:spacing w:before="40" w:after="200" w:line="312" w:lineRule="auto"/>
         <w:jc w:val="left"/>
       </w:pPr>
       <w:r>
         <w:rPr>
-          <w:rFonts w:ascii="微软雅黑" w:hAnsi="微软雅黑" w:eastAsia="微软雅黑" w:cs="微软雅黑" w:hint="eastAsia"/>
+          <w:rFonts w:eastAsia="黑体" w:ascii="Times New Roman" w:hAnsi="Times New Roman" w:cs="Times New Roman" w:hint="eastAsia"/>
           <w:b/>
-          <w:color w:val="1E293B"/>
-          <w:sz w:val="22"/>
+          <w:color w:val="000000"/>
+          <w:sz w:val="21"/>
         </w:rPr>
         <w:t>申报主体：</w:t>
       </w:r>
       <w:r>
         <w:rPr>
-          <w:rFonts w:ascii="微软雅黑" w:hAnsi="微软雅黑" w:eastAsia="微软雅黑" w:cs="微软雅黑" w:hint="eastAsia"/>
+          <w:rFonts w:eastAsia="楷体" w:ascii="Times New Roman" w:hAnsi="Times New Roman" w:cs="Times New Roman" w:hint="eastAsia"/>
           <w:b w:val="0"/>
-          <w:color w:val="1E293B"/>
-          <w:sz w:val="22"/>
+          <w:color w:val="000000"/>
+          <w:sz w:val="21"/>
         </w:rPr>
         <w:t>任可</w:t>
       </w:r>
@@ -77,39 +77,39 @@
       <w:bookmarkStart w:id="msldvlm6ogdcmootmi" w:name="msldvlm6ogdcmootmi"/>
       <w:pPr>
         <w:pStyle w:val="dingding-heading1"/>
-        <w:spacing w:line="300" w:before="280" w:after="120" w:lineRule="auto"/>
+        <w:spacing w:line="312" w:before="280" w:after="120" w:lineRule="auto"/>
         <w:jc w:val="left"/>
       </w:pPr>
       <w:bookmarkEnd w:id="msldvlm6ogdcmootmi"/>
       <w:r>
         <w:rPr>
-          <w:rFonts w:ascii="微软雅黑" w:hAnsi="微软雅黑" w:eastAsia="微软雅黑" w:cs="微软雅黑" w:hint="eastAsia"/>
+          <w:rFonts w:eastAsia="黑体" w:ascii="Times New Roman" w:hAnsi="Times New Roman" w:cs="Times New Roman" w:hint="eastAsia"/>
           <w:b/>
-          <w:color w:val="0284C7"/>
-          <w:sz w:val="26"/>
+          <w:color w:val="111827"/>
+          <w:sz w:val="28"/>
         </w:rPr>
         <w:t>一、专家定位描述</w:t>
       </w:r>
     </w:p>
     <w:p>
       <w:pPr>
-        <w:spacing w:before="80" w:after="80" w:line="300" w:lineRule="auto"/>
+        <w:spacing w:before="80" w:after="80" w:line="312" w:lineRule="auto"/>
         <w:jc w:val="left"/>
       </w:pPr>
       <w:r>
         <w:rPr>
-          <w:rFonts w:ascii="微软雅黑" w:hAnsi="微软雅黑" w:eastAsia="微软雅黑" w:cs="微软雅黑" w:hint="eastAsia"/>
+          <w:rFonts w:eastAsia="黑体" w:ascii="Times New Roman" w:hAnsi="Times New Roman" w:cs="Times New Roman" w:hint="eastAsia"/>
           <w:b/>
-          <w:color w:val="0284C7"/>
+          <w:color w:val="111827"/>
           <w:sz w:val="21"/>
         </w:rPr>
         <w:t xml:space="preserve">【一句话定位】 </w:t>
       </w:r>
       <w:r>
         <w:rPr>
-          <w:rFonts w:ascii="微软雅黑" w:hAnsi="微软雅黑" w:eastAsia="微软雅黑" w:cs="微软雅黑" w:hint="eastAsia"/>
+          <w:rFonts w:eastAsia="宋体" w:ascii="Times New Roman" w:hAnsi="Times New Roman" w:cs="Times New Roman" w:hint="eastAsia"/>
           <w:b w:val="0"/>
-          <w:color w:val="1E293B"/>
+          <w:color w:val="000000"/>
           <w:sz w:val="21"/>
         </w:rPr>
         <w:t>面向敏捷研发团队与独立开发者的 8 位 AI 专家协同工作流套件，提供契约驱动的 5 层防错状态机、在制品并发控制与人类专属验收质量门禁。</w:t>
@@ -117,14 +117,14 @@
     </w:p>
     <w:p>
       <w:pPr>
-        <w:spacing w:before="80" w:after="80" w:line="300" w:lineRule="auto"/>
+        <w:spacing w:before="80" w:after="80" w:line="312" w:lineRule="auto"/>
         <w:jc w:val="left"/>
       </w:pPr>
       <w:r>
         <w:rPr>
-          <w:rFonts w:ascii="微软雅黑" w:hAnsi="微软雅黑" w:eastAsia="微软雅黑" w:cs="微软雅黑" w:hint="eastAsia"/>
+          <w:rFonts w:eastAsia="黑体" w:ascii="Times New Roman" w:hAnsi="Times New Roman" w:cs="Times New Roman" w:hint="eastAsia"/>
           <w:b/>
-          <w:color w:val="0284C7"/>
+          <w:color w:val="111827"/>
           <w:sz w:val="21"/>
         </w:rPr>
         <w:t>【差异化壁垒】</w:t>
@@ -132,9 +132,9 @@
       </w:r>
       <w:r>
         <w:rPr>
-          <w:rFonts w:ascii="微软雅黑" w:hAnsi="微软雅黑" w:eastAsia="微软雅黑" w:cs="微软雅黑" w:hint="eastAsia"/>
+          <w:rFonts w:eastAsia="宋体" w:ascii="Times New Roman" w:hAnsi="Times New Roman" w:cs="Times New Roman" w:hint="eastAsia"/>
           <w:b w:val="0"/>
-          <w:color w:val="1E293B"/>
+          <w:color w:val="000000"/>
           <w:sz w:val="21"/>
         </w:rPr>
         <w:t>1. 8 角色细粒度分工闭环：拆解为 PM 严经理、架构师钱架构、开发李开发、前端马前端、审查周审查、测试章测试、运维吕改特、文档李文通，避免单 Agent 自写自测自夸；</w:t>
@@ -154,16 +154,16 @@
       <w:bookmarkStart w:id="msldvygw80mqpfviftr" w:name="msldvygw80mqpfviftr"/>
       <w:pPr>
         <w:pStyle w:val="dingding-heading1"/>
-        <w:spacing w:line="300" w:before="280" w:after="120" w:lineRule="auto"/>
+        <w:spacing w:line="312" w:before="280" w:after="120" w:lineRule="auto"/>
         <w:jc w:val="left"/>
       </w:pPr>
       <w:bookmarkEnd w:id="msldvygw80mqpfviftr"/>
       <w:r>
         <w:rPr>
-          <w:rFonts w:ascii="微软雅黑" w:hAnsi="微软雅黑" w:eastAsia="微软雅黑" w:cs="微软雅黑" w:hint="eastAsia"/>
+          <w:rFonts w:eastAsia="黑体" w:ascii="Times New Roman" w:hAnsi="Times New Roman" w:cs="Times New Roman" w:hint="eastAsia"/>
           <w:b/>
-          <w:color w:val="0284C7"/>
-          <w:sz w:val="26"/>
+          <w:color w:val="111827"/>
+          <w:sz w:val="28"/>
         </w:rPr>
         <w:t>二、Persona 画像</w:t>
       </w:r>
@@ -172,16 +172,16 @@
       <w:bookmarkStart w:id="msldwbo5c0bdr1e3r6" w:name="msldwbo5c0bdr1e3r6"/>
       <w:pPr>
         <w:pStyle w:val="dingding-heading2"/>
-        <w:spacing w:line="300" w:before="200" w:after="80" w:lineRule="auto"/>
+        <w:spacing w:line="312" w:before="200" w:after="80" w:lineRule="auto"/>
         <w:jc w:val="left"/>
       </w:pPr>
       <w:bookmarkEnd w:id="msldwbo5c0bdr1e3r6"/>
       <w:r>
         <w:rPr>
-          <w:rFonts w:ascii="微软雅黑" w:hAnsi="微软雅黑" w:eastAsia="微软雅黑" w:cs="微软雅黑" w:hint="eastAsia"/>
+          <w:rFonts w:eastAsia="黑体" w:ascii="Times New Roman" w:hAnsi="Times New Roman" w:cs="Times New Roman" w:hint="eastAsia"/>
           <w:b/>
-          <w:color w:val="1E293B"/>
-          <w:sz w:val="23"/>
+          <w:color w:val="111827"/>
+          <w:sz w:val="24"/>
         </w:rPr>
         <w:t>2.1 目标用户一句话描述</w:t>
       </w:r>
@@ -198,16 +198,16 @@
       <w:bookmarkStart w:id="msldwk0tt10fw76ydg" w:name="msldwk0tt10fw76ydg"/>
       <w:pPr>
         <w:pStyle w:val="dingding-heading2"/>
-        <w:spacing w:line="300" w:before="200" w:after="80" w:lineRule="auto"/>
+        <w:spacing w:line="312" w:before="200" w:after="80" w:lineRule="auto"/>
         <w:jc w:val="left"/>
       </w:pPr>
       <w:bookmarkEnd w:id="msldwk0tt10fw76ydg"/>
       <w:r>
         <w:rPr>
-          <w:rFonts w:ascii="微软雅黑" w:hAnsi="微软雅黑" w:eastAsia="微软雅黑" w:cs="微软雅黑" w:hint="eastAsia"/>
+          <w:rFonts w:eastAsia="黑体" w:ascii="Times New Roman" w:hAnsi="Times New Roman" w:cs="Times New Roman" w:hint="eastAsia"/>
           <w:b/>
-          <w:color w:val="1E293B"/>
-          <w:sz w:val="23"/>
+          <w:color w:val="111827"/>
+          <w:sz w:val="24"/>
         </w:rPr>
         <w:t>2.2 画像要素</w:t>
       </w:r>
@@ -233,14 +233,14 @@
           </w:tcPr>
           <w:p>
             <w:pPr>
-              <w:spacing w:before="60" w:after="60" w:line="276" w:lineRule="auto"/>
+              <w:spacing w:before="40" w:after="40" w:line="276" w:lineRule="auto"/>
               <w:jc w:val="center"/>
             </w:pPr>
             <w:r>
               <w:rPr>
-                <w:rFonts w:ascii="微软雅黑" w:hAnsi="微软雅黑" w:eastAsia="微软雅黑" w:cs="微软雅黑" w:hint="eastAsia"/>
-                <w:b/>
-                <w:color w:val="1E293B"/>
+                <w:rFonts w:eastAsia="黑体" w:ascii="Times New Roman" w:hAnsi="Times New Roman" w:cs="Times New Roman" w:hint="eastAsia"/>
+                <w:b/>
+                <w:color w:val="000000"/>
                 <w:sz w:val="19"/>
               </w:rPr>
               <w:t>要素</w:t>
@@ -254,14 +254,14 @@
           </w:tcPr>
           <w:p>
             <w:pPr>
-              <w:spacing w:before="60" w:after="60" w:line="276" w:lineRule="auto"/>
+              <w:spacing w:before="40" w:after="40" w:line="276" w:lineRule="auto"/>
               <w:jc w:val="center"/>
             </w:pPr>
             <w:r>
               <w:rPr>
-                <w:rFonts w:ascii="微软雅黑" w:hAnsi="微软雅黑" w:eastAsia="微软雅黑" w:cs="微软雅黑" w:hint="eastAsia"/>
-                <w:b/>
-                <w:color w:val="1E293B"/>
+                <w:rFonts w:eastAsia="黑体" w:ascii="Times New Roman" w:hAnsi="Times New Roman" w:cs="Times New Roman" w:hint="eastAsia"/>
+                <w:b/>
+                <w:color w:val="000000"/>
                 <w:sz w:val="19"/>
               </w:rPr>
               <w:t>详细描述</w:t>
@@ -280,14 +280,14 @@
           </w:tcPr>
           <w:p>
             <w:pPr>
-              <w:spacing w:before="60" w:after="60" w:line="276" w:lineRule="auto"/>
-              <w:jc w:val="left"/>
-            </w:pPr>
-            <w:r>
-              <w:rPr>
-                <w:rFonts w:ascii="微软雅黑" w:hAnsi="微软雅黑" w:eastAsia="微软雅黑" w:cs="微软雅黑" w:hint="eastAsia"/>
-                <w:b/>
-                <w:color w:val="1E293B"/>
+              <w:spacing w:before="40" w:after="40" w:line="276" w:lineRule="auto"/>
+              <w:jc w:val="left"/>
+            </w:pPr>
+            <w:r>
+              <w:rPr>
+                <w:rFonts w:eastAsia="宋体" w:ascii="Times New Roman" w:hAnsi="Times New Roman" w:cs="Times New Roman" w:hint="eastAsia"/>
+                <w:b/>
+                <w:color w:val="000000"/>
                 <w:sz w:val="18"/>
               </w:rPr>
               <w:t>岗位</w:t>
@@ -300,14 +300,14 @@
           </w:tcPr>
           <w:p>
             <w:pPr>
-              <w:spacing w:before="60" w:after="60" w:line="276" w:lineRule="auto"/>
-              <w:jc w:val="left"/>
-            </w:pPr>
-            <w:r>
-              <w:rPr>
-                <w:rFonts w:ascii="微软雅黑" w:hAnsi="微软雅黑" w:eastAsia="微软雅黑" w:cs="微软雅黑" w:hint="eastAsia"/>
-                <w:b w:val="0"/>
-                <w:color w:val="1E293B"/>
+              <w:spacing w:before="40" w:after="40" w:line="276" w:lineRule="auto"/>
+              <w:jc w:val="left"/>
+            </w:pPr>
+            <w:r>
+              <w:rPr>
+                <w:rFonts w:eastAsia="宋体" w:ascii="Times New Roman" w:hAnsi="Times New Roman" w:cs="Times New Roman" w:hint="eastAsia"/>
+                <w:b w:val="0"/>
+                <w:color w:val="000000"/>
                 <w:sz w:val="18"/>
               </w:rPr>
               <w:t>技术主管 (Tech Lead) / 研发项目经理 (PM) / 全栈工程师 (Full-Stack Dev) / 独立开发者 (Indie Hacker)</w:t>
@@ -326,14 +326,14 @@
           </w:tcPr>
           <w:p>
             <w:pPr>
-              <w:spacing w:before="60" w:after="60" w:line="276" w:lineRule="auto"/>
-              <w:jc w:val="left"/>
-            </w:pPr>
-            <w:r>
-              <w:rPr>
-                <w:rFonts w:ascii="微软雅黑" w:hAnsi="微软雅黑" w:eastAsia="微软雅黑" w:cs="微软雅黑" w:hint="eastAsia"/>
-                <w:b/>
-                <w:color w:val="1E293B"/>
+              <w:spacing w:before="40" w:after="40" w:line="276" w:lineRule="auto"/>
+              <w:jc w:val="left"/>
+            </w:pPr>
+            <w:r>
+              <w:rPr>
+                <w:rFonts w:eastAsia="宋体" w:ascii="Times New Roman" w:hAnsi="Times New Roman" w:cs="Times New Roman" w:hint="eastAsia"/>
+                <w:b/>
+                <w:color w:val="000000"/>
                 <w:sz w:val="18"/>
               </w:rPr>
               <w:t>组织规模</w:t>
@@ -346,14 +346,14 @@
           </w:tcPr>
           <w:p>
             <w:pPr>
-              <w:spacing w:before="60" w:after="60" w:line="276" w:lineRule="auto"/>
-              <w:jc w:val="left"/>
-            </w:pPr>
-            <w:r>
-              <w:rPr>
-                <w:rFonts w:ascii="微软雅黑" w:hAnsi="微软雅黑" w:eastAsia="微软雅黑" w:cs="微软雅黑" w:hint="eastAsia"/>
-                <w:b w:val="0"/>
-                <w:color w:val="1E293B"/>
+              <w:spacing w:before="40" w:after="40" w:line="276" w:lineRule="auto"/>
+              <w:jc w:val="left"/>
+            </w:pPr>
+            <w:r>
+              <w:rPr>
+                <w:rFonts w:eastAsia="宋体" w:ascii="Times New Roman" w:hAnsi="Times New Roman" w:cs="Times New Roman" w:hint="eastAsia"/>
+                <w:b w:val="0"/>
+                <w:color w:val="000000"/>
                 <w:sz w:val="18"/>
               </w:rPr>
               <w:t>1~50 人的敏捷研发团队、数字化转型敏捷小组或独立开发工作室</w:t>
@@ -372,14 +372,14 @@
           </w:tcPr>
           <w:p>
             <w:pPr>
-              <w:spacing w:before="60" w:after="60" w:line="276" w:lineRule="auto"/>
-              <w:jc w:val="left"/>
-            </w:pPr>
-            <w:r>
-              <w:rPr>
-                <w:rFonts w:ascii="微软雅黑" w:hAnsi="微软雅黑" w:eastAsia="微软雅黑" w:cs="微软雅黑" w:hint="eastAsia"/>
-                <w:b/>
-                <w:color w:val="1E293B"/>
+              <w:spacing w:before="40" w:after="40" w:line="276" w:lineRule="auto"/>
+              <w:jc w:val="left"/>
+            </w:pPr>
+            <w:r>
+              <w:rPr>
+                <w:rFonts w:eastAsia="宋体" w:ascii="Times New Roman" w:hAnsi="Times New Roman" w:cs="Times New Roman" w:hint="eastAsia"/>
+                <w:b/>
+                <w:color w:val="000000"/>
                 <w:sz w:val="18"/>
               </w:rPr>
               <w:t>日常主要工作</w:t>
@@ -392,14 +392,14 @@
           </w:tcPr>
           <w:p>
             <w:pPr>
-              <w:spacing w:before="60" w:after="60" w:line="276" w:lineRule="auto"/>
-              <w:jc w:val="left"/>
-            </w:pPr>
-            <w:r>
-              <w:rPr>
-                <w:rFonts w:ascii="微软雅黑" w:hAnsi="微软雅黑" w:eastAsia="微软雅黑" w:cs="微软雅黑" w:hint="eastAsia"/>
-                <w:b w:val="0"/>
-                <w:color w:val="1E293B"/>
+              <w:spacing w:before="40" w:after="40" w:line="276" w:lineRule="auto"/>
+              <w:jc w:val="left"/>
+            </w:pPr>
+            <w:r>
+              <w:rPr>
+                <w:rFonts w:eastAsia="宋体" w:ascii="Times New Roman" w:hAnsi="Times New Roman" w:cs="Times New Roman" w:hint="eastAsia"/>
+                <w:b w:val="0"/>
+                <w:color w:val="000000"/>
                 <w:sz w:val="18"/>
               </w:rPr>
               <w:t>需求 WBS 拆解、架构设计与 ADR 决策、前后端业务编码、代码审查、自动化测试、缺陷修复、发布运维与工程文档沉淀</w:t>
@@ -418,14 +418,14 @@
           </w:tcPr>
           <w:p>
             <w:pPr>
-              <w:spacing w:before="60" w:after="60" w:line="276" w:lineRule="auto"/>
-              <w:jc w:val="left"/>
-            </w:pPr>
-            <w:r>
-              <w:rPr>
-                <w:rFonts w:ascii="微软雅黑" w:hAnsi="微软雅黑" w:eastAsia="微软雅黑" w:cs="微软雅黑" w:hint="eastAsia"/>
-                <w:b/>
-                <w:color w:val="1E293B"/>
+              <w:spacing w:before="40" w:after="40" w:line="276" w:lineRule="auto"/>
+              <w:jc w:val="left"/>
+            </w:pPr>
+            <w:r>
+              <w:rPr>
+                <w:rFonts w:eastAsia="宋体" w:ascii="Times New Roman" w:hAnsi="Times New Roman" w:cs="Times New Roman" w:hint="eastAsia"/>
+                <w:b/>
+                <w:color w:val="000000"/>
                 <w:sz w:val="18"/>
               </w:rPr>
               <w:t>常用工具</w:t>
@@ -438,14 +438,14 @@
           </w:tcPr>
           <w:p>
             <w:pPr>
-              <w:spacing w:before="60" w:after="60" w:line="276" w:lineRule="auto"/>
-              <w:jc w:val="left"/>
-            </w:pPr>
-            <w:r>
-              <w:rPr>
-                <w:rFonts w:ascii="微软雅黑" w:hAnsi="微软雅黑" w:eastAsia="微软雅黑" w:cs="微软雅黑" w:hint="eastAsia"/>
-                <w:b w:val="0"/>
-                <w:color w:val="1E293B"/>
+              <w:spacing w:before="40" w:after="40" w:line="276" w:lineRule="auto"/>
+              <w:jc w:val="left"/>
+            </w:pPr>
+            <w:r>
+              <w:rPr>
+                <w:rFonts w:eastAsia="宋体" w:ascii="Times New Roman" w:hAnsi="Times New Roman" w:cs="Times New Roman" w:hint="eastAsia"/>
+                <w:b w:val="0"/>
+                <w:color w:val="000000"/>
                 <w:sz w:val="18"/>
               </w:rPr>
               <w:t>千问办公、Qoder、VS Code、Git/GitHub、Docker、Postman、pytest/vitest</w:t>
@@ -464,14 +464,14 @@
           </w:tcPr>
           <w:p>
             <w:pPr>
-              <w:spacing w:before="60" w:after="60" w:line="276" w:lineRule="auto"/>
-              <w:jc w:val="left"/>
-            </w:pPr>
-            <w:r>
-              <w:rPr>
-                <w:rFonts w:ascii="微软雅黑" w:hAnsi="微软雅黑" w:eastAsia="微软雅黑" w:cs="微软雅黑" w:hint="eastAsia"/>
-                <w:b/>
-                <w:color w:val="1E293B"/>
+              <w:spacing w:before="40" w:after="40" w:line="276" w:lineRule="auto"/>
+              <w:jc w:val="left"/>
+            </w:pPr>
+            <w:r>
+              <w:rPr>
+                <w:rFonts w:eastAsia="宋体" w:ascii="Times New Roman" w:hAnsi="Times New Roman" w:cs="Times New Roman" w:hint="eastAsia"/>
+                <w:b/>
+                <w:color w:val="000000"/>
                 <w:sz w:val="18"/>
               </w:rPr>
               <w:t>核心 KPI</w:t>
@@ -484,14 +484,14 @@
           </w:tcPr>
           <w:p>
             <w:pPr>
-              <w:spacing w:before="60" w:after="60" w:line="276" w:lineRule="auto"/>
-              <w:jc w:val="left"/>
-            </w:pPr>
-            <w:r>
-              <w:rPr>
-                <w:rFonts w:ascii="微软雅黑" w:hAnsi="微软雅黑" w:eastAsia="微软雅黑" w:cs="微软雅黑" w:hint="eastAsia"/>
-                <w:b w:val="0"/>
-                <w:color w:val="1E293B"/>
+              <w:spacing w:before="40" w:after="40" w:line="276" w:lineRule="auto"/>
+              <w:jc w:val="left"/>
+            </w:pPr>
+            <w:r>
+              <w:rPr>
+                <w:rFonts w:eastAsia="宋体" w:ascii="Times New Roman" w:hAnsi="Times New Roman" w:cs="Times New Roman" w:hint="eastAsia"/>
+                <w:b w:val="0"/>
+                <w:color w:val="000000"/>
                 <w:sz w:val="18"/>
               </w:rPr>
               <w:t>研发迭代交付周期 (Lead Time)、缺陷逃逸率 (Defect Rate)、代码审查覆盖率 (CR Rate)、工程文档完备率</w:t>
@@ -510,14 +510,14 @@
           </w:tcPr>
           <w:p>
             <w:pPr>
-              <w:spacing w:before="60" w:after="60" w:line="276" w:lineRule="auto"/>
-              <w:jc w:val="left"/>
-            </w:pPr>
-            <w:r>
-              <w:rPr>
-                <w:rFonts w:ascii="微软雅黑" w:hAnsi="微软雅黑" w:eastAsia="微软雅黑" w:cs="微软雅黑" w:hint="eastAsia"/>
-                <w:b/>
-                <w:color w:val="1E293B"/>
+              <w:spacing w:before="40" w:after="40" w:line="276" w:lineRule="auto"/>
+              <w:jc w:val="left"/>
+            </w:pPr>
+            <w:r>
+              <w:rPr>
+                <w:rFonts w:eastAsia="宋体" w:ascii="Times New Roman" w:hAnsi="Times New Roman" w:cs="Times New Roman" w:hint="eastAsia"/>
+                <w:b/>
+                <w:color w:val="000000"/>
                 <w:sz w:val="18"/>
               </w:rPr>
               <w:t>成功指标</w:t>
@@ -530,14 +530,14 @@
           </w:tcPr>
           <w:p>
             <w:pPr>
-              <w:spacing w:before="60" w:after="60" w:line="276" w:lineRule="auto"/>
-              <w:jc w:val="left"/>
-            </w:pPr>
-            <w:r>
-              <w:rPr>
-                <w:rFonts w:ascii="微软雅黑" w:hAnsi="微软雅黑" w:eastAsia="微软雅黑" w:cs="微软雅黑" w:hint="eastAsia"/>
-                <w:b w:val="0"/>
-                <w:color w:val="1E293B"/>
+              <w:spacing w:before="40" w:after="40" w:line="276" w:lineRule="auto"/>
+              <w:jc w:val="left"/>
+            </w:pPr>
+            <w:r>
+              <w:rPr>
+                <w:rFonts w:eastAsia="宋体" w:ascii="Times New Roman" w:hAnsi="Times New Roman" w:cs="Times New Roman" w:hint="eastAsia"/>
+                <w:b w:val="0"/>
+                <w:color w:val="000000"/>
                 <w:sz w:val="18"/>
               </w:rPr>
               <w:t>AI 交付代码 0 悬挂、缺陷返工率降低 60% 以上、研发全流程各阶段状态与产物透明可溯</w:t>
@@ -550,16 +550,16 @@
       <w:bookmarkStart w:id="mslfj9zidv64qnqvsf" w:name="mslfj9zidv64qnqvsf"/>
       <w:pPr>
         <w:pStyle w:val="dingding-heading2"/>
-        <w:spacing w:line="300" w:before="200" w:after="80" w:lineRule="auto"/>
+        <w:spacing w:line="312" w:before="200" w:after="80" w:lineRule="auto"/>
         <w:jc w:val="left"/>
       </w:pPr>
       <w:bookmarkEnd w:id="mslfj9zidv64qnqvsf"/>
       <w:r>
         <w:rPr>
-          <w:rFonts w:ascii="微软雅黑" w:hAnsi="微软雅黑" w:eastAsia="微软雅黑" w:cs="微软雅黑" w:hint="eastAsia"/>
+          <w:rFonts w:eastAsia="黑体" w:ascii="Times New Roman" w:hAnsi="Times New Roman" w:cs="Times New Roman" w:hint="eastAsia"/>
           <w:b/>
-          <w:color w:val="1E293B"/>
-          <w:sz w:val="23"/>
+          <w:color w:val="111827"/>
+          <w:sz w:val="24"/>
         </w:rPr>
         <w:t>2.3 核心痛点</w:t>
       </w:r>
@@ -576,16 +576,16 @@
       <w:bookmarkStart w:id="mslfox9d68i25a4ag3g" w:name="mslfox9d68i25a4ag3g"/>
       <w:pPr>
         <w:pStyle w:val="dingding-heading1"/>
-        <w:spacing w:line="300" w:before="280" w:after="120" w:lineRule="auto"/>
+        <w:spacing w:line="312" w:before="280" w:after="120" w:lineRule="auto"/>
         <w:jc w:val="left"/>
       </w:pPr>
       <w:bookmarkEnd w:id="mslfox9d68i25a4ag3g"/>
       <w:r>
         <w:rPr>
-          <w:rFonts w:ascii="微软雅黑" w:hAnsi="微软雅黑" w:eastAsia="微软雅黑" w:cs="微软雅黑" w:hint="eastAsia"/>
+          <w:rFonts w:eastAsia="黑体" w:ascii="Times New Roman" w:hAnsi="Times New Roman" w:cs="Times New Roman" w:hint="eastAsia"/>
           <w:b/>
-          <w:color w:val="0284C7"/>
-          <w:sz w:val="26"/>
+          <w:color w:val="111827"/>
+          <w:sz w:val="28"/>
         </w:rPr>
         <w:t>三、场景清单</w:t>
       </w:r>
@@ -612,14 +612,14 @@
           </w:tcPr>
           <w:p>
             <w:pPr>
-              <w:spacing w:before="60" w:after="60" w:line="276" w:lineRule="auto"/>
+              <w:spacing w:before="40" w:after="40" w:line="276" w:lineRule="auto"/>
               <w:jc w:val="center"/>
             </w:pPr>
             <w:r>
               <w:rPr>
-                <w:rFonts w:ascii="微软雅黑" w:hAnsi="微软雅黑" w:eastAsia="微软雅黑" w:cs="微软雅黑" w:hint="eastAsia"/>
-                <w:b/>
-                <w:color w:val="1E293B"/>
+                <w:rFonts w:eastAsia="黑体" w:ascii="Times New Roman" w:hAnsi="Times New Roman" w:cs="Times New Roman" w:hint="eastAsia"/>
+                <w:b/>
+                <w:color w:val="000000"/>
                 <w:sz w:val="19"/>
               </w:rPr>
               <w:t>场景名称</w:t>
@@ -633,14 +633,14 @@
           </w:tcPr>
           <w:p>
             <w:pPr>
-              <w:spacing w:before="60" w:after="60" w:line="276" w:lineRule="auto"/>
+              <w:spacing w:before="40" w:after="40" w:line="276" w:lineRule="auto"/>
               <w:jc w:val="center"/>
             </w:pPr>
             <w:r>
               <w:rPr>
-                <w:rFonts w:ascii="微软雅黑" w:hAnsi="微软雅黑" w:eastAsia="微软雅黑" w:cs="微软雅黑" w:hint="eastAsia"/>
-                <w:b/>
-                <w:color w:val="1E293B"/>
+                <w:rFonts w:eastAsia="黑体" w:ascii="Times New Roman" w:hAnsi="Times New Roman" w:cs="Times New Roman" w:hint="eastAsia"/>
+                <w:b/>
+                <w:color w:val="000000"/>
                 <w:sz w:val="19"/>
               </w:rPr>
               <w:t>触发频次</w:t>
@@ -654,14 +654,14 @@
           </w:tcPr>
           <w:p>
             <w:pPr>
-              <w:spacing w:before="60" w:after="60" w:line="276" w:lineRule="auto"/>
+              <w:spacing w:before="40" w:after="40" w:line="276" w:lineRule="auto"/>
               <w:jc w:val="center"/>
             </w:pPr>
             <w:r>
               <w:rPr>
-                <w:rFonts w:ascii="微软雅黑" w:hAnsi="微软雅黑" w:eastAsia="微软雅黑" w:cs="微软雅黑" w:hint="eastAsia"/>
-                <w:b/>
-                <w:color w:val="1E293B"/>
+                <w:rFonts w:eastAsia="黑体" w:ascii="Times New Roman" w:hAnsi="Times New Roman" w:cs="Times New Roman" w:hint="eastAsia"/>
+                <w:b/>
+                <w:color w:val="000000"/>
                 <w:sz w:val="19"/>
               </w:rPr>
               <w:t>当前核心痛点</w:t>
@@ -675,14 +675,14 @@
           </w:tcPr>
           <w:p>
             <w:pPr>
-              <w:spacing w:before="60" w:after="60" w:line="276" w:lineRule="auto"/>
+              <w:spacing w:before="40" w:after="40" w:line="276" w:lineRule="auto"/>
               <w:jc w:val="center"/>
             </w:pPr>
             <w:r>
               <w:rPr>
-                <w:rFonts w:ascii="微软雅黑" w:hAnsi="微软雅黑" w:eastAsia="微软雅黑" w:cs="微软雅黑" w:hint="eastAsia"/>
-                <w:b/>
-                <w:color w:val="1E293B"/>
+                <w:rFonts w:eastAsia="黑体" w:ascii="Times New Roman" w:hAnsi="Times New Roman" w:cs="Times New Roman" w:hint="eastAsia"/>
+                <w:b/>
+                <w:color w:val="000000"/>
                 <w:sz w:val="19"/>
               </w:rPr>
               <w:t>输入数据</w:t>
@@ -696,14 +696,14 @@
           </w:tcPr>
           <w:p>
             <w:pPr>
-              <w:spacing w:before="60" w:after="60" w:line="276" w:lineRule="auto"/>
+              <w:spacing w:before="40" w:after="40" w:line="276" w:lineRule="auto"/>
               <w:jc w:val="center"/>
             </w:pPr>
             <w:r>
               <w:rPr>
-                <w:rFonts w:ascii="微软雅黑" w:hAnsi="微软雅黑" w:eastAsia="微软雅黑" w:cs="微软雅黑" w:hint="eastAsia"/>
-                <w:b/>
-                <w:color w:val="1E293B"/>
+                <w:rFonts w:eastAsia="黑体" w:ascii="Times New Roman" w:hAnsi="Times New Roman" w:cs="Times New Roman" w:hint="eastAsia"/>
+                <w:b/>
+                <w:color w:val="000000"/>
                 <w:sz w:val="19"/>
               </w:rPr>
               <w:t>期望输出产物</w:t>
@@ -717,14 +717,14 @@
           </w:tcPr>
           <w:p>
             <w:pPr>
-              <w:spacing w:before="60" w:after="60" w:line="276" w:lineRule="auto"/>
+              <w:spacing w:before="40" w:after="40" w:line="276" w:lineRule="auto"/>
               <w:jc w:val="center"/>
             </w:pPr>
             <w:r>
               <w:rPr>
-                <w:rFonts w:ascii="微软雅黑" w:hAnsi="微软雅黑" w:eastAsia="微软雅黑" w:cs="微软雅黑" w:hint="eastAsia"/>
-                <w:b/>
-                <w:color w:val="1E293B"/>
+                <w:rFonts w:eastAsia="黑体" w:ascii="Times New Roman" w:hAnsi="Times New Roman" w:cs="Times New Roman" w:hint="eastAsia"/>
+                <w:b/>
+                <w:color w:val="000000"/>
                 <w:sz w:val="19"/>
               </w:rPr>
               <w:t>是否有写操作/敏感数据</w:t>
@@ -740,14 +740,14 @@
           </w:tcPr>
           <w:p>
             <w:pPr>
-              <w:spacing w:before="60" w:after="60" w:line="276" w:lineRule="auto"/>
-              <w:jc w:val="left"/>
-            </w:pPr>
-            <w:r>
-              <w:rPr>
-                <w:rFonts w:ascii="微软雅黑" w:hAnsi="微软雅黑" w:eastAsia="微软雅黑" w:cs="微软雅黑" w:hint="eastAsia"/>
-                <w:b/>
-                <w:color w:val="1E293B"/>
+              <w:spacing w:before="40" w:after="40" w:line="276" w:lineRule="auto"/>
+              <w:jc w:val="left"/>
+            </w:pPr>
+            <w:r>
+              <w:rPr>
+                <w:rFonts w:eastAsia="宋体" w:ascii="Times New Roman" w:hAnsi="Times New Roman" w:cs="Times New Roman" w:hint="eastAsia"/>
+                <w:b/>
+                <w:color w:val="000000"/>
                 <w:sz w:val="18"/>
               </w:rPr>
               <w:t>1. 项目全自动扫描与架构初始化</w:t>
@@ -760,14 +760,14 @@
           </w:tcPr>
           <w:p>
             <w:pPr>
-              <w:spacing w:before="60" w:after="60" w:line="276" w:lineRule="auto"/>
-              <w:jc w:val="left"/>
-            </w:pPr>
-            <w:r>
-              <w:rPr>
-                <w:rFonts w:ascii="微软雅黑" w:hAnsi="微软雅黑" w:eastAsia="微软雅黑" w:cs="微软雅黑" w:hint="eastAsia"/>
-                <w:b w:val="0"/>
-                <w:color w:val="1E293B"/>
+              <w:spacing w:before="40" w:after="40" w:line="276" w:lineRule="auto"/>
+              <w:jc w:val="left"/>
+            </w:pPr>
+            <w:r>
+              <w:rPr>
+                <w:rFonts w:eastAsia="宋体" w:ascii="Times New Roman" w:hAnsi="Times New Roman" w:cs="Times New Roman" w:hint="eastAsia"/>
+                <w:b w:val="0"/>
+                <w:color w:val="000000"/>
                 <w:sz w:val="18"/>
               </w:rPr>
               <w:t>项目创建 / 首次接入</w:t>
@@ -780,14 +780,14 @@
           </w:tcPr>
           <w:p>
             <w:pPr>
-              <w:spacing w:before="60" w:after="60" w:line="276" w:lineRule="auto"/>
-              <w:jc w:val="left"/>
-            </w:pPr>
-            <w:r>
-              <w:rPr>
-                <w:rFonts w:ascii="微软雅黑" w:hAnsi="微软雅黑" w:eastAsia="微软雅黑" w:cs="微软雅黑" w:hint="eastAsia"/>
-                <w:b w:val="0"/>
-                <w:color w:val="1E293B"/>
+              <w:spacing w:before="40" w:after="40" w:line="276" w:lineRule="auto"/>
+              <w:jc w:val="left"/>
+            </w:pPr>
+            <w:r>
+              <w:rPr>
+                <w:rFonts w:eastAsia="宋体" w:ascii="Times New Roman" w:hAnsi="Times New Roman" w:cs="Times New Roman" w:hint="eastAsia"/>
+                <w:b w:val="0"/>
+                <w:color w:val="000000"/>
                 <w:sz w:val="18"/>
               </w:rPr>
               <w:t>新项目代码结构复杂，AI 无法快速摸清架构上下文与规范</w:t>
@@ -800,14 +800,14 @@
           </w:tcPr>
           <w:p>
             <w:pPr>
-              <w:spacing w:before="60" w:after="60" w:line="276" w:lineRule="auto"/>
-              <w:jc w:val="left"/>
-            </w:pPr>
-            <w:r>
-              <w:rPr>
-                <w:rFonts w:ascii="微软雅黑" w:hAnsi="微软雅黑" w:eastAsia="微软雅黑" w:cs="微软雅黑" w:hint="eastAsia"/>
-                <w:b w:val="0"/>
-                <w:color w:val="1E293B"/>
+              <w:spacing w:before="40" w:after="40" w:line="276" w:lineRule="auto"/>
+              <w:jc w:val="left"/>
+            </w:pPr>
+            <w:r>
+              <w:rPr>
+                <w:rFonts w:eastAsia="宋体" w:ascii="Times New Roman" w:hAnsi="Times New Roman" w:cs="Times New Roman" w:hint="eastAsia"/>
+                <w:b w:val="0"/>
+                <w:color w:val="000000"/>
                 <w:sz w:val="18"/>
               </w:rPr>
               <w:t>项目根目录源码 / git 仓库</w:t>
@@ -820,14 +820,14 @@
           </w:tcPr>
           <w:p>
             <w:pPr>
-              <w:spacing w:before="60" w:after="60" w:line="276" w:lineRule="auto"/>
-              <w:jc w:val="left"/>
-            </w:pPr>
-            <w:r>
-              <w:rPr>
-                <w:rFonts w:ascii="微软雅黑" w:hAnsi="微软雅黑" w:eastAsia="微软雅黑" w:cs="微软雅黑" w:hint="eastAsia"/>
-                <w:b w:val="0"/>
-                <w:color w:val="1E293B"/>
+              <w:spacing w:before="40" w:after="40" w:line="276" w:lineRule="auto"/>
+              <w:jc w:val="left"/>
+            </w:pPr>
+            <w:r>
+              <w:rPr>
+                <w:rFonts w:eastAsia="宋体" w:ascii="Times New Roman" w:hAnsi="Times New Roman" w:cs="Times New Roman" w:hint="eastAsia"/>
+                <w:b w:val="0"/>
+                <w:color w:val="000000"/>
                 <w:sz w:val="18"/>
               </w:rPr>
               <w:t>生成 project_architecture.yaml 架构档案与 8 专家上下文</w:t>
@@ -840,14 +840,14 @@
           </w:tcPr>
           <w:p>
             <w:pPr>
-              <w:spacing w:before="60" w:after="60" w:line="276" w:lineRule="auto"/>
-              <w:jc w:val="left"/>
-            </w:pPr>
-            <w:r>
-              <w:rPr>
-                <w:rFonts w:ascii="微软雅黑" w:hAnsi="微软雅黑" w:eastAsia="微软雅黑" w:cs="微软雅黑" w:hint="eastAsia"/>
-                <w:b w:val="0"/>
-                <w:color w:val="1E293B"/>
+              <w:spacing w:before="40" w:after="40" w:line="276" w:lineRule="auto"/>
+              <w:jc w:val="left"/>
+            </w:pPr>
+            <w:r>
+              <w:rPr>
+                <w:rFonts w:eastAsia="宋体" w:ascii="Times New Roman" w:hAnsi="Times New Roman" w:cs="Times New Roman" w:hint="eastAsia"/>
+                <w:b w:val="0"/>
+                <w:color w:val="000000"/>
                 <w:sz w:val="18"/>
               </w:rPr>
               <w:t>是 (生成架构配置文件)</w:t>
@@ -863,14 +863,14 @@
           </w:tcPr>
           <w:p>
             <w:pPr>
-              <w:spacing w:before="60" w:after="60" w:line="276" w:lineRule="auto"/>
-              <w:jc w:val="left"/>
-            </w:pPr>
-            <w:r>
-              <w:rPr>
-                <w:rFonts w:ascii="微软雅黑" w:hAnsi="微软雅黑" w:eastAsia="微软雅黑" w:cs="微软雅黑" w:hint="eastAsia"/>
-                <w:b/>
-                <w:color w:val="1E293B"/>
+              <w:spacing w:before="40" w:after="40" w:line="276" w:lineRule="auto"/>
+              <w:jc w:val="left"/>
+            </w:pPr>
+            <w:r>
+              <w:rPr>
+                <w:rFonts w:eastAsia="宋体" w:ascii="Times New Roman" w:hAnsi="Times New Roman" w:cs="Times New Roman" w:hint="eastAsia"/>
+                <w:b/>
+                <w:color w:val="000000"/>
                 <w:sz w:val="18"/>
               </w:rPr>
               <w:t>2. 需求 WBS 细化与任务拆解</w:t>
@@ -883,14 +883,14 @@
           </w:tcPr>
           <w:p>
             <w:pPr>
-              <w:spacing w:before="60" w:after="60" w:line="276" w:lineRule="auto"/>
-              <w:jc w:val="left"/>
-            </w:pPr>
-            <w:r>
-              <w:rPr>
-                <w:rFonts w:ascii="微软雅黑" w:hAnsi="微软雅黑" w:eastAsia="微软雅黑" w:cs="微软雅黑" w:hint="eastAsia"/>
-                <w:b w:val="0"/>
-                <w:color w:val="1E293B"/>
+              <w:spacing w:before="40" w:after="40" w:line="276" w:lineRule="auto"/>
+              <w:jc w:val="left"/>
+            </w:pPr>
+            <w:r>
+              <w:rPr>
+                <w:rFonts w:eastAsia="宋体" w:ascii="Times New Roman" w:hAnsi="Times New Roman" w:cs="Times New Roman" w:hint="eastAsia"/>
+                <w:b w:val="0"/>
+                <w:color w:val="000000"/>
                 <w:sz w:val="18"/>
               </w:rPr>
               <w:t>高频 (每次迭代 / 故事开工)</w:t>
@@ -903,14 +903,14 @@
           </w:tcPr>
           <w:p>
             <w:pPr>
-              <w:spacing w:before="60" w:after="60" w:line="276" w:lineRule="auto"/>
-              <w:jc w:val="left"/>
-            </w:pPr>
-            <w:r>
-              <w:rPr>
-                <w:rFonts w:ascii="微软雅黑" w:hAnsi="微软雅黑" w:eastAsia="微软雅黑" w:cs="微软雅黑" w:hint="eastAsia"/>
-                <w:b w:val="0"/>
-                <w:color w:val="1E293B"/>
+              <w:spacing w:before="40" w:after="40" w:line="276" w:lineRule="auto"/>
+              <w:jc w:val="left"/>
+            </w:pPr>
+            <w:r>
+              <w:rPr>
+                <w:rFonts w:eastAsia="宋体" w:ascii="Times New Roman" w:hAnsi="Times New Roman" w:cs="Times New Roman" w:hint="eastAsia"/>
+                <w:b w:val="0"/>
+                <w:color w:val="000000"/>
                 <w:sz w:val="18"/>
               </w:rPr>
               <w:t>大需求模糊、边界不清，AI 容易漏做或过度实现</w:t>
@@ -923,14 +923,14 @@
           </w:tcPr>
           <w:p>
             <w:pPr>
-              <w:spacing w:before="60" w:after="60" w:line="276" w:lineRule="auto"/>
-              <w:jc w:val="left"/>
-            </w:pPr>
-            <w:r>
-              <w:rPr>
-                <w:rFonts w:ascii="微软雅黑" w:hAnsi="微软雅黑" w:eastAsia="微软雅黑" w:cs="微软雅黑" w:hint="eastAsia"/>
-                <w:b w:val="0"/>
-                <w:color w:val="1E293B"/>
+              <w:spacing w:before="40" w:after="40" w:line="276" w:lineRule="auto"/>
+              <w:jc w:val="left"/>
+            </w:pPr>
+            <w:r>
+              <w:rPr>
+                <w:rFonts w:eastAsia="宋体" w:ascii="Times New Roman" w:hAnsi="Times New Roman" w:cs="Times New Roman" w:hint="eastAsia"/>
+                <w:b w:val="0"/>
+                <w:color w:val="000000"/>
                 <w:sz w:val="18"/>
               </w:rPr>
               <w:t>自然语言需求 / 用户故事</w:t>
@@ -943,14 +943,14 @@
           </w:tcPr>
           <w:p>
             <w:pPr>
-              <w:spacing w:before="60" w:after="60" w:line="276" w:lineRule="auto"/>
-              <w:jc w:val="left"/>
-            </w:pPr>
-            <w:r>
-              <w:rPr>
-                <w:rFonts w:ascii="微软雅黑" w:hAnsi="微软雅黑" w:eastAsia="微软雅黑" w:cs="微软雅黑" w:hint="eastAsia"/>
-                <w:b w:val="0"/>
-                <w:color w:val="1E293B"/>
+              <w:spacing w:before="40" w:after="40" w:line="276" w:lineRule="auto"/>
+              <w:jc w:val="left"/>
+            </w:pPr>
+            <w:r>
+              <w:rPr>
+                <w:rFonts w:eastAsia="宋体" w:ascii="Times New Roman" w:hAnsi="Times New Roman" w:cs="Times New Roman" w:hint="eastAsia"/>
+                <w:b w:val="0"/>
+                <w:color w:val="000000"/>
                 <w:sz w:val="18"/>
               </w:rPr>
               <w:t>生成拆解后的原子任务卡与责任专家分配 (PM 严经理调度)</w:t>
@@ -963,14 +963,14 @@
           </w:tcPr>
           <w:p>
             <w:pPr>
-              <w:spacing w:before="60" w:after="60" w:line="276" w:lineRule="auto"/>
-              <w:jc w:val="left"/>
-            </w:pPr>
-            <w:r>
-              <w:rPr>
-                <w:rFonts w:ascii="微软雅黑" w:hAnsi="微软雅黑" w:eastAsia="微软雅黑" w:cs="微软雅黑" w:hint="eastAsia"/>
-                <w:b w:val="0"/>
-                <w:color w:val="1E293B"/>
+              <w:spacing w:before="40" w:after="40" w:line="276" w:lineRule="auto"/>
+              <w:jc w:val="left"/>
+            </w:pPr>
+            <w:r>
+              <w:rPr>
+                <w:rFonts w:eastAsia="宋体" w:ascii="Times New Roman" w:hAnsi="Times New Roman" w:cs="Times New Roman" w:hint="eastAsia"/>
+                <w:b w:val="0"/>
+                <w:color w:val="000000"/>
                 <w:sz w:val="18"/>
               </w:rPr>
               <w:t>是 (写入看板任务卡)</w:t>
@@ -986,14 +986,14 @@
           </w:tcPr>
           <w:p>
             <w:pPr>
-              <w:spacing w:before="60" w:after="60" w:line="276" w:lineRule="auto"/>
-              <w:jc w:val="left"/>
-            </w:pPr>
-            <w:r>
-              <w:rPr>
-                <w:rFonts w:ascii="微软雅黑" w:hAnsi="微软雅黑" w:eastAsia="微软雅黑" w:cs="微软雅黑" w:hint="eastAsia"/>
-                <w:b/>
-                <w:color w:val="1E293B"/>
+              <w:spacing w:before="40" w:after="40" w:line="276" w:lineRule="auto"/>
+              <w:jc w:val="left"/>
+            </w:pPr>
+            <w:r>
+              <w:rPr>
+                <w:rFonts w:eastAsia="宋体" w:ascii="Times New Roman" w:hAnsi="Times New Roman" w:cs="Times New Roman" w:hint="eastAsia"/>
+                <w:b/>
+                <w:color w:val="000000"/>
                 <w:sz w:val="18"/>
               </w:rPr>
               <w:t>3. 架构设计与 ADR 决策记录</w:t>
@@ -1006,14 +1006,14 @@
           </w:tcPr>
           <w:p>
             <w:pPr>
-              <w:spacing w:before="60" w:after="60" w:line="276" w:lineRule="auto"/>
-              <w:jc w:val="left"/>
-            </w:pPr>
-            <w:r>
-              <w:rPr>
-                <w:rFonts w:ascii="微软雅黑" w:hAnsi="微软雅黑" w:eastAsia="微软雅黑" w:cs="微软雅黑" w:hint="eastAsia"/>
-                <w:b w:val="0"/>
-                <w:color w:val="1E293B"/>
+              <w:spacing w:before="40" w:after="40" w:line="276" w:lineRule="auto"/>
+              <w:jc w:val="left"/>
+            </w:pPr>
+            <w:r>
+              <w:rPr>
+                <w:rFonts w:eastAsia="宋体" w:ascii="Times New Roman" w:hAnsi="Times New Roman" w:cs="Times New Roman" w:hint="eastAsia"/>
+                <w:b w:val="0"/>
+                <w:color w:val="000000"/>
                 <w:sz w:val="18"/>
               </w:rPr>
               <w:t>中频 (技术选型 / 结构重构)</w:t>
@@ -1026,14 +1026,14 @@
           </w:tcPr>
           <w:p>
             <w:pPr>
-              <w:spacing w:before="60" w:after="60" w:line="276" w:lineRule="auto"/>
-              <w:jc w:val="left"/>
-            </w:pPr>
-            <w:r>
-              <w:rPr>
-                <w:rFonts w:ascii="微软雅黑" w:hAnsi="微软雅黑" w:eastAsia="微软雅黑" w:cs="微软雅黑" w:hint="eastAsia"/>
-                <w:b w:val="0"/>
-                <w:color w:val="1E293B"/>
+              <w:spacing w:before="40" w:after="40" w:line="276" w:lineRule="auto"/>
+              <w:jc w:val="left"/>
+            </w:pPr>
+            <w:r>
+              <w:rPr>
+                <w:rFonts w:eastAsia="宋体" w:ascii="Times New Roman" w:hAnsi="Times New Roman" w:cs="Times New Roman" w:hint="eastAsia"/>
+                <w:b w:val="0"/>
+                <w:color w:val="000000"/>
                 <w:sz w:val="18"/>
               </w:rPr>
               <w:t>架构决策缺失沉淀，后期成为团队维护黑盒</w:t>
@@ -1046,14 +1046,14 @@
           </w:tcPr>
           <w:p>
             <w:pPr>
-              <w:spacing w:before="60" w:after="60" w:line="276" w:lineRule="auto"/>
-              <w:jc w:val="left"/>
-            </w:pPr>
-            <w:r>
-              <w:rPr>
-                <w:rFonts w:ascii="微软雅黑" w:hAnsi="微软雅黑" w:eastAsia="微软雅黑" w:cs="微软雅黑" w:hint="eastAsia"/>
-                <w:b w:val="0"/>
-                <w:color w:val="1E293B"/>
+              <w:spacing w:before="40" w:after="40" w:line="276" w:lineRule="auto"/>
+              <w:jc w:val="left"/>
+            </w:pPr>
+            <w:r>
+              <w:rPr>
+                <w:rFonts w:eastAsia="宋体" w:ascii="Times New Roman" w:hAnsi="Times New Roman" w:cs="Times New Roman" w:hint="eastAsia"/>
+                <w:b w:val="0"/>
+                <w:color w:val="000000"/>
                 <w:sz w:val="18"/>
               </w:rPr>
               <w:t>技术选型或重构方案</w:t>
@@ -1066,14 +1066,14 @@
           </w:tcPr>
           <w:p>
             <w:pPr>
-              <w:spacing w:before="60" w:after="60" w:line="276" w:lineRule="auto"/>
-              <w:jc w:val="left"/>
-            </w:pPr>
-            <w:r>
-              <w:rPr>
-                <w:rFonts w:ascii="微软雅黑" w:hAnsi="微软雅黑" w:eastAsia="微软雅黑" w:cs="微软雅黑" w:hint="eastAsia"/>
-                <w:b w:val="0"/>
-                <w:color w:val="1E293B"/>
+              <w:spacing w:before="40" w:after="40" w:line="276" w:lineRule="auto"/>
+              <w:jc w:val="left"/>
+            </w:pPr>
+            <w:r>
+              <w:rPr>
+                <w:rFonts w:eastAsia="宋体" w:ascii="Times New Roman" w:hAnsi="Times New Roman" w:cs="Times New Roman" w:hint="eastAsia"/>
+                <w:b w:val="0"/>
+                <w:color w:val="000000"/>
                 <w:sz w:val="18"/>
               </w:rPr>
               <w:t>标准化 ADR 架构决策记录与技术栈依赖更新</w:t>
@@ -1086,14 +1086,14 @@
           </w:tcPr>
           <w:p>
             <w:pPr>
-              <w:spacing w:before="60" w:after="60" w:line="276" w:lineRule="auto"/>
-              <w:jc w:val="left"/>
-            </w:pPr>
-            <w:r>
-              <w:rPr>
-                <w:rFonts w:ascii="微软雅黑" w:hAnsi="微软雅黑" w:eastAsia="微软雅黑" w:cs="微软雅黑" w:hint="eastAsia"/>
-                <w:b w:val="0"/>
-                <w:color w:val="1E293B"/>
+              <w:spacing w:before="40" w:after="40" w:line="276" w:lineRule="auto"/>
+              <w:jc w:val="left"/>
+            </w:pPr>
+            <w:r>
+              <w:rPr>
+                <w:rFonts w:eastAsia="宋体" w:ascii="Times New Roman" w:hAnsi="Times New Roman" w:cs="Times New Roman" w:hint="eastAsia"/>
+                <w:b w:val="0"/>
+                <w:color w:val="000000"/>
                 <w:sz w:val="18"/>
               </w:rPr>
               <w:t>是 (写入 docs 架构文档)</w:t>
@@ -1109,14 +1109,14 @@
           </w:tcPr>
           <w:p>
             <w:pPr>
-              <w:spacing w:before="60" w:after="60" w:line="276" w:lineRule="auto"/>
-              <w:jc w:val="left"/>
-            </w:pPr>
-            <w:r>
-              <w:rPr>
-                <w:rFonts w:ascii="微软雅黑" w:hAnsi="微软雅黑" w:eastAsia="微软雅黑" w:cs="微软雅黑" w:hint="eastAsia"/>
-                <w:b/>
-                <w:color w:val="1E293B"/>
+              <w:spacing w:before="40" w:after="40" w:line="276" w:lineRule="auto"/>
+              <w:jc w:val="left"/>
+            </w:pPr>
+            <w:r>
+              <w:rPr>
+                <w:rFonts w:eastAsia="宋体" w:ascii="Times New Roman" w:hAnsi="Times New Roman" w:cs="Times New Roman" w:hint="eastAsia"/>
+                <w:b/>
+                <w:color w:val="000000"/>
                 <w:sz w:val="18"/>
               </w:rPr>
               <w:t>4. 原子任务开发与编码交付</w:t>
@@ -1129,14 +1129,14 @@
           </w:tcPr>
           <w:p>
             <w:pPr>
-              <w:spacing w:before="60" w:after="60" w:line="276" w:lineRule="auto"/>
-              <w:jc w:val="left"/>
-            </w:pPr>
-            <w:r>
-              <w:rPr>
-                <w:rFonts w:ascii="微软雅黑" w:hAnsi="微软雅黑" w:eastAsia="微软雅黑" w:cs="微软雅黑" w:hint="eastAsia"/>
-                <w:b w:val="0"/>
-                <w:color w:val="1E293B"/>
+              <w:spacing w:before="40" w:after="40" w:line="276" w:lineRule="auto"/>
+              <w:jc w:val="left"/>
+            </w:pPr>
+            <w:r>
+              <w:rPr>
+                <w:rFonts w:eastAsia="宋体" w:ascii="Times New Roman" w:hAnsi="Times New Roman" w:cs="Times New Roman" w:hint="eastAsia"/>
+                <w:b w:val="0"/>
+                <w:color w:val="000000"/>
                 <w:sz w:val="18"/>
               </w:rPr>
               <w:t>极高频 (日常任务实施)</w:t>
@@ -1149,14 +1149,14 @@
           </w:tcPr>
           <w:p>
             <w:pPr>
-              <w:spacing w:before="60" w:after="60" w:line="276" w:lineRule="auto"/>
-              <w:jc w:val="left"/>
-            </w:pPr>
-            <w:r>
-              <w:rPr>
-                <w:rFonts w:ascii="微软雅黑" w:hAnsi="微软雅黑" w:eastAsia="微软雅黑" w:cs="微软雅黑" w:hint="eastAsia"/>
-                <w:b w:val="0"/>
-                <w:color w:val="1E293B"/>
+              <w:spacing w:before="40" w:after="40" w:line="276" w:lineRule="auto"/>
+              <w:jc w:val="left"/>
+            </w:pPr>
+            <w:r>
+              <w:rPr>
+                <w:rFonts w:eastAsia="宋体" w:ascii="Times New Roman" w:hAnsi="Times New Roman" w:cs="Times New Roman" w:hint="eastAsia"/>
+                <w:b w:val="0"/>
+                <w:color w:val="000000"/>
                 <w:sz w:val="18"/>
               </w:rPr>
               <w:t>编码与契约脱节，前后端协作接口不一致</w:t>
@@ -1169,14 +1169,14 @@
           </w:tcPr>
           <w:p>
             <w:pPr>
-              <w:spacing w:before="60" w:after="60" w:line="276" w:lineRule="auto"/>
-              <w:jc w:val="left"/>
-            </w:pPr>
-            <w:r>
-              <w:rPr>
-                <w:rFonts w:ascii="微软雅黑" w:hAnsi="微软雅黑" w:eastAsia="微软雅黑" w:cs="微软雅黑" w:hint="eastAsia"/>
-                <w:b w:val="0"/>
-                <w:color w:val="1E293B"/>
+              <w:spacing w:before="40" w:after="40" w:line="276" w:lineRule="auto"/>
+              <w:jc w:val="left"/>
+            </w:pPr>
+            <w:r>
+              <w:rPr>
+                <w:rFonts w:eastAsia="宋体" w:ascii="Times New Roman" w:hAnsi="Times New Roman" w:cs="Times New Roman" w:hint="eastAsia"/>
+                <w:b w:val="0"/>
+                <w:color w:val="000000"/>
                 <w:sz w:val="18"/>
               </w:rPr>
               <w:t>待办任务卡 + 架构上下文</w:t>
@@ -1189,14 +1189,14 @@
           </w:tcPr>
           <w:p>
             <w:pPr>
-              <w:spacing w:before="60" w:after="60" w:line="276" w:lineRule="auto"/>
-              <w:jc w:val="left"/>
-            </w:pPr>
-            <w:r>
-              <w:rPr>
-                <w:rFonts w:ascii="微软雅黑" w:hAnsi="微软雅黑" w:eastAsia="微软雅黑" w:cs="微软雅黑" w:hint="eastAsia"/>
-                <w:b w:val="0"/>
-                <w:color w:val="1E293B"/>
+              <w:spacing w:before="40" w:after="40" w:line="276" w:lineRule="auto"/>
+              <w:jc w:val="left"/>
+            </w:pPr>
+            <w:r>
+              <w:rPr>
+                <w:rFonts w:eastAsia="宋体" w:ascii="Times New Roman" w:hAnsi="Times New Roman" w:cs="Times New Roman" w:hint="eastAsia"/>
+                <w:b w:val="0"/>
+                <w:color w:val="000000"/>
                 <w:sz w:val="18"/>
               </w:rPr>
               <w:t>业务功能代码实现、关联单测用例与变更清单</w:t>
@@ -1209,14 +1209,14 @@
           </w:tcPr>
           <w:p>
             <w:pPr>
-              <w:spacing w:before="60" w:after="60" w:line="276" w:lineRule="auto"/>
-              <w:jc w:val="left"/>
-            </w:pPr>
-            <w:r>
-              <w:rPr>
-                <w:rFonts w:ascii="微软雅黑" w:hAnsi="微软雅黑" w:eastAsia="微软雅黑" w:cs="微软雅黑" w:hint="eastAsia"/>
-                <w:b w:val="0"/>
-                <w:color w:val="1E293B"/>
+              <w:spacing w:before="40" w:after="40" w:line="276" w:lineRule="auto"/>
+              <w:jc w:val="left"/>
+            </w:pPr>
+            <w:r>
+              <w:rPr>
+                <w:rFonts w:eastAsia="宋体" w:ascii="Times New Roman" w:hAnsi="Times New Roman" w:cs="Times New Roman" w:hint="eastAsia"/>
+                <w:b w:val="0"/>
+                <w:color w:val="000000"/>
                 <w:sz w:val="18"/>
               </w:rPr>
               <w:t>是 (编写项目源代码)</w:t>
@@ -1232,14 +1232,14 @@
           </w:tcPr>
           <w:p>
             <w:pPr>
-              <w:spacing w:before="60" w:after="60" w:line="276" w:lineRule="auto"/>
-              <w:jc w:val="left"/>
-            </w:pPr>
-            <w:r>
-              <w:rPr>
-                <w:rFonts w:ascii="微软雅黑" w:hAnsi="微软雅黑" w:eastAsia="微软雅黑" w:cs="微软雅黑" w:hint="eastAsia"/>
-                <w:b/>
-                <w:color w:val="1E293B"/>
+              <w:spacing w:before="40" w:after="40" w:line="276" w:lineRule="auto"/>
+              <w:jc w:val="left"/>
+            </w:pPr>
+            <w:r>
+              <w:rPr>
+                <w:rFonts w:eastAsia="宋体" w:ascii="Times New Roman" w:hAnsi="Times New Roman" w:cs="Times New Roman" w:hint="eastAsia"/>
+                <w:b/>
+                <w:color w:val="000000"/>
                 <w:sz w:val="18"/>
               </w:rPr>
               <w:t>5. 代码审查与门禁审计</w:t>
@@ -1252,14 +1252,14 @@
           </w:tcPr>
           <w:p>
             <w:pPr>
-              <w:spacing w:before="60" w:after="60" w:line="276" w:lineRule="auto"/>
-              <w:jc w:val="left"/>
-            </w:pPr>
-            <w:r>
-              <w:rPr>
-                <w:rFonts w:ascii="微软雅黑" w:hAnsi="微软雅黑" w:eastAsia="微软雅黑" w:cs="微软雅黑" w:hint="eastAsia"/>
-                <w:b w:val="0"/>
-                <w:color w:val="1E293B"/>
+              <w:spacing w:before="40" w:after="40" w:line="276" w:lineRule="auto"/>
+              <w:jc w:val="left"/>
+            </w:pPr>
+            <w:r>
+              <w:rPr>
+                <w:rFonts w:eastAsia="宋体" w:ascii="Times New Roman" w:hAnsi="Times New Roman" w:cs="Times New Roman" w:hint="eastAsia"/>
+                <w:b w:val="0"/>
+                <w:color w:val="000000"/>
                 <w:sz w:val="18"/>
               </w:rPr>
               <w:t>高频 (任务提测前)</w:t>
@@ -1272,14 +1272,14 @@
           </w:tcPr>
           <w:p>
             <w:pPr>
-              <w:spacing w:before="60" w:after="60" w:line="276" w:lineRule="auto"/>
-              <w:jc w:val="left"/>
-            </w:pPr>
-            <w:r>
-              <w:rPr>
-                <w:rFonts w:ascii="微软雅黑" w:hAnsi="微软雅黑" w:eastAsia="微软雅黑" w:cs="微软雅黑" w:hint="eastAsia"/>
-                <w:b w:val="0"/>
-                <w:color w:val="1E293B"/>
+              <w:spacing w:before="40" w:after="40" w:line="276" w:lineRule="auto"/>
+              <w:jc w:val="left"/>
+            </w:pPr>
+            <w:r>
+              <w:rPr>
+                <w:rFonts w:eastAsia="宋体" w:ascii="Times New Roman" w:hAnsi="Times New Roman" w:cs="Times New Roman" w:hint="eastAsia"/>
+                <w:b w:val="0"/>
+                <w:color w:val="000000"/>
                 <w:sz w:val="18"/>
               </w:rPr>
               <w:t>代码风格不统一、潜在漏洞未检出、AI 盲目自夸</w:t>
@@ -1292,14 +1292,14 @@
           </w:tcPr>
           <w:p>
             <w:pPr>
-              <w:spacing w:before="60" w:after="60" w:line="276" w:lineRule="auto"/>
-              <w:jc w:val="left"/>
-            </w:pPr>
-            <w:r>
-              <w:rPr>
-                <w:rFonts w:ascii="微软雅黑" w:hAnsi="微软雅黑" w:eastAsia="微软雅黑" w:cs="微软雅黑" w:hint="eastAsia"/>
-                <w:b w:val="0"/>
-                <w:color w:val="1E293B"/>
+              <w:spacing w:before="40" w:after="40" w:line="276" w:lineRule="auto"/>
+              <w:jc w:val="left"/>
+            </w:pPr>
+            <w:r>
+              <w:rPr>
+                <w:rFonts w:eastAsia="宋体" w:ascii="Times New Roman" w:hAnsi="Times New Roman" w:cs="Times New Roman" w:hint="eastAsia"/>
+                <w:b w:val="0"/>
+                <w:color w:val="000000"/>
                 <w:sz w:val="18"/>
               </w:rPr>
               <w:t>开发提交的代码 diff 与交付说明</w:t>
@@ -1312,14 +1312,14 @@
           </w:tcPr>
           <w:p>
             <w:pPr>
-              <w:spacing w:before="60" w:after="60" w:line="276" w:lineRule="auto"/>
-              <w:jc w:val="left"/>
-            </w:pPr>
-            <w:r>
-              <w:rPr>
-                <w:rFonts w:ascii="微软雅黑" w:hAnsi="微软雅黑" w:eastAsia="微软雅黑" w:cs="微软雅黑" w:hint="eastAsia"/>
-                <w:b w:val="0"/>
-                <w:color w:val="1E293B"/>
+              <w:spacing w:before="40" w:after="40" w:line="276" w:lineRule="auto"/>
+              <w:jc w:val="left"/>
+            </w:pPr>
+            <w:r>
+              <w:rPr>
+                <w:rFonts w:eastAsia="宋体" w:ascii="Times New Roman" w:hAnsi="Times New Roman" w:cs="Times New Roman" w:hint="eastAsia"/>
+                <w:b w:val="0"/>
+                <w:color w:val="000000"/>
                 <w:sz w:val="18"/>
               </w:rPr>
               <w:t>严格 Review 意见 (P0-P3 缺陷清单、重构建议、门禁判定)</w:t>
@@ -1332,14 +1332,14 @@
           </w:tcPr>
           <w:p>
             <w:pPr>
-              <w:spacing w:before="60" w:after="60" w:line="276" w:lineRule="auto"/>
-              <w:jc w:val="left"/>
-            </w:pPr>
-            <w:r>
-              <w:rPr>
-                <w:rFonts w:ascii="微软雅黑" w:hAnsi="微软雅黑" w:eastAsia="微软雅黑" w:cs="微软雅黑" w:hint="eastAsia"/>
-                <w:b w:val="0"/>
-                <w:color w:val="1E293B"/>
+              <w:spacing w:before="40" w:after="40" w:line="276" w:lineRule="auto"/>
+              <w:jc w:val="left"/>
+            </w:pPr>
+            <w:r>
+              <w:rPr>
+                <w:rFonts w:eastAsia="宋体" w:ascii="Times New Roman" w:hAnsi="Times New Roman" w:cs="Times New Roman" w:hint="eastAsia"/>
+                <w:b w:val="0"/>
+                <w:color w:val="000000"/>
                 <w:sz w:val="18"/>
               </w:rPr>
               <w:t>否 (只读审计与评估)</w:t>
@@ -1355,14 +1355,14 @@
           </w:tcPr>
           <w:p>
             <w:pPr>
-              <w:spacing w:before="60" w:after="60" w:line="276" w:lineRule="auto"/>
-              <w:jc w:val="left"/>
-            </w:pPr>
-            <w:r>
-              <w:rPr>
-                <w:rFonts w:ascii="微软雅黑" w:hAnsi="微软雅黑" w:eastAsia="微软雅黑" w:cs="微软雅黑" w:hint="eastAsia"/>
-                <w:b/>
-                <w:color w:val="1E293B"/>
+              <w:spacing w:before="40" w:after="40" w:line="276" w:lineRule="auto"/>
+              <w:jc w:val="left"/>
+            </w:pPr>
+            <w:r>
+              <w:rPr>
+                <w:rFonts w:eastAsia="宋体" w:ascii="Times New Roman" w:hAnsi="Times New Roman" w:cs="Times New Roman" w:hint="eastAsia"/>
+                <w:b/>
+                <w:color w:val="000000"/>
                 <w:sz w:val="18"/>
               </w:rPr>
               <w:t>6. 自动化测试与缺陷原卡打回</w:t>
@@ -1375,14 +1375,14 @@
           </w:tcPr>
           <w:p>
             <w:pPr>
-              <w:spacing w:before="60" w:after="60" w:line="276" w:lineRule="auto"/>
-              <w:jc w:val="left"/>
-            </w:pPr>
-            <w:r>
-              <w:rPr>
-                <w:rFonts w:ascii="微软雅黑" w:hAnsi="微软雅黑" w:eastAsia="微软雅黑" w:cs="微软雅黑" w:hint="eastAsia"/>
-                <w:b w:val="0"/>
-                <w:color w:val="1E293B"/>
+              <w:spacing w:before="40" w:after="40" w:line="276" w:lineRule="auto"/>
+              <w:jc w:val="left"/>
+            </w:pPr>
+            <w:r>
+              <w:rPr>
+                <w:rFonts w:eastAsia="宋体" w:ascii="Times New Roman" w:hAnsi="Times New Roman" w:cs="Times New Roman" w:hint="eastAsia"/>
+                <w:b w:val="0"/>
+                <w:color w:val="000000"/>
                 <w:sz w:val="18"/>
               </w:rPr>
               <w:t>高频 (提测验证阶段)</w:t>
@@ -1395,14 +1395,14 @@
           </w:tcPr>
           <w:p>
             <w:pPr>
-              <w:spacing w:before="60" w:after="60" w:line="276" w:lineRule="auto"/>
-              <w:jc w:val="left"/>
-            </w:pPr>
-            <w:r>
-              <w:rPr>
-                <w:rFonts w:ascii="微软雅黑" w:hAnsi="微软雅黑" w:eastAsia="微软雅黑" w:cs="微软雅黑" w:hint="eastAsia"/>
-                <w:b w:val="0"/>
-                <w:color w:val="1E293B"/>
+              <w:spacing w:before="40" w:after="40" w:line="276" w:lineRule="auto"/>
+              <w:jc w:val="left"/>
+            </w:pPr>
+            <w:r>
+              <w:rPr>
+                <w:rFonts w:eastAsia="宋体" w:ascii="Times New Roman" w:hAnsi="Times New Roman" w:cs="Times New Roman" w:hint="eastAsia"/>
+                <w:b w:val="0"/>
+                <w:color w:val="000000"/>
                 <w:sz w:val="18"/>
               </w:rPr>
               <w:t>缺少自动化验证，测试不通过却拆新单导致追溯困难</w:t>
@@ -1415,14 +1415,14 @@
           </w:tcPr>
           <w:p>
             <w:pPr>
-              <w:spacing w:before="60" w:after="60" w:line="276" w:lineRule="auto"/>
-              <w:jc w:val="left"/>
-            </w:pPr>
-            <w:r>
-              <w:rPr>
-                <w:rFonts w:ascii="微软雅黑" w:hAnsi="微软雅黑" w:eastAsia="微软雅黑" w:cs="微软雅黑" w:hint="eastAsia"/>
-                <w:b w:val="0"/>
-                <w:color w:val="1E293B"/>
+              <w:spacing w:before="40" w:after="40" w:line="276" w:lineRule="auto"/>
+              <w:jc w:val="left"/>
+            </w:pPr>
+            <w:r>
+              <w:rPr>
+                <w:rFonts w:eastAsia="宋体" w:ascii="Times New Roman" w:hAnsi="Times New Roman" w:cs="Times New Roman" w:hint="eastAsia"/>
+                <w:b w:val="0"/>
+                <w:color w:val="000000"/>
                 <w:sz w:val="18"/>
               </w:rPr>
               <w:t>待测代码与测试用例</w:t>
@@ -1435,14 +1435,14 @@
           </w:tcPr>
           <w:p>
             <w:pPr>
-              <w:spacing w:before="60" w:after="60" w:line="276" w:lineRule="auto"/>
-              <w:jc w:val="left"/>
-            </w:pPr>
-            <w:r>
-              <w:rPr>
-                <w:rFonts w:ascii="微软雅黑" w:hAnsi="微软雅黑" w:eastAsia="微软雅黑" w:cs="微软雅黑" w:hint="eastAsia"/>
-                <w:b w:val="0"/>
-                <w:color w:val="1E293B"/>
+              <w:spacing w:before="40" w:after="40" w:line="276" w:lineRule="auto"/>
+              <w:jc w:val="left"/>
+            </w:pPr>
+            <w:r>
+              <w:rPr>
+                <w:rFonts w:eastAsia="宋体" w:ascii="Times New Roman" w:hAnsi="Times New Roman" w:cs="Times New Roman" w:hint="eastAsia"/>
+                <w:b w:val="0"/>
+                <w:color w:val="000000"/>
                 <w:sz w:val="18"/>
               </w:rPr>
               <w:t>测试执行日志、覆盖率报告；缺陷时原卡打回挂载缺陷</w:t>
@@ -1455,14 +1455,14 @@
           </w:tcPr>
           <w:p>
             <w:pPr>
-              <w:spacing w:before="60" w:after="60" w:line="276" w:lineRule="auto"/>
-              <w:jc w:val="left"/>
-            </w:pPr>
-            <w:r>
-              <w:rPr>
-                <w:rFonts w:ascii="微软雅黑" w:hAnsi="微软雅黑" w:eastAsia="微软雅黑" w:cs="微软雅黑" w:hint="eastAsia"/>
-                <w:b w:val="0"/>
-                <w:color w:val="1E293B"/>
+              <w:spacing w:before="40" w:after="40" w:line="276" w:lineRule="auto"/>
+              <w:jc w:val="left"/>
+            </w:pPr>
+            <w:r>
+              <w:rPr>
+                <w:rFonts w:eastAsia="宋体" w:ascii="Times New Roman" w:hAnsi="Times New Roman" w:cs="Times New Roman" w:hint="eastAsia"/>
+                <w:b w:val="0"/>
+                <w:color w:val="000000"/>
                 <w:sz w:val="18"/>
               </w:rPr>
               <w:t>是 (执行测试与状态打回)</w:t>
@@ -1478,14 +1478,14 @@
           </w:tcPr>
           <w:p>
             <w:pPr>
-              <w:spacing w:before="60" w:after="60" w:line="276" w:lineRule="auto"/>
-              <w:jc w:val="left"/>
-            </w:pPr>
-            <w:r>
-              <w:rPr>
-                <w:rFonts w:ascii="微软雅黑" w:hAnsi="微软雅黑" w:eastAsia="微软雅黑" w:cs="微软雅黑" w:hint="eastAsia"/>
-                <w:b/>
-                <w:color w:val="1E293B"/>
+              <w:spacing w:before="40" w:after="40" w:line="276" w:lineRule="auto"/>
+              <w:jc w:val="left"/>
+            </w:pPr>
+            <w:r>
+              <w:rPr>
+                <w:rFonts w:eastAsia="宋体" w:ascii="Times New Roman" w:hAnsi="Times New Roman" w:cs="Times New Roman" w:hint="eastAsia"/>
+                <w:b/>
+                <w:color w:val="000000"/>
                 <w:sz w:val="18"/>
               </w:rPr>
               <w:t>7. 人类专属验收与结项上锁</w:t>
@@ -1498,14 +1498,14 @@
           </w:tcPr>
           <w:p>
             <w:pPr>
-              <w:spacing w:before="60" w:after="60" w:line="276" w:lineRule="auto"/>
-              <w:jc w:val="left"/>
-            </w:pPr>
-            <w:r>
-              <w:rPr>
-                <w:rFonts w:ascii="微软雅黑" w:hAnsi="微软雅黑" w:eastAsia="微软雅黑" w:cs="微软雅黑" w:hint="eastAsia"/>
-                <w:b w:val="0"/>
-                <w:color w:val="1E293B"/>
+              <w:spacing w:before="40" w:after="40" w:line="276" w:lineRule="auto"/>
+              <w:jc w:val="left"/>
+            </w:pPr>
+            <w:r>
+              <w:rPr>
+                <w:rFonts w:eastAsia="宋体" w:ascii="Times New Roman" w:hAnsi="Times New Roman" w:cs="Times New Roman" w:hint="eastAsia"/>
+                <w:b w:val="0"/>
+                <w:color w:val="000000"/>
                 <w:sz w:val="18"/>
               </w:rPr>
               <w:t>高频 (任务终态验收)</w:t>
@@ -1518,14 +1518,14 @@
           </w:tcPr>
           <w:p>
             <w:pPr>
-              <w:spacing w:before="60" w:after="60" w:line="276" w:lineRule="auto"/>
-              <w:jc w:val="left"/>
-            </w:pPr>
-            <w:r>
-              <w:rPr>
-                <w:rFonts w:ascii="微软雅黑" w:hAnsi="微软雅黑" w:eastAsia="微软雅黑" w:cs="微软雅黑" w:hint="eastAsia"/>
-                <w:b w:val="0"/>
-                <w:color w:val="1E293B"/>
+              <w:spacing w:before="40" w:after="40" w:line="276" w:lineRule="auto"/>
+              <w:jc w:val="left"/>
+            </w:pPr>
+            <w:r>
+              <w:rPr>
+                <w:rFonts w:eastAsia="宋体" w:ascii="Times New Roman" w:hAnsi="Times New Roman" w:cs="Times New Roman" w:hint="eastAsia"/>
+                <w:b w:val="0"/>
+                <w:color w:val="000000"/>
                 <w:sz w:val="18"/>
               </w:rPr>
               <w:t>AI 擅自结项跳过人工把关，导致不可控交付</w:t>
@@ -1538,14 +1538,14 @@
           </w:tcPr>
           <w:p>
             <w:pPr>
-              <w:spacing w:before="60" w:after="60" w:line="276" w:lineRule="auto"/>
-              <w:jc w:val="left"/>
-            </w:pPr>
-            <w:r>
-              <w:rPr>
-                <w:rFonts w:ascii="微软雅黑" w:hAnsi="微软雅黑" w:eastAsia="微软雅黑" w:cs="微软雅黑" w:hint="eastAsia"/>
-                <w:b w:val="0"/>
-                <w:color w:val="1E293B"/>
+              <w:spacing w:before="40" w:after="40" w:line="276" w:lineRule="auto"/>
+              <w:jc w:val="left"/>
+            </w:pPr>
+            <w:r>
+              <w:rPr>
+                <w:rFonts w:eastAsia="宋体" w:ascii="Times New Roman" w:hAnsi="Times New Roman" w:cs="Times New Roman" w:hint="eastAsia"/>
+                <w:b w:val="0"/>
+                <w:color w:val="000000"/>
                 <w:sz w:val="18"/>
               </w:rPr>
               <w:t>测试通过的任务卡与验收清单</w:t>
@@ -1558,14 +1558,14 @@
           </w:tcPr>
           <w:p>
             <w:pPr>
-              <w:spacing w:before="60" w:after="60" w:line="276" w:lineRule="auto"/>
-              <w:jc w:val="left"/>
-            </w:pPr>
-            <w:r>
-              <w:rPr>
-                <w:rFonts w:ascii="微软雅黑" w:hAnsi="微软雅黑" w:eastAsia="微软雅黑" w:cs="微软雅黑" w:hint="eastAsia"/>
-                <w:b w:val="0"/>
-                <w:color w:val="1E293B"/>
+              <w:spacing w:before="40" w:after="40" w:line="276" w:lineRule="auto"/>
+              <w:jc w:val="left"/>
+            </w:pPr>
+            <w:r>
+              <w:rPr>
+                <w:rFonts w:eastAsia="宋体" w:ascii="Times New Roman" w:hAnsi="Times New Roman" w:cs="Times New Roman" w:hint="eastAsia"/>
+                <w:b w:val="0"/>
+                <w:color w:val="000000"/>
                 <w:sz w:val="18"/>
               </w:rPr>
               <w:t>人类核验通过后，状态变更为【已验收】，任务卡结项上锁</w:t>
@@ -1578,14 +1578,14 @@
           </w:tcPr>
           <w:p>
             <w:pPr>
-              <w:spacing w:before="60" w:after="60" w:line="276" w:lineRule="auto"/>
-              <w:jc w:val="left"/>
-            </w:pPr>
-            <w:r>
-              <w:rPr>
-                <w:rFonts w:ascii="微软雅黑" w:hAnsi="微软雅黑" w:eastAsia="微软雅黑" w:cs="微软雅黑" w:hint="eastAsia"/>
-                <w:b w:val="0"/>
-                <w:color w:val="1E293B"/>
+              <w:spacing w:before="40" w:after="40" w:line="276" w:lineRule="auto"/>
+              <w:jc w:val="left"/>
+            </w:pPr>
+            <w:r>
+              <w:rPr>
+                <w:rFonts w:eastAsia="宋体" w:ascii="Times New Roman" w:hAnsi="Times New Roman" w:cs="Times New Roman" w:hint="eastAsia"/>
+                <w:b w:val="0"/>
+                <w:color w:val="000000"/>
                 <w:sz w:val="18"/>
               </w:rPr>
               <w:t>是 (写入终态已验收状态)</w:t>
@@ -1601,14 +1601,14 @@
           </w:tcPr>
           <w:p>
             <w:pPr>
-              <w:spacing w:before="60" w:after="60" w:line="276" w:lineRule="auto"/>
-              <w:jc w:val="left"/>
-            </w:pPr>
-            <w:r>
-              <w:rPr>
-                <w:rFonts w:ascii="微软雅黑" w:hAnsi="微软雅黑" w:eastAsia="微软雅黑" w:cs="微软雅黑" w:hint="eastAsia"/>
-                <w:b/>
-                <w:color w:val="1E293B"/>
+              <w:spacing w:before="40" w:after="40" w:line="276" w:lineRule="auto"/>
+              <w:jc w:val="left"/>
+            </w:pPr>
+            <w:r>
+              <w:rPr>
+                <w:rFonts w:eastAsia="宋体" w:ascii="Times New Roman" w:hAnsi="Times New Roman" w:cs="Times New Roman" w:hint="eastAsia"/>
+                <w:b/>
+                <w:color w:val="000000"/>
                 <w:sz w:val="18"/>
               </w:rPr>
               <w:t>8. 可视化多角色实时看板查询</w:t>
@@ -1621,14 +1621,14 @@
           </w:tcPr>
           <w:p>
             <w:pPr>
-              <w:spacing w:before="60" w:after="60" w:line="276" w:lineRule="auto"/>
-              <w:jc w:val="left"/>
-            </w:pPr>
-            <w:r>
-              <w:rPr>
-                <w:rFonts w:ascii="微软雅黑" w:hAnsi="微软雅黑" w:eastAsia="微软雅黑" w:cs="微软雅黑" w:hint="eastAsia"/>
-                <w:b w:val="0"/>
-                <w:color w:val="1E293B"/>
+              <w:spacing w:before="40" w:after="40" w:line="276" w:lineRule="auto"/>
+              <w:jc w:val="left"/>
+            </w:pPr>
+            <w:r>
+              <w:rPr>
+                <w:rFonts w:eastAsia="宋体" w:ascii="Times New Roman" w:hAnsi="Times New Roman" w:cs="Times New Roman" w:hint="eastAsia"/>
+                <w:b w:val="0"/>
+                <w:color w:val="000000"/>
                 <w:sz w:val="18"/>
               </w:rPr>
               <w:t>随时 (日常进度追踪)</w:t>
@@ -1641,14 +1641,14 @@
           </w:tcPr>
           <w:p>
             <w:pPr>
-              <w:spacing w:before="60" w:after="60" w:line="276" w:lineRule="auto"/>
-              <w:jc w:val="left"/>
-            </w:pPr>
-            <w:r>
-              <w:rPr>
-                <w:rFonts w:ascii="微软雅黑" w:hAnsi="微软雅黑" w:eastAsia="微软雅黑" w:cs="微软雅黑" w:hint="eastAsia"/>
-                <w:b w:val="0"/>
-                <w:color w:val="1E293B"/>
+              <w:spacing w:before="40" w:after="40" w:line="276" w:lineRule="auto"/>
+              <w:jc w:val="left"/>
+            </w:pPr>
+            <w:r>
+              <w:rPr>
+                <w:rFonts w:eastAsia="宋体" w:ascii="Times New Roman" w:hAnsi="Times New Roman" w:cs="Times New Roman" w:hint="eastAsia"/>
+                <w:b w:val="0"/>
+                <w:color w:val="000000"/>
                 <w:sz w:val="18"/>
               </w:rPr>
               <w:t>多人/多 Agent 协同进度不透明，无法直观掌握卡点</w:t>
@@ -1661,14 +1661,14 @@
           </w:tcPr>
           <w:p>
             <w:pPr>
-              <w:spacing w:before="60" w:after="60" w:line="276" w:lineRule="auto"/>
-              <w:jc w:val="left"/>
-            </w:pPr>
-            <w:r>
-              <w:rPr>
-                <w:rFonts w:ascii="微软雅黑" w:hAnsi="微软雅黑" w:eastAsia="微软雅黑" w:cs="微软雅黑" w:hint="eastAsia"/>
-                <w:b w:val="0"/>
-                <w:color w:val="1E293B"/>
+              <w:spacing w:before="40" w:after="40" w:line="276" w:lineRule="auto"/>
+              <w:jc w:val="left"/>
+            </w:pPr>
+            <w:r>
+              <w:rPr>
+                <w:rFonts w:eastAsia="宋体" w:ascii="Times New Roman" w:hAnsi="Times New Roman" w:cs="Times New Roman" w:hint="eastAsia"/>
+                <w:b w:val="0"/>
+                <w:color w:val="000000"/>
                 <w:sz w:val="18"/>
               </w:rPr>
               <w:t>无 / yy-flow kanban 指令</w:t>
@@ -1681,14 +1681,14 @@
           </w:tcPr>
           <w:p>
             <w:pPr>
-              <w:spacing w:before="60" w:after="60" w:line="276" w:lineRule="auto"/>
-              <w:jc w:val="left"/>
-            </w:pPr>
-            <w:r>
-              <w:rPr>
-                <w:rFonts w:ascii="微软雅黑" w:hAnsi="微软雅黑" w:eastAsia="微软雅黑" w:cs="微软雅黑" w:hint="eastAsia"/>
-                <w:b w:val="0"/>
-                <w:color w:val="1E293B"/>
+              <w:spacing w:before="40" w:after="40" w:line="276" w:lineRule="auto"/>
+              <w:jc w:val="left"/>
+            </w:pPr>
+            <w:r>
+              <w:rPr>
+                <w:rFonts w:eastAsia="宋体" w:ascii="Times New Roman" w:hAnsi="Times New Roman" w:cs="Times New Roman" w:hint="eastAsia"/>
+                <w:b w:val="0"/>
+                <w:color w:val="000000"/>
                 <w:sz w:val="18"/>
               </w:rPr>
               <w:t>浏览器实时渲染 3 列看板与 8 角色在制品状态</w:t>
@@ -1701,14 +1701,14 @@
           </w:tcPr>
           <w:p>
             <w:pPr>
-              <w:spacing w:before="60" w:after="60" w:line="276" w:lineRule="auto"/>
-              <w:jc w:val="left"/>
-            </w:pPr>
-            <w:r>
-              <w:rPr>
-                <w:rFonts w:ascii="微软雅黑" w:hAnsi="微软雅黑" w:eastAsia="微软雅黑" w:cs="微软雅黑" w:hint="eastAsia"/>
-                <w:b w:val="0"/>
-                <w:color w:val="1E293B"/>
+              <w:spacing w:before="40" w:after="40" w:line="276" w:lineRule="auto"/>
+              <w:jc w:val="left"/>
+            </w:pPr>
+            <w:r>
+              <w:rPr>
+                <w:rFonts w:eastAsia="宋体" w:ascii="Times New Roman" w:hAnsi="Times New Roman" w:cs="Times New Roman" w:hint="eastAsia"/>
+                <w:b w:val="0"/>
+                <w:color w:val="000000"/>
                 <w:sz w:val="18"/>
               </w:rPr>
               <w:t>否 (只读可视化查询)</w:t>
@@ -1724,14 +1724,14 @@
           </w:tcPr>
           <w:p>
             <w:pPr>
-              <w:spacing w:before="60" w:after="60" w:line="276" w:lineRule="auto"/>
-              <w:jc w:val="left"/>
-            </w:pPr>
-            <w:r>
-              <w:rPr>
-                <w:rFonts w:ascii="微软雅黑" w:hAnsi="微软雅黑" w:eastAsia="微软雅黑" w:cs="微软雅黑" w:hint="eastAsia"/>
-                <w:b/>
-                <w:color w:val="1E293B"/>
+              <w:spacing w:before="40" w:after="40" w:line="276" w:lineRule="auto"/>
+              <w:jc w:val="left"/>
+            </w:pPr>
+            <w:r>
+              <w:rPr>
+                <w:rFonts w:eastAsia="宋体" w:ascii="Times New Roman" w:hAnsi="Times New Roman" w:cs="Times New Roman" w:hint="eastAsia"/>
+                <w:b/>
+                <w:color w:val="000000"/>
                 <w:sz w:val="18"/>
               </w:rPr>
               <w:t>9. Git 提交前置硬门禁拦截</w:t>
@@ -1744,14 +1744,14 @@
           </w:tcPr>
           <w:p>
             <w:pPr>
-              <w:spacing w:before="60" w:after="60" w:line="276" w:lineRule="auto"/>
-              <w:jc w:val="left"/>
-            </w:pPr>
-            <w:r>
-              <w:rPr>
-                <w:rFonts w:ascii="微软雅黑" w:hAnsi="微软雅黑" w:eastAsia="微软雅黑" w:cs="微软雅黑" w:hint="eastAsia"/>
-                <w:b w:val="0"/>
-                <w:color w:val="1E293B"/>
+              <w:spacing w:before="40" w:after="40" w:line="276" w:lineRule="auto"/>
+              <w:jc w:val="left"/>
+            </w:pPr>
+            <w:r>
+              <w:rPr>
+                <w:rFonts w:eastAsia="宋体" w:ascii="Times New Roman" w:hAnsi="Times New Roman" w:cs="Times New Roman" w:hint="eastAsia"/>
+                <w:b w:val="0"/>
+                <w:color w:val="000000"/>
                 <w:sz w:val="18"/>
               </w:rPr>
               <w:t>高频 (每次 git commit)</w:t>
@@ -1764,14 +1764,14 @@
           </w:tcPr>
           <w:p>
             <w:pPr>
-              <w:spacing w:before="60" w:after="60" w:line="276" w:lineRule="auto"/>
-              <w:jc w:val="left"/>
-            </w:pPr>
-            <w:r>
-              <w:rPr>
-                <w:rFonts w:ascii="微软雅黑" w:hAnsi="微软雅黑" w:eastAsia="微软雅黑" w:cs="微软雅黑" w:hint="eastAsia"/>
-                <w:b w:val="0"/>
-                <w:color w:val="1E293B"/>
+              <w:spacing w:before="40" w:after="40" w:line="276" w:lineRule="auto"/>
+              <w:jc w:val="left"/>
+            </w:pPr>
+            <w:r>
+              <w:rPr>
+                <w:rFonts w:eastAsia="宋体" w:ascii="Times New Roman" w:hAnsi="Times New Roman" w:cs="Times New Roman" w:hint="eastAsia"/>
+                <w:b w:val="0"/>
+                <w:color w:val="000000"/>
                 <w:sz w:val="18"/>
               </w:rPr>
               <w:t>存在进行中或未验收任务卡时误提交代码污染主干</w:t>
@@ -1784,14 +1784,14 @@
           </w:tcPr>
           <w:p>
             <w:pPr>
-              <w:spacing w:before="60" w:after="60" w:line="276" w:lineRule="auto"/>
-              <w:jc w:val="left"/>
-            </w:pPr>
-            <w:r>
-              <w:rPr>
-                <w:rFonts w:ascii="微软雅黑" w:hAnsi="微软雅黑" w:eastAsia="微软雅黑" w:cs="微软雅黑" w:hint="eastAsia"/>
-                <w:b w:val="0"/>
-                <w:color w:val="1E293B"/>
+              <w:spacing w:before="40" w:after="40" w:line="276" w:lineRule="auto"/>
+              <w:jc w:val="left"/>
+            </w:pPr>
+            <w:r>
+              <w:rPr>
+                <w:rFonts w:eastAsia="宋体" w:ascii="Times New Roman" w:hAnsi="Times New Roman" w:cs="Times New Roman" w:hint="eastAsia"/>
+                <w:b w:val="0"/>
+                <w:color w:val="000000"/>
                 <w:sz w:val="18"/>
               </w:rPr>
               <w:t>本地 git commit 动作</w:t>
@@ -1804,14 +1804,14 @@
           </w:tcPr>
           <w:p>
             <w:pPr>
-              <w:spacing w:before="60" w:after="60" w:line="276" w:lineRule="auto"/>
-              <w:jc w:val="left"/>
-            </w:pPr>
-            <w:r>
-              <w:rPr>
-                <w:rFonts w:ascii="微软雅黑" w:hAnsi="微软雅黑" w:eastAsia="微软雅黑" w:cs="微软雅黑" w:hint="eastAsia"/>
-                <w:b w:val="0"/>
-                <w:color w:val="1E293B"/>
+              <w:spacing w:before="40" w:after="40" w:line="276" w:lineRule="auto"/>
+              <w:jc w:val="left"/>
+            </w:pPr>
+            <w:r>
+              <w:rPr>
+                <w:rFonts w:eastAsia="宋体" w:ascii="Times New Roman" w:hAnsi="Times New Roman" w:cs="Times New Roman" w:hint="eastAsia"/>
+                <w:b w:val="0"/>
+                <w:color w:val="000000"/>
                 <w:sz w:val="18"/>
               </w:rPr>
               <w:t>Pre-commit 钩子校验；存在非终态卡时物理中断拦截</w:t>
@@ -1824,14 +1824,14 @@
           </w:tcPr>
           <w:p>
             <w:pPr>
-              <w:spacing w:before="60" w:after="60" w:line="276" w:lineRule="auto"/>
-              <w:jc w:val="left"/>
-            </w:pPr>
-            <w:r>
-              <w:rPr>
-                <w:rFonts w:ascii="微软雅黑" w:hAnsi="微软雅黑" w:eastAsia="微软雅黑" w:cs="微软雅黑" w:hint="eastAsia"/>
-                <w:b w:val="0"/>
-                <w:color w:val="1E293B"/>
+              <w:spacing w:before="40" w:after="40" w:line="276" w:lineRule="auto"/>
+              <w:jc w:val="left"/>
+            </w:pPr>
+            <w:r>
+              <w:rPr>
+                <w:rFonts w:eastAsia="宋体" w:ascii="Times New Roman" w:hAnsi="Times New Roman" w:cs="Times New Roman" w:hint="eastAsia"/>
+                <w:b w:val="0"/>
+                <w:color w:val="000000"/>
                 <w:sz w:val="18"/>
               </w:rPr>
               <w:t>否 (执行安全门禁判定)</w:t>
@@ -1847,14 +1847,14 @@
           </w:tcPr>
           <w:p>
             <w:pPr>
-              <w:spacing w:before="60" w:after="60" w:line="276" w:lineRule="auto"/>
-              <w:jc w:val="left"/>
-            </w:pPr>
-            <w:r>
-              <w:rPr>
-                <w:rFonts w:ascii="微软雅黑" w:hAnsi="微软雅黑" w:eastAsia="微软雅黑" w:cs="微软雅黑" w:hint="eastAsia"/>
-                <w:b/>
-                <w:color w:val="1E293B"/>
+              <w:spacing w:before="40" w:after="40" w:line="276" w:lineRule="auto"/>
+              <w:jc w:val="left"/>
+            </w:pPr>
+            <w:r>
+              <w:rPr>
+                <w:rFonts w:eastAsia="宋体" w:ascii="Times New Roman" w:hAnsi="Times New Roman" w:cs="Times New Roman" w:hint="eastAsia"/>
+                <w:b/>
+                <w:color w:val="000000"/>
                 <w:sz w:val="18"/>
               </w:rPr>
               <w:t>10. 敏捷迭代复盘与文档沉淀</w:t>
@@ -1867,14 +1867,14 @@
           </w:tcPr>
           <w:p>
             <w:pPr>
-              <w:spacing w:before="60" w:after="60" w:line="276" w:lineRule="auto"/>
-              <w:jc w:val="left"/>
-            </w:pPr>
-            <w:r>
-              <w:rPr>
-                <w:rFonts w:ascii="微软雅黑" w:hAnsi="微软雅黑" w:eastAsia="微软雅黑" w:cs="微软雅黑" w:hint="eastAsia"/>
-                <w:b w:val="0"/>
-                <w:color w:val="1E293B"/>
+              <w:spacing w:before="40" w:after="40" w:line="276" w:lineRule="auto"/>
+              <w:jc w:val="left"/>
+            </w:pPr>
+            <w:r>
+              <w:rPr>
+                <w:rFonts w:eastAsia="宋体" w:ascii="Times New Roman" w:hAnsi="Times New Roman" w:cs="Times New Roman" w:hint="eastAsia"/>
+                <w:b w:val="0"/>
+                <w:color w:val="000000"/>
                 <w:sz w:val="18"/>
               </w:rPr>
               <w:t>中频 (迭代结项 / 发版)</w:t>
@@ -1887,14 +1887,14 @@
           </w:tcPr>
           <w:p>
             <w:pPr>
-              <w:spacing w:before="60" w:after="60" w:line="276" w:lineRule="auto"/>
-              <w:jc w:val="left"/>
-            </w:pPr>
-            <w:r>
-              <w:rPr>
-                <w:rFonts w:ascii="微软雅黑" w:hAnsi="微软雅黑" w:eastAsia="微软雅黑" w:cs="微软雅黑" w:hint="eastAsia"/>
-                <w:b w:val="0"/>
-                <w:color w:val="1E293B"/>
+              <w:spacing w:before="40" w:after="40" w:line="276" w:lineRule="auto"/>
+              <w:jc w:val="left"/>
+            </w:pPr>
+            <w:r>
+              <w:rPr>
+                <w:rFonts w:eastAsia="宋体" w:ascii="Times New Roman" w:hAnsi="Times New Roman" w:cs="Times New Roman" w:hint="eastAsia"/>
+                <w:b w:val="0"/>
+                <w:color w:val="000000"/>
                 <w:sz w:val="18"/>
               </w:rPr>
               <w:t>迭代完成无沉淀，技术负债与质量数据丢失</w:t>
@@ -1907,14 +1907,14 @@
           </w:tcPr>
           <w:p>
             <w:pPr>
-              <w:spacing w:before="60" w:after="60" w:line="276" w:lineRule="auto"/>
-              <w:jc w:val="left"/>
-            </w:pPr>
-            <w:r>
-              <w:rPr>
-                <w:rFonts w:ascii="微软雅黑" w:hAnsi="微软雅黑" w:eastAsia="微软雅黑" w:cs="微软雅黑" w:hint="eastAsia"/>
-                <w:b w:val="0"/>
-                <w:color w:val="1E293B"/>
+              <w:spacing w:before="40" w:after="40" w:line="276" w:lineRule="auto"/>
+              <w:jc w:val="left"/>
+            </w:pPr>
+            <w:r>
+              <w:rPr>
+                <w:rFonts w:eastAsia="宋体" w:ascii="Times New Roman" w:hAnsi="Times New Roman" w:cs="Times New Roman" w:hint="eastAsia"/>
+                <w:b w:val="0"/>
+                <w:color w:val="000000"/>
                 <w:sz w:val="18"/>
               </w:rPr>
               <w:t>本期已完成任务集与审计记录</w:t>
@@ -1927,14 +1927,14 @@
           </w:tcPr>
           <w:p>
             <w:pPr>
-              <w:spacing w:before="60" w:after="60" w:line="276" w:lineRule="auto"/>
-              <w:jc w:val="left"/>
-            </w:pPr>
-            <w:r>
-              <w:rPr>
-                <w:rFonts w:ascii="微软雅黑" w:hAnsi="微软雅黑" w:eastAsia="微软雅黑" w:cs="微软雅黑" w:hint="eastAsia"/>
-                <w:b w:val="0"/>
-                <w:color w:val="1E293B"/>
+              <w:spacing w:before="40" w:after="40" w:line="276" w:lineRule="auto"/>
+              <w:jc w:val="left"/>
+            </w:pPr>
+            <w:r>
+              <w:rPr>
+                <w:rFonts w:eastAsia="宋体" w:ascii="Times New Roman" w:hAnsi="Times New Roman" w:cs="Times New Roman" w:hint="eastAsia"/>
+                <w:b w:val="0"/>
+                <w:color w:val="000000"/>
                 <w:sz w:val="18"/>
               </w:rPr>
               <w:t>生成敏捷复盘总结报告与全量工程文档归档</w:t>
@@ -1947,14 +1947,14 @@
           </w:tcPr>
           <w:p>
             <w:pPr>
-              <w:spacing w:before="60" w:after="60" w:line="276" w:lineRule="auto"/>
-              <w:jc w:val="left"/>
-            </w:pPr>
-            <w:r>
-              <w:rPr>
-                <w:rFonts w:ascii="微软雅黑" w:hAnsi="微软雅黑" w:eastAsia="微软雅黑" w:cs="微软雅黑" w:hint="eastAsia"/>
-                <w:b w:val="0"/>
-                <w:color w:val="1E293B"/>
+              <w:spacing w:before="40" w:after="40" w:line="276" w:lineRule="auto"/>
+              <w:jc w:val="left"/>
+            </w:pPr>
+            <w:r>
+              <w:rPr>
+                <w:rFonts w:eastAsia="宋体" w:ascii="Times New Roman" w:hAnsi="Times New Roman" w:cs="Times New Roman" w:hint="eastAsia"/>
+                <w:b w:val="0"/>
+                <w:color w:val="000000"/>
                 <w:sz w:val="18"/>
               </w:rPr>
               <w:t>是 (写入复盘与沉淀文档)</w:t>
@@ -1971,16 +1971,16 @@
       <w:bookmarkStart w:id="mslfqnow0k0n3axhmwi" w:name="mslfqnow0k0n3axhmwi"/>
       <w:pPr>
         <w:pStyle w:val="dingding-heading1"/>
-        <w:spacing w:line="300" w:before="280" w:after="120" w:lineRule="auto"/>
+        <w:spacing w:line="312" w:before="280" w:after="120" w:lineRule="auto"/>
         <w:jc w:val="left"/>
       </w:pPr>
       <w:bookmarkEnd w:id="mslfqnow0k0n3axhmwi"/>
       <w:r>
         <w:rPr>
-          <w:rFonts w:ascii="微软雅黑" w:hAnsi="微软雅黑" w:eastAsia="微软雅黑" w:cs="微软雅黑" w:hint="eastAsia"/>
+          <w:rFonts w:eastAsia="黑体" w:ascii="Times New Roman" w:hAnsi="Times New Roman" w:cs="Times New Roman" w:hint="eastAsia"/>
           <w:b/>
-          <w:color w:val="0284C7"/>
-          <w:sz w:val="26"/>
+          <w:color w:val="111827"/>
+          <w:sz w:val="28"/>
         </w:rPr>
         <w:t>四、套件构成：Skills + 连接器 MCP</w:t>
       </w:r>
@@ -1989,16 +1989,16 @@
       <w:bookmarkStart w:id="mslfr3rblcsd9kvnhml" w:name="mslfr3rblcsd9kvnhml"/>
       <w:pPr>
         <w:pStyle w:val="dingding-heading2"/>
-        <w:spacing w:line="300" w:before="200" w:after="80" w:lineRule="auto"/>
+        <w:spacing w:line="312" w:before="200" w:after="80" w:lineRule="auto"/>
         <w:jc w:val="left"/>
       </w:pPr>
       <w:bookmarkEnd w:id="mslfr3rblcsd9kvnhml"/>
       <w:r>
         <w:rPr>
-          <w:rFonts w:ascii="微软雅黑" w:hAnsi="微软雅黑" w:eastAsia="微软雅黑" w:cs="微软雅黑" w:hint="eastAsia"/>
+          <w:rFonts w:eastAsia="黑体" w:ascii="Times New Roman" w:hAnsi="Times New Roman" w:cs="Times New Roman" w:hint="eastAsia"/>
           <w:b/>
-          <w:color w:val="1E293B"/>
-          <w:sz w:val="23"/>
+          <w:color w:val="111827"/>
+          <w:sz w:val="24"/>
         </w:rPr>
         <w:t>4.1 核心 Skills 清单</w:t>
       </w:r>
@@ -2023,14 +2023,14 @@
           </w:tcPr>
           <w:p>
             <w:pPr>
-              <w:spacing w:before="60" w:after="60" w:line="276" w:lineRule="auto"/>
+              <w:spacing w:before="40" w:after="40" w:line="276" w:lineRule="auto"/>
               <w:jc w:val="center"/>
             </w:pPr>
             <w:r>
               <w:rPr>
-                <w:rFonts w:ascii="微软雅黑" w:hAnsi="微软雅黑" w:eastAsia="微软雅黑" w:cs="微软雅黑" w:hint="eastAsia"/>
-                <w:b/>
-                <w:color w:val="1E293B"/>
+                <w:rFonts w:eastAsia="黑体" w:ascii="Times New Roman" w:hAnsi="Times New Roman" w:cs="Times New Roman" w:hint="eastAsia"/>
+                <w:b/>
+                <w:color w:val="000000"/>
                 <w:sz w:val="19"/>
               </w:rPr>
               <w:t>Skill 名称</w:t>
@@ -2044,14 +2044,14 @@
           </w:tcPr>
           <w:p>
             <w:pPr>
-              <w:spacing w:before="60" w:after="60" w:line="276" w:lineRule="auto"/>
+              <w:spacing w:before="40" w:after="40" w:line="276" w:lineRule="auto"/>
               <w:jc w:val="center"/>
             </w:pPr>
             <w:r>
               <w:rPr>
-                <w:rFonts w:ascii="微软雅黑" w:hAnsi="微软雅黑" w:eastAsia="微软雅黑" w:cs="微软雅黑" w:hint="eastAsia"/>
-                <w:b/>
-                <w:color w:val="1E293B"/>
+                <w:rFonts w:eastAsia="黑体" w:ascii="Times New Roman" w:hAnsi="Times New Roman" w:cs="Times New Roman" w:hint="eastAsia"/>
+                <w:b/>
+                <w:color w:val="000000"/>
                 <w:sz w:val="19"/>
               </w:rPr>
               <w:t>触发场景</w:t>
@@ -2065,14 +2065,14 @@
           </w:tcPr>
           <w:p>
             <w:pPr>
-              <w:spacing w:before="60" w:after="60" w:line="276" w:lineRule="auto"/>
+              <w:spacing w:before="40" w:after="40" w:line="276" w:lineRule="auto"/>
               <w:jc w:val="center"/>
             </w:pPr>
             <w:r>
               <w:rPr>
-                <w:rFonts w:ascii="微软雅黑" w:hAnsi="微软雅黑" w:eastAsia="微软雅黑" w:cs="微软雅黑" w:hint="eastAsia"/>
-                <w:b/>
-                <w:color w:val="1E293B"/>
+                <w:rFonts w:eastAsia="黑体" w:ascii="Times New Roman" w:hAnsi="Times New Roman" w:cs="Times New Roman" w:hint="eastAsia"/>
+                <w:b/>
+                <w:color w:val="000000"/>
                 <w:sz w:val="19"/>
               </w:rPr>
               <w:t>输入参数/指令</w:t>
@@ -2086,14 +2086,14 @@
           </w:tcPr>
           <w:p>
             <w:pPr>
-              <w:spacing w:before="60" w:after="60" w:line="276" w:lineRule="auto"/>
+              <w:spacing w:before="40" w:after="40" w:line="276" w:lineRule="auto"/>
               <w:jc w:val="center"/>
             </w:pPr>
             <w:r>
               <w:rPr>
-                <w:rFonts w:ascii="微软雅黑" w:hAnsi="微软雅黑" w:eastAsia="微软雅黑" w:cs="微软雅黑" w:hint="eastAsia"/>
-                <w:b/>
-                <w:color w:val="1E293B"/>
+                <w:rFonts w:eastAsia="黑体" w:ascii="Times New Roman" w:hAnsi="Times New Roman" w:cs="Times New Roman" w:hint="eastAsia"/>
+                <w:b/>
+                <w:color w:val="000000"/>
                 <w:sz w:val="19"/>
               </w:rPr>
               <w:t>期望输出产物</w:t>
@@ -2109,14 +2109,14 @@
           </w:tcPr>
           <w:p>
             <w:pPr>
-              <w:spacing w:before="60" w:after="60" w:line="276" w:lineRule="auto"/>
-              <w:jc w:val="left"/>
-            </w:pPr>
-            <w:r>
-              <w:rPr>
-                <w:rFonts w:ascii="微软雅黑" w:hAnsi="微软雅黑" w:eastAsia="微软雅黑" w:cs="微软雅黑" w:hint="eastAsia"/>
-                <w:b/>
-                <w:color w:val="1E293B"/>
+              <w:spacing w:before="40" w:after="40" w:line="276" w:lineRule="auto"/>
+              <w:jc w:val="left"/>
+            </w:pPr>
+            <w:r>
+              <w:rPr>
+                <w:rFonts w:eastAsia="宋体" w:ascii="Times New Roman" w:hAnsi="Times New Roman" w:cs="Times New Roman" w:hint="eastAsia"/>
+                <w:b/>
+                <w:color w:val="000000"/>
                 <w:sz w:val="18"/>
               </w:rPr>
               <w:t>yy-flow</w:t>
@@ -2129,14 +2129,14 @@
           </w:tcPr>
           <w:p>
             <w:pPr>
-              <w:spacing w:before="60" w:after="60" w:line="276" w:lineRule="auto"/>
-              <w:jc w:val="left"/>
-            </w:pPr>
-            <w:r>
-              <w:rPr>
-                <w:rFonts w:ascii="微软雅黑" w:hAnsi="微软雅黑" w:eastAsia="微软雅黑" w:cs="微软雅黑" w:hint="eastAsia"/>
-                <w:b w:val="0"/>
-                <w:color w:val="1E293B"/>
+              <w:spacing w:before="40" w:after="40" w:line="276" w:lineRule="auto"/>
+              <w:jc w:val="left"/>
+            </w:pPr>
+            <w:r>
+              <w:rPr>
+                <w:rFonts w:eastAsia="宋体" w:ascii="Times New Roman" w:hAnsi="Times New Roman" w:cs="Times New Roman" w:hint="eastAsia"/>
+                <w:b w:val="0"/>
+                <w:color w:val="000000"/>
                 <w:sz w:val="18"/>
               </w:rPr>
               <w:t>全生命周期多专家协同工作流编排与状态推进</w:t>
@@ -2149,14 +2149,14 @@
           </w:tcPr>
           <w:p>
             <w:pPr>
-              <w:spacing w:before="60" w:after="60" w:line="276" w:lineRule="auto"/>
-              <w:jc w:val="left"/>
-            </w:pPr>
-            <w:r>
-              <w:rPr>
-                <w:rFonts w:ascii="微软雅黑" w:hAnsi="微软雅黑" w:eastAsia="微软雅黑" w:cs="微软雅黑" w:hint="eastAsia"/>
-                <w:b w:val="0"/>
-                <w:color w:val="1E293B"/>
+              <w:spacing w:before="40" w:after="40" w:line="276" w:lineRule="auto"/>
+              <w:jc w:val="left"/>
+            </w:pPr>
+            <w:r>
+              <w:rPr>
+                <w:rFonts w:eastAsia="宋体" w:ascii="Times New Roman" w:hAnsi="Times New Roman" w:cs="Times New Roman" w:hint="eastAsia"/>
+                <w:b w:val="0"/>
+                <w:color w:val="000000"/>
                 <w:sz w:val="18"/>
               </w:rPr>
               <w:t>自然语言指令 / /yy-flow</w:t>
@@ -2169,14 +2169,14 @@
           </w:tcPr>
           <w:p>
             <w:pPr>
-              <w:spacing w:before="60" w:after="60" w:line="276" w:lineRule="auto"/>
-              <w:jc w:val="left"/>
-            </w:pPr>
-            <w:r>
-              <w:rPr>
-                <w:rFonts w:ascii="微软雅黑" w:hAnsi="微软雅黑" w:eastAsia="微软雅黑" w:cs="微软雅黑" w:hint="eastAsia"/>
-                <w:b w:val="0"/>
-                <w:color w:val="1E293B"/>
+              <w:spacing w:before="40" w:after="40" w:line="276" w:lineRule="auto"/>
+              <w:jc w:val="left"/>
+            </w:pPr>
+            <w:r>
+              <w:rPr>
+                <w:rFonts w:eastAsia="宋体" w:ascii="Times New Roman" w:hAnsi="Times New Roman" w:cs="Times New Roman" w:hint="eastAsia"/>
+                <w:b w:val="0"/>
+                <w:color w:val="000000"/>
                 <w:sz w:val="18"/>
               </w:rPr>
               <w:t>8 位专家按序流转，推进任务自需求至验收</w:t>
@@ -2192,14 +2192,14 @@
           </w:tcPr>
           <w:p>
             <w:pPr>
-              <w:spacing w:before="60" w:after="60" w:line="276" w:lineRule="auto"/>
-              <w:jc w:val="left"/>
-            </w:pPr>
-            <w:r>
-              <w:rPr>
-                <w:rFonts w:ascii="微软雅黑" w:hAnsi="微软雅黑" w:eastAsia="微软雅黑" w:cs="微软雅黑" w:hint="eastAsia"/>
-                <w:b/>
-                <w:color w:val="1E293B"/>
+              <w:spacing w:before="40" w:after="40" w:line="276" w:lineRule="auto"/>
+              <w:jc w:val="left"/>
+            </w:pPr>
+            <w:r>
+              <w:rPr>
+                <w:rFonts w:eastAsia="宋体" w:ascii="Times New Roman" w:hAnsi="Times New Roman" w:cs="Times New Roman" w:hint="eastAsia"/>
+                <w:b/>
+                <w:color w:val="000000"/>
                 <w:sz w:val="18"/>
               </w:rPr>
               <w:t>yy-flow-start</w:t>
@@ -2212,14 +2212,14 @@
           </w:tcPr>
           <w:p>
             <w:pPr>
-              <w:spacing w:before="60" w:after="60" w:line="276" w:lineRule="auto"/>
-              <w:jc w:val="left"/>
-            </w:pPr>
-            <w:r>
-              <w:rPr>
-                <w:rFonts w:ascii="微软雅黑" w:hAnsi="微软雅黑" w:eastAsia="微软雅黑" w:cs="微软雅黑" w:hint="eastAsia"/>
-                <w:b w:val="0"/>
-                <w:color w:val="1E293B"/>
+              <w:spacing w:before="40" w:after="40" w:line="276" w:lineRule="auto"/>
+              <w:jc w:val="left"/>
+            </w:pPr>
+            <w:r>
+              <w:rPr>
+                <w:rFonts w:eastAsia="宋体" w:ascii="Times New Roman" w:hAnsi="Times New Roman" w:cs="Times New Roman" w:hint="eastAsia"/>
+                <w:b w:val="0"/>
+                <w:color w:val="000000"/>
                 <w:sz w:val="18"/>
               </w:rPr>
               <w:t>项目开工与自动化技术栈扫描初始化</w:t>
@@ -2232,14 +2232,14 @@
           </w:tcPr>
           <w:p>
             <w:pPr>
-              <w:spacing w:before="60" w:after="60" w:line="276" w:lineRule="auto"/>
-              <w:jc w:val="left"/>
-            </w:pPr>
-            <w:r>
-              <w:rPr>
-                <w:rFonts w:ascii="微软雅黑" w:hAnsi="微软雅黑" w:eastAsia="微软雅黑" w:cs="微软雅黑" w:hint="eastAsia"/>
-                <w:b w:val="0"/>
-                <w:color w:val="1E293B"/>
+              <w:spacing w:before="40" w:after="40" w:line="276" w:lineRule="auto"/>
+              <w:jc w:val="left"/>
+            </w:pPr>
+            <w:r>
+              <w:rPr>
+                <w:rFonts w:eastAsia="宋体" w:ascii="Times New Roman" w:hAnsi="Times New Roman" w:cs="Times New Roman" w:hint="eastAsia"/>
+                <w:b w:val="0"/>
+                <w:color w:val="000000"/>
                 <w:sz w:val="18"/>
               </w:rPr>
               <w:t>/yy-flow start [项目路径]</w:t>
@@ -2252,14 +2252,14 @@
           </w:tcPr>
           <w:p>
             <w:pPr>
-              <w:spacing w:before="60" w:after="60" w:line="276" w:lineRule="auto"/>
-              <w:jc w:val="left"/>
-            </w:pPr>
-            <w:r>
-              <w:rPr>
-                <w:rFonts w:ascii="微软雅黑" w:hAnsi="微软雅黑" w:eastAsia="微软雅黑" w:cs="微软雅黑" w:hint="eastAsia"/>
-                <w:b w:val="0"/>
-                <w:color w:val="1E293B"/>
+              <w:spacing w:before="40" w:after="40" w:line="276" w:lineRule="auto"/>
+              <w:jc w:val="left"/>
+            </w:pPr>
+            <w:r>
+              <w:rPr>
+                <w:rFonts w:eastAsia="宋体" w:ascii="Times New Roman" w:hAnsi="Times New Roman" w:cs="Times New Roman" w:hint="eastAsia"/>
+                <w:b w:val="0"/>
+                <w:color w:val="000000"/>
                 <w:sz w:val="18"/>
               </w:rPr>
               <w:t>完成架构扫描、生成多专家上下文与看板初始配置</w:t>
@@ -2275,14 +2275,14 @@
           </w:tcPr>
           <w:p>
             <w:pPr>
-              <w:spacing w:before="60" w:after="60" w:line="276" w:lineRule="auto"/>
-              <w:jc w:val="left"/>
-            </w:pPr>
-            <w:r>
-              <w:rPr>
-                <w:rFonts w:ascii="微软雅黑" w:hAnsi="微软雅黑" w:eastAsia="微软雅黑" w:cs="微软雅黑" w:hint="eastAsia"/>
-                <w:b/>
-                <w:color w:val="1E293B"/>
+              <w:spacing w:before="40" w:after="40" w:line="276" w:lineRule="auto"/>
+              <w:jc w:val="left"/>
+            </w:pPr>
+            <w:r>
+              <w:rPr>
+                <w:rFonts w:eastAsia="宋体" w:ascii="Times New Roman" w:hAnsi="Times New Roman" w:cs="Times New Roman" w:hint="eastAsia"/>
+                <w:b/>
+                <w:color w:val="000000"/>
                 <w:sz w:val="18"/>
               </w:rPr>
               <w:t>yy-flow-status</w:t>
@@ -2295,14 +2295,14 @@
           </w:tcPr>
           <w:p>
             <w:pPr>
-              <w:spacing w:before="60" w:after="60" w:line="276" w:lineRule="auto"/>
-              <w:jc w:val="left"/>
-            </w:pPr>
-            <w:r>
-              <w:rPr>
-                <w:rFonts w:ascii="微软雅黑" w:hAnsi="微软雅黑" w:eastAsia="微软雅黑" w:cs="微软雅黑" w:hint="eastAsia"/>
-                <w:b w:val="0"/>
-                <w:color w:val="1E293B"/>
+              <w:spacing w:before="40" w:after="40" w:line="276" w:lineRule="auto"/>
+              <w:jc w:val="left"/>
+            </w:pPr>
+            <w:r>
+              <w:rPr>
+                <w:rFonts w:eastAsia="宋体" w:ascii="Times New Roman" w:hAnsi="Times New Roman" w:cs="Times New Roman" w:hint="eastAsia"/>
+                <w:b w:val="0"/>
+                <w:color w:val="000000"/>
                 <w:sz w:val="18"/>
               </w:rPr>
               <w:t>多专家当前任务状态与在制品进度查询</w:t>
@@ -2315,14 +2315,14 @@
           </w:tcPr>
           <w:p>
             <w:pPr>
-              <w:spacing w:before="60" w:after="60" w:line="276" w:lineRule="auto"/>
-              <w:jc w:val="left"/>
-            </w:pPr>
-            <w:r>
-              <w:rPr>
-                <w:rFonts w:ascii="微软雅黑" w:hAnsi="微软雅黑" w:eastAsia="微软雅黑" w:cs="微软雅黑" w:hint="eastAsia"/>
-                <w:b w:val="0"/>
-                <w:color w:val="1E293B"/>
+              <w:spacing w:before="40" w:after="40" w:line="276" w:lineRule="auto"/>
+              <w:jc w:val="left"/>
+            </w:pPr>
+            <w:r>
+              <w:rPr>
+                <w:rFonts w:eastAsia="宋体" w:ascii="Times New Roman" w:hAnsi="Times New Roman" w:cs="Times New Roman" w:hint="eastAsia"/>
+                <w:b w:val="0"/>
+                <w:color w:val="000000"/>
                 <w:sz w:val="18"/>
               </w:rPr>
               <w:t>/yy-flow status</w:t>
@@ -2335,14 +2335,14 @@
           </w:tcPr>
           <w:p>
             <w:pPr>
-              <w:spacing w:before="60" w:after="60" w:line="276" w:lineRule="auto"/>
-              <w:jc w:val="left"/>
-            </w:pPr>
-            <w:r>
-              <w:rPr>
-                <w:rFonts w:ascii="微软雅黑" w:hAnsi="微软雅黑" w:eastAsia="微软雅黑" w:cs="微软雅黑" w:hint="eastAsia"/>
-                <w:b w:val="0"/>
-                <w:color w:val="1E293B"/>
+              <w:spacing w:before="40" w:after="40" w:line="276" w:lineRule="auto"/>
+              <w:jc w:val="left"/>
+            </w:pPr>
+            <w:r>
+              <w:rPr>
+                <w:rFonts w:eastAsia="宋体" w:ascii="Times New Roman" w:hAnsi="Times New Roman" w:cs="Times New Roman" w:hint="eastAsia"/>
+                <w:b w:val="0"/>
+                <w:color w:val="000000"/>
                 <w:sz w:val="18"/>
               </w:rPr>
               <w:t>输出终端结构化看板与各角色在制品卡片详情</w:t>
@@ -2358,14 +2358,14 @@
           </w:tcPr>
           <w:p>
             <w:pPr>
-              <w:spacing w:before="60" w:after="60" w:line="276" w:lineRule="auto"/>
-              <w:jc w:val="left"/>
-            </w:pPr>
-            <w:r>
-              <w:rPr>
-                <w:rFonts w:ascii="微软雅黑" w:hAnsi="微软雅黑" w:eastAsia="微软雅黑" w:cs="微软雅黑" w:hint="eastAsia"/>
-                <w:b/>
-                <w:color w:val="1E293B"/>
+              <w:spacing w:before="40" w:after="40" w:line="276" w:lineRule="auto"/>
+              <w:jc w:val="left"/>
+            </w:pPr>
+            <w:r>
+              <w:rPr>
+                <w:rFonts w:eastAsia="宋体" w:ascii="Times New Roman" w:hAnsi="Times New Roman" w:cs="Times New Roman" w:hint="eastAsia"/>
+                <w:b/>
+                <w:color w:val="000000"/>
                 <w:sz w:val="18"/>
               </w:rPr>
               <w:t>yy-flow-kanban</w:t>
@@ -2378,14 +2378,14 @@
           </w:tcPr>
           <w:p>
             <w:pPr>
-              <w:spacing w:before="60" w:after="60" w:line="276" w:lineRule="auto"/>
-              <w:jc w:val="left"/>
-            </w:pPr>
-            <w:r>
-              <w:rPr>
-                <w:rFonts w:ascii="微软雅黑" w:hAnsi="微软雅黑" w:eastAsia="微软雅黑" w:cs="微软雅黑" w:hint="eastAsia"/>
-                <w:b w:val="0"/>
-                <w:color w:val="1E293B"/>
+              <w:spacing w:before="40" w:after="40" w:line="276" w:lineRule="auto"/>
+              <w:jc w:val="left"/>
+            </w:pPr>
+            <w:r>
+              <w:rPr>
+                <w:rFonts w:eastAsia="宋体" w:ascii="Times New Roman" w:hAnsi="Times New Roman" w:cs="Times New Roman" w:hint="eastAsia"/>
+                <w:b w:val="0"/>
+                <w:color w:val="000000"/>
                 <w:sz w:val="18"/>
               </w:rPr>
               <w:t>启动本地可视化 Web 看板服务</w:t>
@@ -2398,14 +2398,14 @@
           </w:tcPr>
           <w:p>
             <w:pPr>
-              <w:spacing w:before="60" w:after="60" w:line="276" w:lineRule="auto"/>
-              <w:jc w:val="left"/>
-            </w:pPr>
-            <w:r>
-              <w:rPr>
-                <w:rFonts w:ascii="微软雅黑" w:hAnsi="微软雅黑" w:eastAsia="微软雅黑" w:cs="微软雅黑" w:hint="eastAsia"/>
-                <w:b w:val="0"/>
-                <w:color w:val="1E293B"/>
+              <w:spacing w:before="40" w:after="40" w:line="276" w:lineRule="auto"/>
+              <w:jc w:val="left"/>
+            </w:pPr>
+            <w:r>
+              <w:rPr>
+                <w:rFonts w:eastAsia="宋体" w:ascii="Times New Roman" w:hAnsi="Times New Roman" w:cs="Times New Roman" w:hint="eastAsia"/>
+                <w:b w:val="0"/>
+                <w:color w:val="000000"/>
                 <w:sz w:val="18"/>
               </w:rPr>
               <w:t>/yy-flow kanban [端口]</w:t>
@@ -2418,14 +2418,14 @@
           </w:tcPr>
           <w:p>
             <w:pPr>
-              <w:spacing w:before="60" w:after="60" w:line="276" w:lineRule="auto"/>
-              <w:jc w:val="left"/>
-            </w:pPr>
-            <w:r>
-              <w:rPr>
-                <w:rFonts w:ascii="微软雅黑" w:hAnsi="微软雅黑" w:eastAsia="微软雅黑" w:cs="微软雅黑" w:hint="eastAsia"/>
-                <w:b w:val="0"/>
-                <w:color w:val="1E293B"/>
+              <w:spacing w:before="40" w:after="40" w:line="276" w:lineRule="auto"/>
+              <w:jc w:val="left"/>
+            </w:pPr>
+            <w:r>
+              <w:rPr>
+                <w:rFonts w:eastAsia="宋体" w:ascii="Times New Roman" w:hAnsi="Times New Roman" w:cs="Times New Roman" w:hint="eastAsia"/>
+                <w:b w:val="0"/>
+                <w:color w:val="000000"/>
                 <w:sz w:val="18"/>
               </w:rPr>
               <w:t>启动 HTTP 实时看板服务并输出可视化浏览器看板</w:t>
@@ -2441,14 +2441,14 @@
           </w:tcPr>
           <w:p>
             <w:pPr>
-              <w:spacing w:before="60" w:after="60" w:line="276" w:lineRule="auto"/>
-              <w:jc w:val="left"/>
-            </w:pPr>
-            <w:r>
-              <w:rPr>
-                <w:rFonts w:ascii="微软雅黑" w:hAnsi="微软雅黑" w:eastAsia="微软雅黑" w:cs="微软雅黑" w:hint="eastAsia"/>
-                <w:b/>
-                <w:color w:val="1E293B"/>
+              <w:spacing w:before="40" w:after="40" w:line="276" w:lineRule="auto"/>
+              <w:jc w:val="left"/>
+            </w:pPr>
+            <w:r>
+              <w:rPr>
+                <w:rFonts w:eastAsia="宋体" w:ascii="Times New Roman" w:hAnsi="Times New Roman" w:cs="Times New Roman" w:hint="eastAsia"/>
+                <w:b/>
+                <w:color w:val="000000"/>
                 <w:sz w:val="18"/>
               </w:rPr>
               <w:t>yy-flow-metrics</w:t>
@@ -2461,14 +2461,14 @@
           </w:tcPr>
           <w:p>
             <w:pPr>
-              <w:spacing w:before="60" w:after="60" w:line="276" w:lineRule="auto"/>
-              <w:jc w:val="left"/>
-            </w:pPr>
-            <w:r>
-              <w:rPr>
-                <w:rFonts w:ascii="微软雅黑" w:hAnsi="微软雅黑" w:eastAsia="微软雅黑" w:cs="微软雅黑" w:hint="eastAsia"/>
-                <w:b w:val="0"/>
-                <w:color w:val="1E293B"/>
+              <w:spacing w:before="40" w:after="40" w:line="276" w:lineRule="auto"/>
+              <w:jc w:val="left"/>
+            </w:pPr>
+            <w:r>
+              <w:rPr>
+                <w:rFonts w:eastAsia="宋体" w:ascii="Times New Roman" w:hAnsi="Times New Roman" w:cs="Times New Roman" w:hint="eastAsia"/>
+                <w:b w:val="0"/>
+                <w:color w:val="000000"/>
                 <w:sz w:val="18"/>
               </w:rPr>
               <w:t>研发质量度量与合规数据分析</w:t>
@@ -2481,14 +2481,14 @@
           </w:tcPr>
           <w:p>
             <w:pPr>
-              <w:spacing w:before="60" w:after="60" w:line="276" w:lineRule="auto"/>
-              <w:jc w:val="left"/>
-            </w:pPr>
-            <w:r>
-              <w:rPr>
-                <w:rFonts w:ascii="微软雅黑" w:hAnsi="微软雅黑" w:eastAsia="微软雅黑" w:cs="微软雅黑" w:hint="eastAsia"/>
-                <w:b w:val="0"/>
-                <w:color w:val="1E293B"/>
+              <w:spacing w:before="40" w:after="40" w:line="276" w:lineRule="auto"/>
+              <w:jc w:val="left"/>
+            </w:pPr>
+            <w:r>
+              <w:rPr>
+                <w:rFonts w:eastAsia="宋体" w:ascii="Times New Roman" w:hAnsi="Times New Roman" w:cs="Times New Roman" w:hint="eastAsia"/>
+                <w:b w:val="0"/>
+                <w:color w:val="000000"/>
                 <w:sz w:val="18"/>
               </w:rPr>
               <w:t>/yy-flow metrics</w:t>
@@ -2501,14 +2501,14 @@
           </w:tcPr>
           <w:p>
             <w:pPr>
-              <w:spacing w:before="60" w:after="60" w:line="276" w:lineRule="auto"/>
-              <w:jc w:val="left"/>
-            </w:pPr>
-            <w:r>
-              <w:rPr>
-                <w:rFonts w:ascii="微软雅黑" w:hAnsi="微软雅黑" w:eastAsia="微软雅黑" w:cs="微软雅黑" w:hint="eastAsia"/>
-                <w:b w:val="0"/>
-                <w:color w:val="1E293B"/>
+              <w:spacing w:before="40" w:after="40" w:line="276" w:lineRule="auto"/>
+              <w:jc w:val="left"/>
+            </w:pPr>
+            <w:r>
+              <w:rPr>
+                <w:rFonts w:eastAsia="宋体" w:ascii="Times New Roman" w:hAnsi="Times New Roman" w:cs="Times New Roman" w:hint="eastAsia"/>
+                <w:b w:val="0"/>
+                <w:color w:val="000000"/>
                 <w:sz w:val="18"/>
               </w:rPr>
               <w:t>输出流转周期、打回率、WIP 并发与质量得分报表</w:t>
@@ -2525,30 +2525,30 @@
       <w:bookmarkStart w:id="mslftd0cxdb828t4yfo" w:name="mslftd0cxdb828t4yfo"/>
       <w:pPr>
         <w:pStyle w:val="dingding-heading2"/>
-        <w:spacing w:line="300" w:before="200" w:after="80" w:lineRule="auto"/>
+        <w:spacing w:line="312" w:before="200" w:after="80" w:lineRule="auto"/>
         <w:jc w:val="left"/>
       </w:pPr>
       <w:bookmarkEnd w:id="mslftd0cxdb828t4yfo"/>
       <w:r>
         <w:rPr>
-          <w:rFonts w:ascii="微软雅黑" w:hAnsi="微软雅黑" w:eastAsia="微软雅黑" w:cs="微软雅黑" w:hint="eastAsia"/>
+          <w:rFonts w:eastAsia="黑体" w:ascii="Times New Roman" w:hAnsi="Times New Roman" w:cs="Times New Roman" w:hint="eastAsia"/>
           <w:b/>
-          <w:color w:val="1E293B"/>
-          <w:sz w:val="23"/>
+          <w:color w:val="111827"/>
+          <w:sz w:val="24"/>
         </w:rPr>
         <w:t>4.2 连接器 MCP 清单</w:t>
       </w:r>
     </w:p>
     <w:p>
       <w:pPr>
-        <w:spacing w:before="40" w:after="80" w:line="300" w:lineRule="auto"/>
+        <w:spacing w:before="40" w:after="80" w:line="312" w:lineRule="auto"/>
         <w:jc w:val="left"/>
       </w:pPr>
       <w:r>
         <w:rPr>
-          <w:rFonts w:ascii="微软雅黑" w:hAnsi="微软雅黑" w:eastAsia="微软雅黑" w:cs="微软雅黑" w:hint="eastAsia"/>
+          <w:rFonts w:eastAsia="楷体" w:ascii="Times New Roman" w:hAnsi="Times New Roman" w:cs="Times New Roman" w:hint="eastAsia"/>
           <w:b w:val="0"/>
-          <w:color w:val="64748B"/>
+          <w:color w:val="4B5563"/>
           <w:sz w:val="19"/>
         </w:rPr>
         <w:t>注：本套件采用本地原生轻量 CLI 引擎驱动，无需额外封装外部独立 MCP 连接器。</w:t>
@@ -2573,14 +2573,14 @@
           </w:tcPr>
           <w:p>
             <w:pPr>
-              <w:spacing w:before="60" w:after="60" w:line="276" w:lineRule="auto"/>
+              <w:spacing w:before="40" w:after="40" w:line="276" w:lineRule="auto"/>
               <w:jc w:val="center"/>
             </w:pPr>
             <w:r>
               <w:rPr>
-                <w:rFonts w:ascii="微软雅黑" w:hAnsi="微软雅黑" w:eastAsia="微软雅黑" w:cs="微软雅黑" w:hint="eastAsia"/>
-                <w:b/>
-                <w:color w:val="1E293B"/>
+                <w:rFonts w:eastAsia="黑体" w:ascii="Times New Roman" w:hAnsi="Times New Roman" w:cs="Times New Roman" w:hint="eastAsia"/>
+                <w:b/>
+                <w:color w:val="000000"/>
                 <w:sz w:val="19"/>
               </w:rPr>
               <w:t>连接器 MCP 名称</w:t>
@@ -2594,14 +2594,14 @@
           </w:tcPr>
           <w:p>
             <w:pPr>
-              <w:spacing w:before="60" w:after="60" w:line="276" w:lineRule="auto"/>
+              <w:spacing w:before="40" w:after="40" w:line="276" w:lineRule="auto"/>
               <w:jc w:val="center"/>
             </w:pPr>
             <w:r>
               <w:rPr>
-                <w:rFonts w:ascii="微软雅黑" w:hAnsi="微软雅黑" w:eastAsia="微软雅黑" w:cs="微软雅黑" w:hint="eastAsia"/>
-                <w:b/>
-                <w:color w:val="1E293B"/>
+                <w:rFonts w:eastAsia="黑体" w:ascii="Times New Roman" w:hAnsi="Times New Roman" w:cs="Times New Roman" w:hint="eastAsia"/>
+                <w:b/>
+                <w:color w:val="000000"/>
                 <w:sz w:val="19"/>
               </w:rPr>
               <w:t>能力说明</w:t>
@@ -2615,14 +2615,14 @@
           </w:tcPr>
           <w:p>
             <w:pPr>
-              <w:spacing w:before="60" w:after="60" w:line="276" w:lineRule="auto"/>
+              <w:spacing w:before="40" w:after="40" w:line="276" w:lineRule="auto"/>
               <w:jc w:val="center"/>
             </w:pPr>
             <w:r>
               <w:rPr>
-                <w:rFonts w:ascii="微软雅黑" w:hAnsi="微软雅黑" w:eastAsia="微软雅黑" w:cs="微软雅黑" w:hint="eastAsia"/>
-                <w:b/>
-                <w:color w:val="1E293B"/>
+                <w:rFonts w:eastAsia="黑体" w:ascii="Times New Roman" w:hAnsi="Times New Roman" w:cs="Times New Roman" w:hint="eastAsia"/>
+                <w:b/>
+                <w:color w:val="000000"/>
                 <w:sz w:val="19"/>
               </w:rPr>
               <w:t>内置 Tool 工具清单</w:t>
@@ -2638,14 +2638,14 @@
           </w:tcPr>
           <w:p>
             <w:pPr>
-              <w:spacing w:before="60" w:after="60" w:line="276" w:lineRule="auto"/>
-              <w:jc w:val="left"/>
-            </w:pPr>
-            <w:r>
-              <w:rPr>
-                <w:rFonts w:ascii="微软雅黑" w:hAnsi="微软雅黑" w:eastAsia="微软雅黑" w:cs="微软雅黑" w:hint="eastAsia"/>
-                <w:b/>
-                <w:color w:val="1E293B"/>
+              <w:spacing w:before="40" w:after="40" w:line="276" w:lineRule="auto"/>
+              <w:jc w:val="left"/>
+            </w:pPr>
+            <w:r>
+              <w:rPr>
+                <w:rFonts w:eastAsia="宋体" w:ascii="Times New Roman" w:hAnsi="Times New Roman" w:cs="Times New Roman" w:hint="eastAsia"/>
+                <w:b/>
+                <w:color w:val="000000"/>
                 <w:sz w:val="18"/>
               </w:rPr>
               <w:t>多专家协同原生引擎</w:t>
@@ -2660,14 +2660,14 @@
           </w:tcPr>
           <w:p>
             <w:pPr>
-              <w:spacing w:before="60" w:after="60" w:line="276" w:lineRule="auto"/>
-              <w:jc w:val="left"/>
-            </w:pPr>
-            <w:r>
-              <w:rPr>
-                <w:rFonts w:ascii="微软雅黑" w:hAnsi="微软雅黑" w:eastAsia="微软雅黑" w:cs="微软雅黑" w:hint="eastAsia"/>
-                <w:b w:val="0"/>
-                <w:color w:val="1E293B"/>
+              <w:spacing w:before="40" w:after="40" w:line="276" w:lineRule="auto"/>
+              <w:jc w:val="left"/>
+            </w:pPr>
+            <w:r>
+              <w:rPr>
+                <w:rFonts w:eastAsia="宋体" w:ascii="Times New Roman" w:hAnsi="Times New Roman" w:cs="Times New Roman" w:hint="eastAsia"/>
+                <w:b w:val="0"/>
+                <w:color w:val="000000"/>
                 <w:sz w:val="18"/>
               </w:rPr>
               <w:t>本套件采用本地轻量 CLI 脚本引擎与 Git 钩子驱动，无需依赖外部独立 MCP 服务，零额外网络开销，支持完全离线与私有化安全运行。</w:t>
@@ -2680,14 +2680,14 @@
           </w:tcPr>
           <w:p>
             <w:pPr>
-              <w:spacing w:before="60" w:after="60" w:line="276" w:lineRule="auto"/>
-              <w:jc w:val="left"/>
-            </w:pPr>
-            <w:r>
-              <w:rPr>
-                <w:rFonts w:ascii="微软雅黑" w:hAnsi="微软雅黑" w:eastAsia="微软雅黑" w:cs="微软雅黑" w:hint="eastAsia"/>
-                <w:b w:val="0"/>
-                <w:color w:val="1E293B"/>
+              <w:spacing w:before="40" w:after="40" w:line="276" w:lineRule="auto"/>
+              <w:jc w:val="left"/>
+            </w:pPr>
+            <w:r>
+              <w:rPr>
+                <w:rFonts w:eastAsia="宋体" w:ascii="Times New Roman" w:hAnsi="Times New Roman" w:cs="Times New Roman" w:hint="eastAsia"/>
+                <w:b w:val="0"/>
+                <w:color w:val="000000"/>
                 <w:sz w:val="18"/>
               </w:rPr>
               <w:t>内置 35 项流转、门禁、度量与看板核心脚本工具（含 transition_task, verify_git_gate, check_stage_gate 等）</w:t>
@@ -2702,7 +2702,7 @@
     </w:p>
     <w:sectPr>
       <w:pgSz w:w="23820" w:h="16905"/>
-      <w:pgMar w:top="1152" w:right="1152" w:bottom="1152" w:left="1152" w:header="850.95" w:footer="991.95" w:gutter="0"/>
+      <w:pgMar w:top="1440" w:right="1584" w:bottom="1440" w:left="1584" w:header="850.95" w:footer="991.95" w:gutter="0"/>
       <w:type w:val="nextPage"/>
     </w:sectPr>
   </w:body>
